--- a/notes_30May2023.docx
+++ b/notes_30May2023.docx
@@ -8,11 +8,19 @@
           <w:lang w:val="en-US"/>
         </w:rPr>
       </w:pPr>
-      <w:r>
-        <w:rPr>
-          <w:lang w:val="en-US"/>
-        </w:rPr>
-        <w:t>Autowiring:</w:t>
+      <w:proofErr w:type="spellStart"/>
+      <w:r>
+        <w:rPr>
+          <w:lang w:val="en-US"/>
+        </w:rPr>
+        <w:t>Autowiring</w:t>
+      </w:r>
+      <w:proofErr w:type="spellEnd"/>
+      <w:r>
+        <w:rPr>
+          <w:lang w:val="en-US"/>
+        </w:rPr>
+        <w:t>:</w:t>
       </w:r>
     </w:p>
     <w:p>
@@ -84,7 +92,20 @@
           <w:lang w:val="en-US"/>
         </w:rPr>
         <w:tab/>
-        <w:t>quickstart)</w:t>
+      </w:r>
+      <w:proofErr w:type="spellStart"/>
+      <w:r>
+        <w:rPr>
+          <w:lang w:val="en-US"/>
+        </w:rPr>
+        <w:t>quickstart</w:t>
+      </w:r>
+      <w:proofErr w:type="spellEnd"/>
+      <w:r>
+        <w:rPr>
+          <w:lang w:val="en-US"/>
+        </w:rPr>
+        <w:t>)</w:t>
       </w:r>
     </w:p>
     <w:p>
@@ -190,7 +211,23 @@
         <w:rPr>
           <w:lang w:val="en-US"/>
         </w:rPr>
-        <w:t>package com.ust.spring;</w:t>
+        <w:t xml:space="preserve">package </w:t>
+      </w:r>
+      <w:proofErr w:type="spellStart"/>
+      <w:proofErr w:type="gramStart"/>
+      <w:r>
+        <w:rPr>
+          <w:lang w:val="en-US"/>
+        </w:rPr>
+        <w:t>com.ust.spring</w:t>
+      </w:r>
+      <w:proofErr w:type="spellEnd"/>
+      <w:proofErr w:type="gramEnd"/>
+      <w:r>
+        <w:rPr>
+          <w:lang w:val="en-US"/>
+        </w:rPr>
+        <w:t>;</w:t>
       </w:r>
     </w:p>
     <w:p>
@@ -242,95 +279,192 @@
           <w:lang w:val="en-US"/>
         </w:rPr>
         <w:tab/>
-        <w:t>private String firstName;</w:t>
-      </w:r>
-    </w:p>
-    <w:p>
-      <w:pPr>
-        <w:pStyle w:val="ListParagraph"/>
-        <w:rPr>
-          <w:lang w:val="en-US"/>
-        </w:rPr>
-      </w:pPr>
-      <w:r>
-        <w:rPr>
-          <w:lang w:val="en-US"/>
-        </w:rPr>
-        <w:tab/>
-        <w:t>private String lastName;</w:t>
-      </w:r>
-    </w:p>
-    <w:p>
-      <w:pPr>
-        <w:pStyle w:val="ListParagraph"/>
-        <w:rPr>
-          <w:lang w:val="en-US"/>
-        </w:rPr>
-      </w:pPr>
-      <w:r>
-        <w:rPr>
-          <w:lang w:val="en-US"/>
-        </w:rPr>
-        <w:tab/>
-      </w:r>
-    </w:p>
-    <w:p>
-      <w:pPr>
-        <w:pStyle w:val="ListParagraph"/>
-        <w:rPr>
-          <w:lang w:val="en-US"/>
-        </w:rPr>
-      </w:pPr>
-      <w:r>
-        <w:rPr>
-          <w:lang w:val="en-US"/>
-        </w:rPr>
-        <w:tab/>
-        <w:t>public Author() {}</w:t>
-      </w:r>
-    </w:p>
-    <w:p>
-      <w:pPr>
-        <w:pStyle w:val="ListParagraph"/>
-        <w:rPr>
-          <w:lang w:val="en-US"/>
-        </w:rPr>
-      </w:pPr>
-    </w:p>
-    <w:p>
-      <w:pPr>
-        <w:pStyle w:val="ListParagraph"/>
-        <w:rPr>
-          <w:lang w:val="en-US"/>
-        </w:rPr>
-      </w:pPr>
-      <w:r>
-        <w:rPr>
-          <w:lang w:val="en-US"/>
-        </w:rPr>
-        <w:tab/>
-        <w:t>public Author(Integer id, String firstName, String lastName) {</w:t>
-      </w:r>
-    </w:p>
-    <w:p>
-      <w:pPr>
-        <w:pStyle w:val="ListParagraph"/>
-        <w:rPr>
-          <w:lang w:val="en-US"/>
-        </w:rPr>
-      </w:pPr>
-      <w:r>
-        <w:rPr>
-          <w:lang w:val="en-US"/>
-        </w:rPr>
-        <w:tab/>
-      </w:r>
-      <w:r>
-        <w:rPr>
-          <w:lang w:val="en-US"/>
-        </w:rPr>
-        <w:tab/>
-        <w:t>super();</w:t>
+        <w:t xml:space="preserve">private String </w:t>
+      </w:r>
+      <w:proofErr w:type="spellStart"/>
+      <w:r>
+        <w:rPr>
+          <w:lang w:val="en-US"/>
+        </w:rPr>
+        <w:t>firstName</w:t>
+      </w:r>
+      <w:proofErr w:type="spellEnd"/>
+      <w:r>
+        <w:rPr>
+          <w:lang w:val="en-US"/>
+        </w:rPr>
+        <w:t>;</w:t>
+      </w:r>
+    </w:p>
+    <w:p>
+      <w:pPr>
+        <w:pStyle w:val="ListParagraph"/>
+        <w:rPr>
+          <w:lang w:val="en-US"/>
+        </w:rPr>
+      </w:pPr>
+      <w:r>
+        <w:rPr>
+          <w:lang w:val="en-US"/>
+        </w:rPr>
+        <w:tab/>
+        <w:t xml:space="preserve">private String </w:t>
+      </w:r>
+      <w:proofErr w:type="spellStart"/>
+      <w:r>
+        <w:rPr>
+          <w:lang w:val="en-US"/>
+        </w:rPr>
+        <w:t>lastName</w:t>
+      </w:r>
+      <w:proofErr w:type="spellEnd"/>
+      <w:r>
+        <w:rPr>
+          <w:lang w:val="en-US"/>
+        </w:rPr>
+        <w:t>;</w:t>
+      </w:r>
+    </w:p>
+    <w:p>
+      <w:pPr>
+        <w:pStyle w:val="ListParagraph"/>
+        <w:rPr>
+          <w:lang w:val="en-US"/>
+        </w:rPr>
+      </w:pPr>
+      <w:r>
+        <w:rPr>
+          <w:lang w:val="en-US"/>
+        </w:rPr>
+        <w:tab/>
+      </w:r>
+    </w:p>
+    <w:p>
+      <w:pPr>
+        <w:pStyle w:val="ListParagraph"/>
+        <w:rPr>
+          <w:lang w:val="en-US"/>
+        </w:rPr>
+      </w:pPr>
+      <w:r>
+        <w:rPr>
+          <w:lang w:val="en-US"/>
+        </w:rPr>
+        <w:tab/>
+        <w:t xml:space="preserve">public </w:t>
+      </w:r>
+      <w:proofErr w:type="gramStart"/>
+      <w:r>
+        <w:rPr>
+          <w:lang w:val="en-US"/>
+        </w:rPr>
+        <w:t>Author(</w:t>
+      </w:r>
+      <w:proofErr w:type="gramEnd"/>
+      <w:r>
+        <w:rPr>
+          <w:lang w:val="en-US"/>
+        </w:rPr>
+        <w:t>) {}</w:t>
+      </w:r>
+    </w:p>
+    <w:p>
+      <w:pPr>
+        <w:pStyle w:val="ListParagraph"/>
+        <w:rPr>
+          <w:lang w:val="en-US"/>
+        </w:rPr>
+      </w:pPr>
+    </w:p>
+    <w:p>
+      <w:pPr>
+        <w:pStyle w:val="ListParagraph"/>
+        <w:rPr>
+          <w:lang w:val="en-US"/>
+        </w:rPr>
+      </w:pPr>
+      <w:r>
+        <w:rPr>
+          <w:lang w:val="en-US"/>
+        </w:rPr>
+        <w:tab/>
+        <w:t xml:space="preserve">public </w:t>
+      </w:r>
+      <w:proofErr w:type="gramStart"/>
+      <w:r>
+        <w:rPr>
+          <w:lang w:val="en-US"/>
+        </w:rPr>
+        <w:t>Author(</w:t>
+      </w:r>
+      <w:proofErr w:type="gramEnd"/>
+      <w:r>
+        <w:rPr>
+          <w:lang w:val="en-US"/>
+        </w:rPr>
+        <w:t xml:space="preserve">Integer id, String </w:t>
+      </w:r>
+      <w:proofErr w:type="spellStart"/>
+      <w:r>
+        <w:rPr>
+          <w:lang w:val="en-US"/>
+        </w:rPr>
+        <w:t>firstName</w:t>
+      </w:r>
+      <w:proofErr w:type="spellEnd"/>
+      <w:r>
+        <w:rPr>
+          <w:lang w:val="en-US"/>
+        </w:rPr>
+        <w:t xml:space="preserve">, String </w:t>
+      </w:r>
+      <w:proofErr w:type="spellStart"/>
+      <w:r>
+        <w:rPr>
+          <w:lang w:val="en-US"/>
+        </w:rPr>
+        <w:t>lastName</w:t>
+      </w:r>
+      <w:proofErr w:type="spellEnd"/>
+      <w:r>
+        <w:rPr>
+          <w:lang w:val="en-US"/>
+        </w:rPr>
+        <w:t>) {</w:t>
+      </w:r>
+    </w:p>
+    <w:p>
+      <w:pPr>
+        <w:pStyle w:val="ListParagraph"/>
+        <w:rPr>
+          <w:lang w:val="en-US"/>
+        </w:rPr>
+      </w:pPr>
+      <w:r>
+        <w:rPr>
+          <w:lang w:val="en-US"/>
+        </w:rPr>
+        <w:tab/>
+      </w:r>
+      <w:r>
+        <w:rPr>
+          <w:lang w:val="en-US"/>
+        </w:rPr>
+        <w:tab/>
+      </w:r>
+      <w:proofErr w:type="gramStart"/>
+      <w:r>
+        <w:rPr>
+          <w:lang w:val="en-US"/>
+        </w:rPr>
+        <w:t>super(</w:t>
+      </w:r>
+      <w:proofErr w:type="gramEnd"/>
+      <w:r>
+        <w:rPr>
+          <w:lang w:val="en-US"/>
+        </w:rPr>
+        <w:t>);</w:t>
       </w:r>
     </w:p>
     <w:p>
@@ -372,28 +506,86 @@
           <w:lang w:val="en-US"/>
         </w:rPr>
         <w:tab/>
-        <w:t>this.firstName = firstName;</w:t>
-      </w:r>
-    </w:p>
-    <w:p>
-      <w:pPr>
-        <w:pStyle w:val="ListParagraph"/>
-        <w:rPr>
-          <w:lang w:val="en-US"/>
-        </w:rPr>
-      </w:pPr>
-      <w:r>
-        <w:rPr>
-          <w:lang w:val="en-US"/>
-        </w:rPr>
-        <w:tab/>
-      </w:r>
-      <w:r>
-        <w:rPr>
-          <w:lang w:val="en-US"/>
-        </w:rPr>
-        <w:tab/>
-        <w:t>this.lastName = lastName;</w:t>
+      </w:r>
+      <w:proofErr w:type="spellStart"/>
+      <w:proofErr w:type="gramStart"/>
+      <w:r>
+        <w:rPr>
+          <w:lang w:val="en-US"/>
+        </w:rPr>
+        <w:t>this.firstName</w:t>
+      </w:r>
+      <w:proofErr w:type="spellEnd"/>
+      <w:proofErr w:type="gramEnd"/>
+      <w:r>
+        <w:rPr>
+          <w:lang w:val="en-US"/>
+        </w:rPr>
+        <w:t xml:space="preserve"> = </w:t>
+      </w:r>
+      <w:proofErr w:type="spellStart"/>
+      <w:r>
+        <w:rPr>
+          <w:lang w:val="en-US"/>
+        </w:rPr>
+        <w:t>firstName</w:t>
+      </w:r>
+      <w:proofErr w:type="spellEnd"/>
+      <w:r>
+        <w:rPr>
+          <w:lang w:val="en-US"/>
+        </w:rPr>
+        <w:t>;</w:t>
+      </w:r>
+    </w:p>
+    <w:p>
+      <w:pPr>
+        <w:pStyle w:val="ListParagraph"/>
+        <w:rPr>
+          <w:lang w:val="en-US"/>
+        </w:rPr>
+      </w:pPr>
+      <w:r>
+        <w:rPr>
+          <w:lang w:val="en-US"/>
+        </w:rPr>
+        <w:tab/>
+      </w:r>
+      <w:r>
+        <w:rPr>
+          <w:lang w:val="en-US"/>
+        </w:rPr>
+        <w:tab/>
+      </w:r>
+      <w:proofErr w:type="spellStart"/>
+      <w:proofErr w:type="gramStart"/>
+      <w:r>
+        <w:rPr>
+          <w:lang w:val="en-US"/>
+        </w:rPr>
+        <w:t>this.lastName</w:t>
+      </w:r>
+      <w:proofErr w:type="spellEnd"/>
+      <w:proofErr w:type="gramEnd"/>
+      <w:r>
+        <w:rPr>
+          <w:lang w:val="en-US"/>
+        </w:rPr>
+        <w:t xml:space="preserve"> = </w:t>
+      </w:r>
+      <w:proofErr w:type="spellStart"/>
+      <w:r>
+        <w:rPr>
+          <w:lang w:val="en-US"/>
+        </w:rPr>
+        <w:t>lastName</w:t>
+      </w:r>
+      <w:proofErr w:type="spellEnd"/>
+      <w:r>
+        <w:rPr>
+          <w:lang w:val="en-US"/>
+        </w:rPr>
+        <w:t>;</w:t>
       </w:r>
     </w:p>
     <w:p>
@@ -431,7 +623,29 @@
           <w:lang w:val="en-US"/>
         </w:rPr>
         <w:tab/>
-        <w:t>public Integer getId() {</w:t>
+        <w:t xml:space="preserve">public Integer </w:t>
+      </w:r>
+      <w:proofErr w:type="spellStart"/>
+      <w:proofErr w:type="gramStart"/>
+      <w:r>
+        <w:rPr>
+          <w:lang w:val="en-US"/>
+        </w:rPr>
+        <w:t>getId</w:t>
+      </w:r>
+      <w:proofErr w:type="spellEnd"/>
+      <w:r>
+        <w:rPr>
+          <w:lang w:val="en-US"/>
+        </w:rPr>
+        <w:t>(</w:t>
+      </w:r>
+      <w:proofErr w:type="gramEnd"/>
+      <w:r>
+        <w:rPr>
+          <w:lang w:val="en-US"/>
+        </w:rPr>
+        <w:t>) {</w:t>
       </w:r>
     </w:p>
     <w:p>
@@ -490,7 +704,29 @@
           <w:lang w:val="en-US"/>
         </w:rPr>
         <w:tab/>
-        <w:t>public void setId(Integer id) {</w:t>
+        <w:t xml:space="preserve">public void </w:t>
+      </w:r>
+      <w:proofErr w:type="spellStart"/>
+      <w:proofErr w:type="gramStart"/>
+      <w:r>
+        <w:rPr>
+          <w:lang w:val="en-US"/>
+        </w:rPr>
+        <w:t>setId</w:t>
+      </w:r>
+      <w:proofErr w:type="spellEnd"/>
+      <w:r>
+        <w:rPr>
+          <w:lang w:val="en-US"/>
+        </w:rPr>
+        <w:t>(</w:t>
+      </w:r>
+      <w:proofErr w:type="gramEnd"/>
+      <w:r>
+        <w:rPr>
+          <w:lang w:val="en-US"/>
+        </w:rPr>
+        <w:t>Integer id) {</w:t>
       </w:r>
     </w:p>
     <w:p>
@@ -549,28 +785,64 @@
           <w:lang w:val="en-US"/>
         </w:rPr>
         <w:tab/>
-        <w:t>public String getFirstName() {</w:t>
-      </w:r>
-    </w:p>
-    <w:p>
-      <w:pPr>
-        <w:pStyle w:val="ListParagraph"/>
-        <w:rPr>
-          <w:lang w:val="en-US"/>
-        </w:rPr>
-      </w:pPr>
-      <w:r>
-        <w:rPr>
-          <w:lang w:val="en-US"/>
-        </w:rPr>
-        <w:tab/>
-      </w:r>
-      <w:r>
-        <w:rPr>
-          <w:lang w:val="en-US"/>
-        </w:rPr>
-        <w:tab/>
-        <w:t>return firstName;</w:t>
+        <w:t xml:space="preserve">public String </w:t>
+      </w:r>
+      <w:proofErr w:type="spellStart"/>
+      <w:proofErr w:type="gramStart"/>
+      <w:r>
+        <w:rPr>
+          <w:lang w:val="en-US"/>
+        </w:rPr>
+        <w:t>getFirstName</w:t>
+      </w:r>
+      <w:proofErr w:type="spellEnd"/>
+      <w:r>
+        <w:rPr>
+          <w:lang w:val="en-US"/>
+        </w:rPr>
+        <w:t>(</w:t>
+      </w:r>
+      <w:proofErr w:type="gramEnd"/>
+      <w:r>
+        <w:rPr>
+          <w:lang w:val="en-US"/>
+        </w:rPr>
+        <w:t>) {</w:t>
+      </w:r>
+    </w:p>
+    <w:p>
+      <w:pPr>
+        <w:pStyle w:val="ListParagraph"/>
+        <w:rPr>
+          <w:lang w:val="en-US"/>
+        </w:rPr>
+      </w:pPr>
+      <w:r>
+        <w:rPr>
+          <w:lang w:val="en-US"/>
+        </w:rPr>
+        <w:tab/>
+      </w:r>
+      <w:r>
+        <w:rPr>
+          <w:lang w:val="en-US"/>
+        </w:rPr>
+        <w:tab/>
+        <w:t xml:space="preserve">return </w:t>
+      </w:r>
+      <w:proofErr w:type="spellStart"/>
+      <w:r>
+        <w:rPr>
+          <w:lang w:val="en-US"/>
+        </w:rPr>
+        <w:t>firstName</w:t>
+      </w:r>
+      <w:proofErr w:type="spellEnd"/>
+      <w:r>
+        <w:rPr>
+          <w:lang w:val="en-US"/>
+        </w:rPr>
+        <w:t>;</w:t>
       </w:r>
     </w:p>
     <w:p>
@@ -608,28 +880,93 @@
           <w:lang w:val="en-US"/>
         </w:rPr>
         <w:tab/>
-        <w:t>public void setFirstName(String firstName) {</w:t>
-      </w:r>
-    </w:p>
-    <w:p>
-      <w:pPr>
-        <w:pStyle w:val="ListParagraph"/>
-        <w:rPr>
-          <w:lang w:val="en-US"/>
-        </w:rPr>
-      </w:pPr>
-      <w:r>
-        <w:rPr>
-          <w:lang w:val="en-US"/>
-        </w:rPr>
-        <w:tab/>
-      </w:r>
-      <w:r>
-        <w:rPr>
-          <w:lang w:val="en-US"/>
-        </w:rPr>
-        <w:tab/>
-        <w:t>this.firstName = firstName;</w:t>
+        <w:t xml:space="preserve">public void </w:t>
+      </w:r>
+      <w:proofErr w:type="spellStart"/>
+      <w:proofErr w:type="gramStart"/>
+      <w:r>
+        <w:rPr>
+          <w:lang w:val="en-US"/>
+        </w:rPr>
+        <w:t>setFirstName</w:t>
+      </w:r>
+      <w:proofErr w:type="spellEnd"/>
+      <w:r>
+        <w:rPr>
+          <w:lang w:val="en-US"/>
+        </w:rPr>
+        <w:t>(</w:t>
+      </w:r>
+      <w:proofErr w:type="gramEnd"/>
+      <w:r>
+        <w:rPr>
+          <w:lang w:val="en-US"/>
+        </w:rPr>
+        <w:t xml:space="preserve">String </w:t>
+      </w:r>
+      <w:proofErr w:type="spellStart"/>
+      <w:r>
+        <w:rPr>
+          <w:lang w:val="en-US"/>
+        </w:rPr>
+        <w:t>firstName</w:t>
+      </w:r>
+      <w:proofErr w:type="spellEnd"/>
+      <w:r>
+        <w:rPr>
+          <w:lang w:val="en-US"/>
+        </w:rPr>
+        <w:t>) {</w:t>
+      </w:r>
+    </w:p>
+    <w:p>
+      <w:pPr>
+        <w:pStyle w:val="ListParagraph"/>
+        <w:rPr>
+          <w:lang w:val="en-US"/>
+        </w:rPr>
+      </w:pPr>
+      <w:r>
+        <w:rPr>
+          <w:lang w:val="en-US"/>
+        </w:rPr>
+        <w:tab/>
+      </w:r>
+      <w:r>
+        <w:rPr>
+          <w:lang w:val="en-US"/>
+        </w:rPr>
+        <w:tab/>
+      </w:r>
+      <w:proofErr w:type="spellStart"/>
+      <w:proofErr w:type="gramStart"/>
+      <w:r>
+        <w:rPr>
+          <w:lang w:val="en-US"/>
+        </w:rPr>
+        <w:t>this.firstName</w:t>
+      </w:r>
+      <w:proofErr w:type="spellEnd"/>
+      <w:proofErr w:type="gramEnd"/>
+      <w:r>
+        <w:rPr>
+          <w:lang w:val="en-US"/>
+        </w:rPr>
+        <w:t xml:space="preserve"> = </w:t>
+      </w:r>
+      <w:proofErr w:type="spellStart"/>
+      <w:r>
+        <w:rPr>
+          <w:lang w:val="en-US"/>
+        </w:rPr>
+        <w:t>firstName</w:t>
+      </w:r>
+      <w:proofErr w:type="spellEnd"/>
+      <w:r>
+        <w:rPr>
+          <w:lang w:val="en-US"/>
+        </w:rPr>
+        <w:t>;</w:t>
       </w:r>
     </w:p>
     <w:p>
@@ -667,7 +1004,29 @@
           <w:lang w:val="en-US"/>
         </w:rPr>
         <w:tab/>
-        <w:t>public String getLastName() {</w:t>
+        <w:t xml:space="preserve">public String </w:t>
+      </w:r>
+      <w:proofErr w:type="spellStart"/>
+      <w:proofErr w:type="gramStart"/>
+      <w:r>
+        <w:rPr>
+          <w:lang w:val="en-US"/>
+        </w:rPr>
+        <w:t>getLastName</w:t>
+      </w:r>
+      <w:proofErr w:type="spellEnd"/>
+      <w:r>
+        <w:rPr>
+          <w:lang w:val="en-US"/>
+        </w:rPr>
+        <w:t>(</w:t>
+      </w:r>
+      <w:proofErr w:type="gramEnd"/>
+      <w:r>
+        <w:rPr>
+          <w:lang w:val="en-US"/>
+        </w:rPr>
+        <w:t>) {</w:t>
       </w:r>
     </w:p>
     <w:p>
@@ -689,7 +1048,21 @@
           <w:lang w:val="en-US"/>
         </w:rPr>
         <w:tab/>
-        <w:t>return lastName;</w:t>
+        <w:t xml:space="preserve">return </w:t>
+      </w:r>
+      <w:proofErr w:type="spellStart"/>
+      <w:r>
+        <w:rPr>
+          <w:lang w:val="en-US"/>
+        </w:rPr>
+        <w:t>lastName</w:t>
+      </w:r>
+      <w:proofErr w:type="spellEnd"/>
+      <w:r>
+        <w:rPr>
+          <w:lang w:val="en-US"/>
+        </w:rPr>
+        <w:t>;</w:t>
       </w:r>
     </w:p>
     <w:p>
@@ -727,28 +1100,93 @@
           <w:lang w:val="en-US"/>
         </w:rPr>
         <w:tab/>
-        <w:t>public void setLastName(String lastName) {</w:t>
-      </w:r>
-    </w:p>
-    <w:p>
-      <w:pPr>
-        <w:pStyle w:val="ListParagraph"/>
-        <w:rPr>
-          <w:lang w:val="en-US"/>
-        </w:rPr>
-      </w:pPr>
-      <w:r>
-        <w:rPr>
-          <w:lang w:val="en-US"/>
-        </w:rPr>
-        <w:tab/>
-      </w:r>
-      <w:r>
-        <w:rPr>
-          <w:lang w:val="en-US"/>
-        </w:rPr>
-        <w:tab/>
-        <w:t>this.lastName = lastName;</w:t>
+        <w:t xml:space="preserve">public void </w:t>
+      </w:r>
+      <w:proofErr w:type="spellStart"/>
+      <w:proofErr w:type="gramStart"/>
+      <w:r>
+        <w:rPr>
+          <w:lang w:val="en-US"/>
+        </w:rPr>
+        <w:t>setLastName</w:t>
+      </w:r>
+      <w:proofErr w:type="spellEnd"/>
+      <w:r>
+        <w:rPr>
+          <w:lang w:val="en-US"/>
+        </w:rPr>
+        <w:t>(</w:t>
+      </w:r>
+      <w:proofErr w:type="gramEnd"/>
+      <w:r>
+        <w:rPr>
+          <w:lang w:val="en-US"/>
+        </w:rPr>
+        <w:t xml:space="preserve">String </w:t>
+      </w:r>
+      <w:proofErr w:type="spellStart"/>
+      <w:r>
+        <w:rPr>
+          <w:lang w:val="en-US"/>
+        </w:rPr>
+        <w:t>lastName</w:t>
+      </w:r>
+      <w:proofErr w:type="spellEnd"/>
+      <w:r>
+        <w:rPr>
+          <w:lang w:val="en-US"/>
+        </w:rPr>
+        <w:t>) {</w:t>
+      </w:r>
+    </w:p>
+    <w:p>
+      <w:pPr>
+        <w:pStyle w:val="ListParagraph"/>
+        <w:rPr>
+          <w:lang w:val="en-US"/>
+        </w:rPr>
+      </w:pPr>
+      <w:r>
+        <w:rPr>
+          <w:lang w:val="en-US"/>
+        </w:rPr>
+        <w:tab/>
+      </w:r>
+      <w:r>
+        <w:rPr>
+          <w:lang w:val="en-US"/>
+        </w:rPr>
+        <w:tab/>
+      </w:r>
+      <w:proofErr w:type="spellStart"/>
+      <w:proofErr w:type="gramStart"/>
+      <w:r>
+        <w:rPr>
+          <w:lang w:val="en-US"/>
+        </w:rPr>
+        <w:t>this.lastName</w:t>
+      </w:r>
+      <w:proofErr w:type="spellEnd"/>
+      <w:proofErr w:type="gramEnd"/>
+      <w:r>
+        <w:rPr>
+          <w:lang w:val="en-US"/>
+        </w:rPr>
+        <w:t xml:space="preserve"> = </w:t>
+      </w:r>
+      <w:proofErr w:type="spellStart"/>
+      <w:r>
+        <w:rPr>
+          <w:lang w:val="en-US"/>
+        </w:rPr>
+        <w:t>lastName</w:t>
+      </w:r>
+      <w:proofErr w:type="spellEnd"/>
+      <w:r>
+        <w:rPr>
+          <w:lang w:val="en-US"/>
+        </w:rPr>
+        <w:t>;</w:t>
       </w:r>
     </w:p>
     <w:p>
@@ -801,28 +1239,106 @@
           <w:lang w:val="en-US"/>
         </w:rPr>
         <w:tab/>
-        <w:t>public String toString() {</w:t>
-      </w:r>
-    </w:p>
-    <w:p>
-      <w:pPr>
-        <w:pStyle w:val="ListParagraph"/>
-        <w:rPr>
-          <w:lang w:val="en-US"/>
-        </w:rPr>
-      </w:pPr>
-      <w:r>
-        <w:rPr>
-          <w:lang w:val="en-US"/>
-        </w:rPr>
-        <w:tab/>
-      </w:r>
-      <w:r>
-        <w:rPr>
-          <w:lang w:val="en-US"/>
-        </w:rPr>
-        <w:tab/>
-        <w:t>return "Author [id=" + id + ", firstName=" + firstName + ", lastName=" + lastName + "]";</w:t>
+        <w:t xml:space="preserve">public String </w:t>
+      </w:r>
+      <w:proofErr w:type="spellStart"/>
+      <w:proofErr w:type="gramStart"/>
+      <w:r>
+        <w:rPr>
+          <w:lang w:val="en-US"/>
+        </w:rPr>
+        <w:t>toString</w:t>
+      </w:r>
+      <w:proofErr w:type="spellEnd"/>
+      <w:r>
+        <w:rPr>
+          <w:lang w:val="en-US"/>
+        </w:rPr>
+        <w:t>(</w:t>
+      </w:r>
+      <w:proofErr w:type="gramEnd"/>
+      <w:r>
+        <w:rPr>
+          <w:lang w:val="en-US"/>
+        </w:rPr>
+        <w:t>) {</w:t>
+      </w:r>
+    </w:p>
+    <w:p>
+      <w:pPr>
+        <w:pStyle w:val="ListParagraph"/>
+        <w:rPr>
+          <w:lang w:val="en-US"/>
+        </w:rPr>
+      </w:pPr>
+      <w:r>
+        <w:rPr>
+          <w:lang w:val="en-US"/>
+        </w:rPr>
+        <w:tab/>
+      </w:r>
+      <w:r>
+        <w:rPr>
+          <w:lang w:val="en-US"/>
+        </w:rPr>
+        <w:tab/>
+        <w:t xml:space="preserve">return "Author [id=" + id + ", </w:t>
+      </w:r>
+      <w:proofErr w:type="spellStart"/>
+      <w:r>
+        <w:rPr>
+          <w:lang w:val="en-US"/>
+        </w:rPr>
+        <w:t>firstName</w:t>
+      </w:r>
+      <w:proofErr w:type="spellEnd"/>
+      <w:r>
+        <w:rPr>
+          <w:lang w:val="en-US"/>
+        </w:rPr>
+        <w:t xml:space="preserve">=" + </w:t>
+      </w:r>
+      <w:proofErr w:type="spellStart"/>
+      <w:r>
+        <w:rPr>
+          <w:lang w:val="en-US"/>
+        </w:rPr>
+        <w:t>firstName</w:t>
+      </w:r>
+      <w:proofErr w:type="spellEnd"/>
+      <w:r>
+        <w:rPr>
+          <w:lang w:val="en-US"/>
+        </w:rPr>
+        <w:t xml:space="preserve"> + ", </w:t>
+      </w:r>
+      <w:proofErr w:type="spellStart"/>
+      <w:r>
+        <w:rPr>
+          <w:lang w:val="en-US"/>
+        </w:rPr>
+        <w:t>lastName</w:t>
+      </w:r>
+      <w:proofErr w:type="spellEnd"/>
+      <w:r>
+        <w:rPr>
+          <w:lang w:val="en-US"/>
+        </w:rPr>
+        <w:t xml:space="preserve">=" + </w:t>
+      </w:r>
+      <w:proofErr w:type="spellStart"/>
+      <w:r>
+        <w:rPr>
+          <w:lang w:val="en-US"/>
+        </w:rPr>
+        <w:t>lastName</w:t>
+      </w:r>
+      <w:proofErr w:type="spellEnd"/>
+      <w:r>
+        <w:rPr>
+          <w:lang w:val="en-US"/>
+        </w:rPr>
+        <w:t xml:space="preserve"> + "]";</w:t>
       </w:r>
     </w:p>
     <w:p>
@@ -901,43 +1417,115 @@
         <w:rPr>
           <w:lang w:val="en-US"/>
         </w:rPr>
-        <w:t>package com.ust.spring._may_autowire;</w:t>
-      </w:r>
-    </w:p>
-    <w:p>
-      <w:pPr>
-        <w:pStyle w:val="ListParagraph"/>
-        <w:rPr>
-          <w:lang w:val="en-US"/>
-        </w:rPr>
-      </w:pPr>
-    </w:p>
-    <w:p>
-      <w:pPr>
-        <w:pStyle w:val="ListParagraph"/>
-        <w:rPr>
-          <w:lang w:val="en-US"/>
-        </w:rPr>
-      </w:pPr>
-      <w:r>
-        <w:rPr>
-          <w:lang w:val="en-US"/>
-        </w:rPr>
-        <w:t>import java.util.ArrayList;</w:t>
-      </w:r>
-    </w:p>
-    <w:p>
-      <w:pPr>
-        <w:pStyle w:val="ListParagraph"/>
-        <w:rPr>
-          <w:lang w:val="en-US"/>
-        </w:rPr>
-      </w:pPr>
-      <w:r>
-        <w:rPr>
-          <w:lang w:val="en-US"/>
-        </w:rPr>
-        <w:t>import java.util.List;</w:t>
+        <w:t xml:space="preserve">package </w:t>
+      </w:r>
+      <w:proofErr w:type="gramStart"/>
+      <w:r>
+        <w:rPr>
+          <w:lang w:val="en-US"/>
+        </w:rPr>
+        <w:t>com.ust.spring</w:t>
+      </w:r>
+      <w:proofErr w:type="gramEnd"/>
+      <w:r>
+        <w:rPr>
+          <w:lang w:val="en-US"/>
+        </w:rPr>
+        <w:t>._</w:t>
+      </w:r>
+      <w:proofErr w:type="spellStart"/>
+      <w:r>
+        <w:rPr>
+          <w:lang w:val="en-US"/>
+        </w:rPr>
+        <w:t>may_autowire</w:t>
+      </w:r>
+      <w:proofErr w:type="spellEnd"/>
+      <w:r>
+        <w:rPr>
+          <w:lang w:val="en-US"/>
+        </w:rPr>
+        <w:t>;</w:t>
+      </w:r>
+    </w:p>
+    <w:p>
+      <w:pPr>
+        <w:pStyle w:val="ListParagraph"/>
+        <w:rPr>
+          <w:lang w:val="en-US"/>
+        </w:rPr>
+      </w:pPr>
+    </w:p>
+    <w:p>
+      <w:pPr>
+        <w:pStyle w:val="ListParagraph"/>
+        <w:rPr>
+          <w:lang w:val="en-US"/>
+        </w:rPr>
+      </w:pPr>
+      <w:r>
+        <w:rPr>
+          <w:lang w:val="en-US"/>
+        </w:rPr>
+        <w:t xml:space="preserve">import </w:t>
+      </w:r>
+      <w:proofErr w:type="spellStart"/>
+      <w:proofErr w:type="gramStart"/>
+      <w:r>
+        <w:rPr>
+          <w:lang w:val="en-US"/>
+        </w:rPr>
+        <w:t>java.util</w:t>
+      </w:r>
+      <w:proofErr w:type="gramEnd"/>
+      <w:r>
+        <w:rPr>
+          <w:lang w:val="en-US"/>
+        </w:rPr>
+        <w:t>.ArrayList</w:t>
+      </w:r>
+      <w:proofErr w:type="spellEnd"/>
+      <w:r>
+        <w:rPr>
+          <w:lang w:val="en-US"/>
+        </w:rPr>
+        <w:t>;</w:t>
+      </w:r>
+    </w:p>
+    <w:p>
+      <w:pPr>
+        <w:pStyle w:val="ListParagraph"/>
+        <w:rPr>
+          <w:lang w:val="en-US"/>
+        </w:rPr>
+      </w:pPr>
+      <w:r>
+        <w:rPr>
+          <w:lang w:val="en-US"/>
+        </w:rPr>
+        <w:t xml:space="preserve">import </w:t>
+      </w:r>
+      <w:proofErr w:type="spellStart"/>
+      <w:proofErr w:type="gramStart"/>
+      <w:r>
+        <w:rPr>
+          <w:lang w:val="en-US"/>
+        </w:rPr>
+        <w:t>java.util</w:t>
+      </w:r>
+      <w:proofErr w:type="gramEnd"/>
+      <w:r>
+        <w:rPr>
+          <w:lang w:val="en-US"/>
+        </w:rPr>
+        <w:t>.List</w:t>
+      </w:r>
+      <w:proofErr w:type="spellEnd"/>
+      <w:r>
+        <w:rPr>
+          <w:lang w:val="en-US"/>
+        </w:rPr>
+        <w:t>;</w:t>
       </w:r>
     </w:p>
     <w:p>
@@ -989,122 +1577,221 @@
           <w:lang w:val="en-US"/>
         </w:rPr>
         <w:tab/>
-        <w:t>private List&lt;Author&gt; authors=new ArrayList&lt;&gt;();</w:t>
-      </w:r>
-    </w:p>
-    <w:p>
-      <w:pPr>
-        <w:pStyle w:val="ListParagraph"/>
-        <w:rPr>
-          <w:lang w:val="en-US"/>
-        </w:rPr>
-      </w:pPr>
-      <w:r>
-        <w:rPr>
-          <w:lang w:val="en-US"/>
-        </w:rPr>
-        <w:tab/>
-      </w:r>
-    </w:p>
-    <w:p>
-      <w:pPr>
-        <w:pStyle w:val="ListParagraph"/>
-        <w:rPr>
-          <w:lang w:val="en-US"/>
-        </w:rPr>
-      </w:pPr>
-      <w:r>
-        <w:rPr>
-          <w:lang w:val="en-US"/>
-        </w:rPr>
-        <w:tab/>
-        <w:t>public Book() {}</w:t>
-      </w:r>
-    </w:p>
-    <w:p>
-      <w:pPr>
-        <w:pStyle w:val="ListParagraph"/>
-        <w:rPr>
-          <w:lang w:val="en-US"/>
-        </w:rPr>
-      </w:pPr>
-    </w:p>
-    <w:p>
-      <w:pPr>
-        <w:pStyle w:val="ListParagraph"/>
-        <w:rPr>
-          <w:lang w:val="en-US"/>
-        </w:rPr>
-      </w:pPr>
-      <w:r>
-        <w:rPr>
-          <w:lang w:val="en-US"/>
-        </w:rPr>
-        <w:tab/>
-        <w:t>public Book(String title, List&lt;Author&gt; authors) {</w:t>
-      </w:r>
-    </w:p>
-    <w:p>
-      <w:pPr>
-        <w:pStyle w:val="ListParagraph"/>
-        <w:rPr>
-          <w:lang w:val="en-US"/>
-        </w:rPr>
-      </w:pPr>
-      <w:r>
-        <w:rPr>
-          <w:lang w:val="en-US"/>
-        </w:rPr>
-        <w:tab/>
-      </w:r>
-      <w:r>
-        <w:rPr>
-          <w:lang w:val="en-US"/>
-        </w:rPr>
-        <w:tab/>
-        <w:t>super();</w:t>
-      </w:r>
-    </w:p>
-    <w:p>
-      <w:pPr>
-        <w:pStyle w:val="ListParagraph"/>
-        <w:rPr>
-          <w:lang w:val="en-US"/>
-        </w:rPr>
-      </w:pPr>
-      <w:r>
-        <w:rPr>
-          <w:lang w:val="en-US"/>
-        </w:rPr>
-        <w:tab/>
-      </w:r>
-      <w:r>
-        <w:rPr>
-          <w:lang w:val="en-US"/>
-        </w:rPr>
-        <w:tab/>
-        <w:t>this.title = title;</w:t>
-      </w:r>
-    </w:p>
-    <w:p>
-      <w:pPr>
-        <w:pStyle w:val="ListParagraph"/>
-        <w:rPr>
-          <w:lang w:val="en-US"/>
-        </w:rPr>
-      </w:pPr>
-      <w:r>
-        <w:rPr>
-          <w:lang w:val="en-US"/>
-        </w:rPr>
-        <w:tab/>
-      </w:r>
-      <w:r>
-        <w:rPr>
-          <w:lang w:val="en-US"/>
-        </w:rPr>
-        <w:tab/>
-        <w:t>this.authors = authors;</w:t>
+        <w:t xml:space="preserve">private List&lt;Author&gt; authors=new </w:t>
+      </w:r>
+      <w:proofErr w:type="spellStart"/>
+      <w:r>
+        <w:rPr>
+          <w:lang w:val="en-US"/>
+        </w:rPr>
+        <w:t>ArrayList</w:t>
+      </w:r>
+      <w:proofErr w:type="spellEnd"/>
+      <w:r>
+        <w:rPr>
+          <w:lang w:val="en-US"/>
+        </w:rPr>
+        <w:t>&lt;</w:t>
+      </w:r>
+      <w:proofErr w:type="gramStart"/>
+      <w:r>
+        <w:rPr>
+          <w:lang w:val="en-US"/>
+        </w:rPr>
+        <w:t>&gt;(</w:t>
+      </w:r>
+      <w:proofErr w:type="gramEnd"/>
+      <w:r>
+        <w:rPr>
+          <w:lang w:val="en-US"/>
+        </w:rPr>
+        <w:t>);</w:t>
+      </w:r>
+    </w:p>
+    <w:p>
+      <w:pPr>
+        <w:pStyle w:val="ListParagraph"/>
+        <w:rPr>
+          <w:lang w:val="en-US"/>
+        </w:rPr>
+      </w:pPr>
+      <w:r>
+        <w:rPr>
+          <w:lang w:val="en-US"/>
+        </w:rPr>
+        <w:tab/>
+      </w:r>
+    </w:p>
+    <w:p>
+      <w:pPr>
+        <w:pStyle w:val="ListParagraph"/>
+        <w:rPr>
+          <w:lang w:val="en-US"/>
+        </w:rPr>
+      </w:pPr>
+      <w:r>
+        <w:rPr>
+          <w:lang w:val="en-US"/>
+        </w:rPr>
+        <w:tab/>
+        <w:t xml:space="preserve">public </w:t>
+      </w:r>
+      <w:proofErr w:type="gramStart"/>
+      <w:r>
+        <w:rPr>
+          <w:lang w:val="en-US"/>
+        </w:rPr>
+        <w:t>Book(</w:t>
+      </w:r>
+      <w:proofErr w:type="gramEnd"/>
+      <w:r>
+        <w:rPr>
+          <w:lang w:val="en-US"/>
+        </w:rPr>
+        <w:t>) {}</w:t>
+      </w:r>
+    </w:p>
+    <w:p>
+      <w:pPr>
+        <w:pStyle w:val="ListParagraph"/>
+        <w:rPr>
+          <w:lang w:val="en-US"/>
+        </w:rPr>
+      </w:pPr>
+    </w:p>
+    <w:p>
+      <w:pPr>
+        <w:pStyle w:val="ListParagraph"/>
+        <w:rPr>
+          <w:lang w:val="en-US"/>
+        </w:rPr>
+      </w:pPr>
+      <w:r>
+        <w:rPr>
+          <w:lang w:val="en-US"/>
+        </w:rPr>
+        <w:tab/>
+        <w:t xml:space="preserve">public </w:t>
+      </w:r>
+      <w:proofErr w:type="gramStart"/>
+      <w:r>
+        <w:rPr>
+          <w:lang w:val="en-US"/>
+        </w:rPr>
+        <w:t>Book(</w:t>
+      </w:r>
+      <w:proofErr w:type="gramEnd"/>
+      <w:r>
+        <w:rPr>
+          <w:lang w:val="en-US"/>
+        </w:rPr>
+        <w:t>String title, List&lt;Author&gt; authors) {</w:t>
+      </w:r>
+    </w:p>
+    <w:p>
+      <w:pPr>
+        <w:pStyle w:val="ListParagraph"/>
+        <w:rPr>
+          <w:lang w:val="en-US"/>
+        </w:rPr>
+      </w:pPr>
+      <w:r>
+        <w:rPr>
+          <w:lang w:val="en-US"/>
+        </w:rPr>
+        <w:tab/>
+      </w:r>
+      <w:r>
+        <w:rPr>
+          <w:lang w:val="en-US"/>
+        </w:rPr>
+        <w:tab/>
+      </w:r>
+      <w:proofErr w:type="gramStart"/>
+      <w:r>
+        <w:rPr>
+          <w:lang w:val="en-US"/>
+        </w:rPr>
+        <w:t>super(</w:t>
+      </w:r>
+      <w:proofErr w:type="gramEnd"/>
+      <w:r>
+        <w:rPr>
+          <w:lang w:val="en-US"/>
+        </w:rPr>
+        <w:t>);</w:t>
+      </w:r>
+    </w:p>
+    <w:p>
+      <w:pPr>
+        <w:pStyle w:val="ListParagraph"/>
+        <w:rPr>
+          <w:lang w:val="en-US"/>
+        </w:rPr>
+      </w:pPr>
+      <w:r>
+        <w:rPr>
+          <w:lang w:val="en-US"/>
+        </w:rPr>
+        <w:tab/>
+      </w:r>
+      <w:r>
+        <w:rPr>
+          <w:lang w:val="en-US"/>
+        </w:rPr>
+        <w:tab/>
+      </w:r>
+      <w:proofErr w:type="spellStart"/>
+      <w:proofErr w:type="gramStart"/>
+      <w:r>
+        <w:rPr>
+          <w:lang w:val="en-US"/>
+        </w:rPr>
+        <w:t>this.title</w:t>
+      </w:r>
+      <w:proofErr w:type="spellEnd"/>
+      <w:proofErr w:type="gramEnd"/>
+      <w:r>
+        <w:rPr>
+          <w:lang w:val="en-US"/>
+        </w:rPr>
+        <w:t xml:space="preserve"> = title;</w:t>
+      </w:r>
+    </w:p>
+    <w:p>
+      <w:pPr>
+        <w:pStyle w:val="ListParagraph"/>
+        <w:rPr>
+          <w:lang w:val="en-US"/>
+        </w:rPr>
+      </w:pPr>
+      <w:r>
+        <w:rPr>
+          <w:lang w:val="en-US"/>
+        </w:rPr>
+        <w:tab/>
+      </w:r>
+      <w:r>
+        <w:rPr>
+          <w:lang w:val="en-US"/>
+        </w:rPr>
+        <w:tab/>
+      </w:r>
+      <w:proofErr w:type="spellStart"/>
+      <w:proofErr w:type="gramStart"/>
+      <w:r>
+        <w:rPr>
+          <w:lang w:val="en-US"/>
+        </w:rPr>
+        <w:t>this.authors</w:t>
+      </w:r>
+      <w:proofErr w:type="spellEnd"/>
+      <w:proofErr w:type="gramEnd"/>
+      <w:r>
+        <w:rPr>
+          <w:lang w:val="en-US"/>
+        </w:rPr>
+        <w:t xml:space="preserve"> = authors;</w:t>
       </w:r>
     </w:p>
     <w:p>
@@ -1142,7 +1829,29 @@
           <w:lang w:val="en-US"/>
         </w:rPr>
         <w:tab/>
-        <w:t>public String getTitle() {</w:t>
+        <w:t xml:space="preserve">public String </w:t>
+      </w:r>
+      <w:proofErr w:type="spellStart"/>
+      <w:proofErr w:type="gramStart"/>
+      <w:r>
+        <w:rPr>
+          <w:lang w:val="en-US"/>
+        </w:rPr>
+        <w:t>getTitle</w:t>
+      </w:r>
+      <w:proofErr w:type="spellEnd"/>
+      <w:r>
+        <w:rPr>
+          <w:lang w:val="en-US"/>
+        </w:rPr>
+        <w:t>(</w:t>
+      </w:r>
+      <w:proofErr w:type="gramEnd"/>
+      <w:r>
+        <w:rPr>
+          <w:lang w:val="en-US"/>
+        </w:rPr>
+        <w:t>) {</w:t>
       </w:r>
     </w:p>
     <w:p>
@@ -1201,28 +1910,65 @@
           <w:lang w:val="en-US"/>
         </w:rPr>
         <w:tab/>
-        <w:t>public void setTitle(String title) {</w:t>
-      </w:r>
-    </w:p>
-    <w:p>
-      <w:pPr>
-        <w:pStyle w:val="ListParagraph"/>
-        <w:rPr>
-          <w:lang w:val="en-US"/>
-        </w:rPr>
-      </w:pPr>
-      <w:r>
-        <w:rPr>
-          <w:lang w:val="en-US"/>
-        </w:rPr>
-        <w:tab/>
-      </w:r>
-      <w:r>
-        <w:rPr>
-          <w:lang w:val="en-US"/>
-        </w:rPr>
-        <w:tab/>
-        <w:t>this.title = title;</w:t>
+        <w:t xml:space="preserve">public void </w:t>
+      </w:r>
+      <w:proofErr w:type="spellStart"/>
+      <w:proofErr w:type="gramStart"/>
+      <w:r>
+        <w:rPr>
+          <w:lang w:val="en-US"/>
+        </w:rPr>
+        <w:t>setTitle</w:t>
+      </w:r>
+      <w:proofErr w:type="spellEnd"/>
+      <w:r>
+        <w:rPr>
+          <w:lang w:val="en-US"/>
+        </w:rPr>
+        <w:t>(</w:t>
+      </w:r>
+      <w:proofErr w:type="gramEnd"/>
+      <w:r>
+        <w:rPr>
+          <w:lang w:val="en-US"/>
+        </w:rPr>
+        <w:t>String title) {</w:t>
+      </w:r>
+    </w:p>
+    <w:p>
+      <w:pPr>
+        <w:pStyle w:val="ListParagraph"/>
+        <w:rPr>
+          <w:lang w:val="en-US"/>
+        </w:rPr>
+      </w:pPr>
+      <w:r>
+        <w:rPr>
+          <w:lang w:val="en-US"/>
+        </w:rPr>
+        <w:tab/>
+      </w:r>
+      <w:r>
+        <w:rPr>
+          <w:lang w:val="en-US"/>
+        </w:rPr>
+        <w:tab/>
+      </w:r>
+      <w:proofErr w:type="spellStart"/>
+      <w:proofErr w:type="gramStart"/>
+      <w:r>
+        <w:rPr>
+          <w:lang w:val="en-US"/>
+        </w:rPr>
+        <w:t>this.title</w:t>
+      </w:r>
+      <w:proofErr w:type="spellEnd"/>
+      <w:proofErr w:type="gramEnd"/>
+      <w:r>
+        <w:rPr>
+          <w:lang w:val="en-US"/>
+        </w:rPr>
+        <w:t xml:space="preserve"> = title;</w:t>
       </w:r>
     </w:p>
     <w:p>
@@ -1260,7 +2006,29 @@
           <w:lang w:val="en-US"/>
         </w:rPr>
         <w:tab/>
-        <w:t>public List&lt;Author&gt; getAuthors() {</w:t>
+        <w:t xml:space="preserve">public List&lt;Author&gt; </w:t>
+      </w:r>
+      <w:proofErr w:type="spellStart"/>
+      <w:proofErr w:type="gramStart"/>
+      <w:r>
+        <w:rPr>
+          <w:lang w:val="en-US"/>
+        </w:rPr>
+        <w:t>getAuthors</w:t>
+      </w:r>
+      <w:proofErr w:type="spellEnd"/>
+      <w:r>
+        <w:rPr>
+          <w:lang w:val="en-US"/>
+        </w:rPr>
+        <w:t>(</w:t>
+      </w:r>
+      <w:proofErr w:type="gramEnd"/>
+      <w:r>
+        <w:rPr>
+          <w:lang w:val="en-US"/>
+        </w:rPr>
+        <w:t>) {</w:t>
       </w:r>
     </w:p>
     <w:p>
@@ -1319,28 +2087,65 @@
           <w:lang w:val="en-US"/>
         </w:rPr>
         <w:tab/>
-        <w:t>public void setAuthors(List&lt;Author&gt; authors) {</w:t>
-      </w:r>
-    </w:p>
-    <w:p>
-      <w:pPr>
-        <w:pStyle w:val="ListParagraph"/>
-        <w:rPr>
-          <w:lang w:val="en-US"/>
-        </w:rPr>
-      </w:pPr>
-      <w:r>
-        <w:rPr>
-          <w:lang w:val="en-US"/>
-        </w:rPr>
-        <w:tab/>
-      </w:r>
-      <w:r>
-        <w:rPr>
-          <w:lang w:val="en-US"/>
-        </w:rPr>
-        <w:tab/>
-        <w:t>this.authors = authors;</w:t>
+        <w:t xml:space="preserve">public void </w:t>
+      </w:r>
+      <w:proofErr w:type="spellStart"/>
+      <w:proofErr w:type="gramStart"/>
+      <w:r>
+        <w:rPr>
+          <w:lang w:val="en-US"/>
+        </w:rPr>
+        <w:t>setAuthors</w:t>
+      </w:r>
+      <w:proofErr w:type="spellEnd"/>
+      <w:r>
+        <w:rPr>
+          <w:lang w:val="en-US"/>
+        </w:rPr>
+        <w:t>(</w:t>
+      </w:r>
+      <w:proofErr w:type="gramEnd"/>
+      <w:r>
+        <w:rPr>
+          <w:lang w:val="en-US"/>
+        </w:rPr>
+        <w:t>List&lt;Author&gt; authors) {</w:t>
+      </w:r>
+    </w:p>
+    <w:p>
+      <w:pPr>
+        <w:pStyle w:val="ListParagraph"/>
+        <w:rPr>
+          <w:lang w:val="en-US"/>
+        </w:rPr>
+      </w:pPr>
+      <w:r>
+        <w:rPr>
+          <w:lang w:val="en-US"/>
+        </w:rPr>
+        <w:tab/>
+      </w:r>
+      <w:r>
+        <w:rPr>
+          <w:lang w:val="en-US"/>
+        </w:rPr>
+        <w:tab/>
+      </w:r>
+      <w:proofErr w:type="spellStart"/>
+      <w:proofErr w:type="gramStart"/>
+      <w:r>
+        <w:rPr>
+          <w:lang w:val="en-US"/>
+        </w:rPr>
+        <w:t>this.authors</w:t>
+      </w:r>
+      <w:proofErr w:type="spellEnd"/>
+      <w:proofErr w:type="gramEnd"/>
+      <w:r>
+        <w:rPr>
+          <w:lang w:val="en-US"/>
+        </w:rPr>
+        <w:t xml:space="preserve"> = authors;</w:t>
       </w:r>
     </w:p>
     <w:p>
@@ -1393,7 +2198,29 @@
           <w:lang w:val="en-US"/>
         </w:rPr>
         <w:tab/>
-        <w:t>public String toString() {</w:t>
+        <w:t xml:space="preserve">public String </w:t>
+      </w:r>
+      <w:proofErr w:type="spellStart"/>
+      <w:proofErr w:type="gramStart"/>
+      <w:r>
+        <w:rPr>
+          <w:lang w:val="en-US"/>
+        </w:rPr>
+        <w:t>toString</w:t>
+      </w:r>
+      <w:proofErr w:type="spellEnd"/>
+      <w:r>
+        <w:rPr>
+          <w:lang w:val="en-US"/>
+        </w:rPr>
+        <w:t>(</w:t>
+      </w:r>
+      <w:proofErr w:type="gramEnd"/>
+      <w:r>
+        <w:rPr>
+          <w:lang w:val="en-US"/>
+        </w:rPr>
+        <w:t>) {</w:t>
       </w:r>
     </w:p>
     <w:p>
@@ -1519,52 +2346,111 @@
         <w:rPr>
           <w:lang w:val="en-US"/>
         </w:rPr>
-        <w:t>&lt;beans xmlns="http://www.springframework.org/schema/beans"</w:t>
-      </w:r>
-    </w:p>
-    <w:p>
-      <w:pPr>
-        <w:pStyle w:val="ListParagraph"/>
-        <w:rPr>
-          <w:lang w:val="en-US"/>
-        </w:rPr>
-      </w:pPr>
-      <w:r>
-        <w:rPr>
-          <w:lang w:val="en-US"/>
-        </w:rPr>
-        <w:tab/>
-        <w:t>xmlns:xsi="http://www.w3.org/2001/XMLSchema-instance"</w:t>
-      </w:r>
-    </w:p>
-    <w:p>
-      <w:pPr>
-        <w:pStyle w:val="ListParagraph"/>
-        <w:rPr>
-          <w:lang w:val="en-US"/>
-        </w:rPr>
-      </w:pPr>
-      <w:r>
-        <w:rPr>
-          <w:lang w:val="en-US"/>
-        </w:rPr>
-        <w:tab/>
-        <w:t>xmlns:p="http://www.springframework.org/schema/p"</w:t>
-      </w:r>
-    </w:p>
-    <w:p>
-      <w:pPr>
-        <w:pStyle w:val="ListParagraph"/>
-        <w:rPr>
-          <w:lang w:val="en-US"/>
-        </w:rPr>
-      </w:pPr>
-      <w:r>
-        <w:rPr>
-          <w:lang w:val="en-US"/>
-        </w:rPr>
-        <w:tab/>
-        <w:t>xsi:schemaLocation="http://www.springframework.org/schema/beans</w:t>
+        <w:t xml:space="preserve">&lt;beans </w:t>
+      </w:r>
+      <w:proofErr w:type="spellStart"/>
+      <w:r>
+        <w:rPr>
+          <w:lang w:val="en-US"/>
+        </w:rPr>
+        <w:t>xmlns</w:t>
+      </w:r>
+      <w:proofErr w:type="spellEnd"/>
+      <w:r>
+        <w:rPr>
+          <w:lang w:val="en-US"/>
+        </w:rPr>
+        <w:t>="http://www.springframework.org/schema/beans"</w:t>
+      </w:r>
+    </w:p>
+    <w:p>
+      <w:pPr>
+        <w:pStyle w:val="ListParagraph"/>
+        <w:rPr>
+          <w:lang w:val="en-US"/>
+        </w:rPr>
+      </w:pPr>
+      <w:r>
+        <w:rPr>
+          <w:lang w:val="en-US"/>
+        </w:rPr>
+        <w:tab/>
+      </w:r>
+      <w:proofErr w:type="spellStart"/>
+      <w:proofErr w:type="gramStart"/>
+      <w:r>
+        <w:rPr>
+          <w:lang w:val="en-US"/>
+        </w:rPr>
+        <w:t>xmlns:xsi</w:t>
+      </w:r>
+      <w:proofErr w:type="spellEnd"/>
+      <w:proofErr w:type="gramEnd"/>
+      <w:r>
+        <w:rPr>
+          <w:lang w:val="en-US"/>
+        </w:rPr>
+        <w:t>="http://www.w3.org/2001/XMLSchema-instance"</w:t>
+      </w:r>
+    </w:p>
+    <w:p>
+      <w:pPr>
+        <w:pStyle w:val="ListParagraph"/>
+        <w:rPr>
+          <w:lang w:val="en-US"/>
+        </w:rPr>
+      </w:pPr>
+      <w:r>
+        <w:rPr>
+          <w:lang w:val="en-US"/>
+        </w:rPr>
+        <w:tab/>
+      </w:r>
+      <w:proofErr w:type="spellStart"/>
+      <w:proofErr w:type="gramStart"/>
+      <w:r>
+        <w:rPr>
+          <w:lang w:val="en-US"/>
+        </w:rPr>
+        <w:t>xmlns:p</w:t>
+      </w:r>
+      <w:proofErr w:type="spellEnd"/>
+      <w:proofErr w:type="gramEnd"/>
+      <w:r>
+        <w:rPr>
+          <w:lang w:val="en-US"/>
+        </w:rPr>
+        <w:t>="http://www.springframework.org/schema/p"</w:t>
+      </w:r>
+    </w:p>
+    <w:p>
+      <w:pPr>
+        <w:pStyle w:val="ListParagraph"/>
+        <w:rPr>
+          <w:lang w:val="en-US"/>
+        </w:rPr>
+      </w:pPr>
+      <w:r>
+        <w:rPr>
+          <w:lang w:val="en-US"/>
+        </w:rPr>
+        <w:tab/>
+      </w:r>
+      <w:proofErr w:type="spellStart"/>
+      <w:proofErr w:type="gramStart"/>
+      <w:r>
+        <w:rPr>
+          <w:lang w:val="en-US"/>
+        </w:rPr>
+        <w:t>xsi:schemaLocation</w:t>
+      </w:r>
+      <w:proofErr w:type="spellEnd"/>
+      <w:proofErr w:type="gramEnd"/>
+      <w:r>
+        <w:rPr>
+          <w:lang w:val="en-US"/>
+        </w:rPr>
+        <w:t>="http://www.springframework.org/schema/beans</w:t>
       </w:r>
     </w:p>
     <w:p>
@@ -1607,7 +2493,49 @@
           <w:lang w:val="en-US"/>
         </w:rPr>
         <w:tab/>
-        <w:t>&lt;bean id="abcd" class="com.ust.spring._may_autowire.Author"&gt;</w:t>
+        <w:t>&lt;bean id="</w:t>
+      </w:r>
+      <w:proofErr w:type="spellStart"/>
+      <w:r>
+        <w:rPr>
+          <w:lang w:val="en-US"/>
+        </w:rPr>
+        <w:t>abcd</w:t>
+      </w:r>
+      <w:proofErr w:type="spellEnd"/>
+      <w:r>
+        <w:rPr>
+          <w:lang w:val="en-US"/>
+        </w:rPr>
+        <w:t>" class="</w:t>
+      </w:r>
+      <w:proofErr w:type="gramStart"/>
+      <w:r>
+        <w:rPr>
+          <w:lang w:val="en-US"/>
+        </w:rPr>
+        <w:t>com.ust.spring</w:t>
+      </w:r>
+      <w:proofErr w:type="gramEnd"/>
+      <w:r>
+        <w:rPr>
+          <w:lang w:val="en-US"/>
+        </w:rPr>
+        <w:t>._</w:t>
+      </w:r>
+      <w:proofErr w:type="spellStart"/>
+      <w:r>
+        <w:rPr>
+          <w:lang w:val="en-US"/>
+        </w:rPr>
+        <w:t>may_autowire.Author</w:t>
+      </w:r>
+      <w:proofErr w:type="spellEnd"/>
+      <w:r>
+        <w:rPr>
+          <w:lang w:val="en-US"/>
+        </w:rPr>
+        <w:t>"&gt;</w:t>
       </w:r>
     </w:p>
     <w:p>
@@ -1649,28 +2577,70 @@
           <w:lang w:val="en-US"/>
         </w:rPr>
         <w:tab/>
-        <w:t>&lt;property name="firstName" value="Shiv" /&gt;</w:t>
-      </w:r>
-    </w:p>
-    <w:p>
-      <w:pPr>
-        <w:pStyle w:val="ListParagraph"/>
-        <w:rPr>
-          <w:lang w:val="en-US"/>
-        </w:rPr>
-      </w:pPr>
-      <w:r>
-        <w:rPr>
-          <w:lang w:val="en-US"/>
-        </w:rPr>
-        <w:tab/>
-      </w:r>
-      <w:r>
-        <w:rPr>
-          <w:lang w:val="en-US"/>
-        </w:rPr>
-        <w:tab/>
-        <w:t>&lt;property name="lastName" value="Khera" /&gt;</w:t>
+        <w:t>&lt;property name="</w:t>
+      </w:r>
+      <w:proofErr w:type="spellStart"/>
+      <w:r>
+        <w:rPr>
+          <w:lang w:val="en-US"/>
+        </w:rPr>
+        <w:t>firstName</w:t>
+      </w:r>
+      <w:proofErr w:type="spellEnd"/>
+      <w:r>
+        <w:rPr>
+          <w:lang w:val="en-US"/>
+        </w:rPr>
+        <w:t>" value="Shiv" /&gt;</w:t>
+      </w:r>
+    </w:p>
+    <w:p>
+      <w:pPr>
+        <w:pStyle w:val="ListParagraph"/>
+        <w:rPr>
+          <w:lang w:val="en-US"/>
+        </w:rPr>
+      </w:pPr>
+      <w:r>
+        <w:rPr>
+          <w:lang w:val="en-US"/>
+        </w:rPr>
+        <w:tab/>
+      </w:r>
+      <w:r>
+        <w:rPr>
+          <w:lang w:val="en-US"/>
+        </w:rPr>
+        <w:tab/>
+        <w:t>&lt;property name="</w:t>
+      </w:r>
+      <w:proofErr w:type="spellStart"/>
+      <w:r>
+        <w:rPr>
+          <w:lang w:val="en-US"/>
+        </w:rPr>
+        <w:t>lastName</w:t>
+      </w:r>
+      <w:proofErr w:type="spellEnd"/>
+      <w:r>
+        <w:rPr>
+          <w:lang w:val="en-US"/>
+        </w:rPr>
+        <w:t>" value="</w:t>
+      </w:r>
+      <w:proofErr w:type="spellStart"/>
+      <w:r>
+        <w:rPr>
+          <w:lang w:val="en-US"/>
+        </w:rPr>
+        <w:t>Khera</w:t>
+      </w:r>
+      <w:proofErr w:type="spellEnd"/>
+      <w:r>
+        <w:rPr>
+          <w:lang w:val="en-US"/>
+        </w:rPr>
+        <w:t>" /&gt;</w:t>
       </w:r>
     </w:p>
     <w:p>
@@ -1714,28 +2684,98 @@
           <w:lang w:val="en-US"/>
         </w:rPr>
         <w:tab/>
-        <w:t>&lt;bean id="book" class="com.ust.spring._may_autowire.Book" autowire="byType"&gt;</w:t>
-      </w:r>
-    </w:p>
-    <w:p>
-      <w:pPr>
-        <w:pStyle w:val="ListParagraph"/>
-        <w:rPr>
-          <w:lang w:val="en-US"/>
-        </w:rPr>
-      </w:pPr>
-      <w:r>
-        <w:rPr>
-          <w:lang w:val="en-US"/>
-        </w:rPr>
-        <w:tab/>
-      </w:r>
-      <w:r>
-        <w:rPr>
-          <w:lang w:val="en-US"/>
-        </w:rPr>
-        <w:tab/>
-        <w:t>&lt;property name="isbn" value="123" /&gt;</w:t>
+        <w:t>&lt;bean id="book" class="</w:t>
+      </w:r>
+      <w:proofErr w:type="gramStart"/>
+      <w:r>
+        <w:rPr>
+          <w:lang w:val="en-US"/>
+        </w:rPr>
+        <w:t>com.ust.spring</w:t>
+      </w:r>
+      <w:proofErr w:type="gramEnd"/>
+      <w:r>
+        <w:rPr>
+          <w:lang w:val="en-US"/>
+        </w:rPr>
+        <w:t>._</w:t>
+      </w:r>
+      <w:proofErr w:type="spellStart"/>
+      <w:r>
+        <w:rPr>
+          <w:lang w:val="en-US"/>
+        </w:rPr>
+        <w:t>may_autowire.Book</w:t>
+      </w:r>
+      <w:proofErr w:type="spellEnd"/>
+      <w:r>
+        <w:rPr>
+          <w:lang w:val="en-US"/>
+        </w:rPr>
+        <w:t xml:space="preserve">" </w:t>
+      </w:r>
+      <w:proofErr w:type="spellStart"/>
+      <w:r>
+        <w:rPr>
+          <w:lang w:val="en-US"/>
+        </w:rPr>
+        <w:t>autowire</w:t>
+      </w:r>
+      <w:proofErr w:type="spellEnd"/>
+      <w:r>
+        <w:rPr>
+          <w:lang w:val="en-US"/>
+        </w:rPr>
+        <w:t>="</w:t>
+      </w:r>
+      <w:proofErr w:type="spellStart"/>
+      <w:r>
+        <w:rPr>
+          <w:lang w:val="en-US"/>
+        </w:rPr>
+        <w:t>byType</w:t>
+      </w:r>
+      <w:proofErr w:type="spellEnd"/>
+      <w:r>
+        <w:rPr>
+          <w:lang w:val="en-US"/>
+        </w:rPr>
+        <w:t>"&gt;</w:t>
+      </w:r>
+    </w:p>
+    <w:p>
+      <w:pPr>
+        <w:pStyle w:val="ListParagraph"/>
+        <w:rPr>
+          <w:lang w:val="en-US"/>
+        </w:rPr>
+      </w:pPr>
+      <w:r>
+        <w:rPr>
+          <w:lang w:val="en-US"/>
+        </w:rPr>
+        <w:tab/>
+      </w:r>
+      <w:r>
+        <w:rPr>
+          <w:lang w:val="en-US"/>
+        </w:rPr>
+        <w:tab/>
+        <w:t>&lt;property name="</w:t>
+      </w:r>
+      <w:proofErr w:type="spellStart"/>
+      <w:r>
+        <w:rPr>
+          <w:lang w:val="en-US"/>
+        </w:rPr>
+        <w:t>isbn</w:t>
+      </w:r>
+      <w:proofErr w:type="spellEnd"/>
+      <w:r>
+        <w:rPr>
+          <w:lang w:val="en-US"/>
+        </w:rPr>
+        <w:t>" value="123" /&gt;</w:t>
       </w:r>
     </w:p>
     <w:p>
@@ -1864,11 +2904,19 @@
           <w:lang w:val="en-US"/>
         </w:rPr>
       </w:pPr>
-      <w:r>
-        <w:rPr>
-          <w:lang w:val="en-US"/>
-        </w:rPr>
-        <w:t>Lets get Bean of Book now.</w:t>
+      <w:proofErr w:type="gramStart"/>
+      <w:r>
+        <w:rPr>
+          <w:lang w:val="en-US"/>
+        </w:rPr>
+        <w:t>Lets</w:t>
+      </w:r>
+      <w:proofErr w:type="gramEnd"/>
+      <w:r>
+        <w:rPr>
+          <w:lang w:val="en-US"/>
+        </w:rPr>
+        <w:t xml:space="preserve"> get Bean of Book now.</w:t>
       </w:r>
     </w:p>
     <w:p>
@@ -1883,7 +2931,35 @@
         <w:rPr>
           <w:lang w:val="en-US"/>
         </w:rPr>
-        <w:t>package com.ust.spring._may_autowire;</w:t>
+        <w:t xml:space="preserve">package </w:t>
+      </w:r>
+      <w:proofErr w:type="gramStart"/>
+      <w:r>
+        <w:rPr>
+          <w:lang w:val="en-US"/>
+        </w:rPr>
+        <w:t>com.ust.spring</w:t>
+      </w:r>
+      <w:proofErr w:type="gramEnd"/>
+      <w:r>
+        <w:rPr>
+          <w:lang w:val="en-US"/>
+        </w:rPr>
+        <w:t>._</w:t>
+      </w:r>
+      <w:proofErr w:type="spellStart"/>
+      <w:r>
+        <w:rPr>
+          <w:lang w:val="en-US"/>
+        </w:rPr>
+        <w:t>may_autowire</w:t>
+      </w:r>
+      <w:proofErr w:type="spellEnd"/>
+      <w:r>
+        <w:rPr>
+          <w:lang w:val="en-US"/>
+        </w:rPr>
+        <w:t>;</w:t>
       </w:r>
     </w:p>
     <w:p>
@@ -1907,7 +2983,29 @@
         <w:rPr>
           <w:lang w:val="en-US"/>
         </w:rPr>
-        <w:t>import org.springframework.context.ApplicationContext;</w:t>
+        <w:t xml:space="preserve">import </w:t>
+      </w:r>
+      <w:proofErr w:type="spellStart"/>
+      <w:proofErr w:type="gramStart"/>
+      <w:r>
+        <w:rPr>
+          <w:lang w:val="en-US"/>
+        </w:rPr>
+        <w:t>org.springframework</w:t>
+      </w:r>
+      <w:proofErr w:type="gramEnd"/>
+      <w:r>
+        <w:rPr>
+          <w:lang w:val="en-US"/>
+        </w:rPr>
+        <w:t>.context.ApplicationContext</w:t>
+      </w:r>
+      <w:proofErr w:type="spellEnd"/>
+      <w:r>
+        <w:rPr>
+          <w:lang w:val="en-US"/>
+        </w:rPr>
+        <w:t>;</w:t>
       </w:r>
     </w:p>
     <w:p>
@@ -1922,7 +3020,21 @@
         <w:rPr>
           <w:lang w:val="en-US"/>
         </w:rPr>
-        <w:t>import org.springframework.context.support.ClassPathXmlApplicationContext;</w:t>
+        <w:t xml:space="preserve">import </w:t>
+      </w:r>
+      <w:proofErr w:type="gramStart"/>
+      <w:r>
+        <w:rPr>
+          <w:lang w:val="en-US"/>
+        </w:rPr>
+        <w:t>org.springframework</w:t>
+      </w:r>
+      <w:proofErr w:type="gramEnd"/>
+      <w:r>
+        <w:rPr>
+          <w:lang w:val="en-US"/>
+        </w:rPr>
+        <w:t>.context.support.ClassPathXmlApplicationContext;</w:t>
       </w:r>
     </w:p>
     <w:p>
@@ -2036,7 +3148,35 @@
         <w:rPr>
           <w:lang w:val="en-US"/>
         </w:rPr>
-        <w:t xml:space="preserve">    public static void main( String[] args )</w:t>
+        <w:t xml:space="preserve">    public static void </w:t>
+      </w:r>
+      <w:proofErr w:type="gramStart"/>
+      <w:r>
+        <w:rPr>
+          <w:lang w:val="en-US"/>
+        </w:rPr>
+        <w:t>main( String</w:t>
+      </w:r>
+      <w:proofErr w:type="gramEnd"/>
+      <w:r>
+        <w:rPr>
+          <w:lang w:val="en-US"/>
+        </w:rPr>
+        <w:t xml:space="preserve">[] </w:t>
+      </w:r>
+      <w:proofErr w:type="spellStart"/>
+      <w:r>
+        <w:rPr>
+          <w:lang w:val="en-US"/>
+        </w:rPr>
+        <w:t>args</w:t>
+      </w:r>
+      <w:proofErr w:type="spellEnd"/>
+      <w:r>
+        <w:rPr>
+          <w:lang w:val="en-US"/>
+        </w:rPr>
+        <w:t xml:space="preserve"> )</w:t>
       </w:r>
     </w:p>
     <w:p>
@@ -2066,7 +3206,29 @@
         <w:rPr>
           <w:lang w:val="en-US"/>
         </w:rPr>
-        <w:t xml:space="preserve">        System.out.println( "Hello World!" );</w:t>
+        <w:t xml:space="preserve">        </w:t>
+      </w:r>
+      <w:proofErr w:type="spellStart"/>
+      <w:r>
+        <w:rPr>
+          <w:lang w:val="en-US"/>
+        </w:rPr>
+        <w:t>System.out.println</w:t>
+      </w:r>
+      <w:proofErr w:type="spellEnd"/>
+      <w:proofErr w:type="gramStart"/>
+      <w:r>
+        <w:rPr>
+          <w:lang w:val="en-US"/>
+        </w:rPr>
+        <w:t>( "</w:t>
+      </w:r>
+      <w:proofErr w:type="gramEnd"/>
+      <w:r>
+        <w:rPr>
+          <w:lang w:val="en-US"/>
+        </w:rPr>
+        <w:t>Hello World!" );</w:t>
       </w:r>
     </w:p>
     <w:p>
@@ -2082,7 +3244,49 @@
           <w:lang w:val="en-US"/>
         </w:rPr>
         <w:lastRenderedPageBreak/>
-        <w:t xml:space="preserve">        ApplicationContext ctx=new ClassPathXmlApplicationContext("spring.xml");</w:t>
+        <w:t xml:space="preserve">        </w:t>
+      </w:r>
+      <w:proofErr w:type="spellStart"/>
+      <w:r>
+        <w:rPr>
+          <w:lang w:val="en-US"/>
+        </w:rPr>
+        <w:t>ApplicationContext</w:t>
+      </w:r>
+      <w:proofErr w:type="spellEnd"/>
+      <w:r>
+        <w:rPr>
+          <w:lang w:val="en-US"/>
+        </w:rPr>
+        <w:t xml:space="preserve"> </w:t>
+      </w:r>
+      <w:proofErr w:type="spellStart"/>
+      <w:r>
+        <w:rPr>
+          <w:lang w:val="en-US"/>
+        </w:rPr>
+        <w:t>ctx</w:t>
+      </w:r>
+      <w:proofErr w:type="spellEnd"/>
+      <w:r>
+        <w:rPr>
+          <w:lang w:val="en-US"/>
+        </w:rPr>
+        <w:t xml:space="preserve">=new </w:t>
+      </w:r>
+      <w:proofErr w:type="spellStart"/>
+      <w:r>
+        <w:rPr>
+          <w:lang w:val="en-US"/>
+        </w:rPr>
+        <w:t>ClassPathXmlApplicationContext</w:t>
+      </w:r>
+      <w:proofErr w:type="spellEnd"/>
+      <w:r>
+        <w:rPr>
+          <w:lang w:val="en-US"/>
+        </w:rPr>
+        <w:t>("spring.xml");</w:t>
       </w:r>
     </w:p>
     <w:p>
@@ -2097,7 +3301,23 @@
         <w:rPr>
           <w:lang w:val="en-US"/>
         </w:rPr>
-        <w:t xml:space="preserve">        Book book=(Book) ctx.getBean("book");</w:t>
+        <w:t xml:space="preserve">        Book book=(Book) </w:t>
+      </w:r>
+      <w:proofErr w:type="spellStart"/>
+      <w:proofErr w:type="gramStart"/>
+      <w:r>
+        <w:rPr>
+          <w:lang w:val="en-US"/>
+        </w:rPr>
+        <w:t>ctx.getBean</w:t>
+      </w:r>
+      <w:proofErr w:type="spellEnd"/>
+      <w:proofErr w:type="gramEnd"/>
+      <w:r>
+        <w:rPr>
+          <w:lang w:val="en-US"/>
+        </w:rPr>
+        <w:t>("book");</w:t>
       </w:r>
     </w:p>
     <w:p>
@@ -2112,7 +3332,21 @@
         <w:rPr>
           <w:lang w:val="en-US"/>
         </w:rPr>
-        <w:t xml:space="preserve">        System.out.println(book);</w:t>
+        <w:t xml:space="preserve">        </w:t>
+      </w:r>
+      <w:proofErr w:type="spellStart"/>
+      <w:r>
+        <w:rPr>
+          <w:lang w:val="en-US"/>
+        </w:rPr>
+        <w:t>System.out.println</w:t>
+      </w:r>
+      <w:proofErr w:type="spellEnd"/>
+      <w:r>
+        <w:rPr>
+          <w:lang w:val="en-US"/>
+        </w:rPr>
+        <w:t>(book);</w:t>
       </w:r>
     </w:p>
     <w:p>
@@ -2133,6 +3367,9 @@
     <w:p>
       <w:pPr>
         <w:pStyle w:val="ListParagraph"/>
+        <w:pBdr>
+          <w:bottom w:val="single" w:sz="6" w:space="1" w:color="auto"/>
+        </w:pBdr>
         <w:ind w:left="1440"/>
         <w:rPr>
           <w:lang w:val="en-US"/>
@@ -2144,6 +3381,42 @@
         </w:rPr>
         <w:t>}</w:t>
       </w:r>
+    </w:p>
+    <w:p>
+      <w:pPr>
+        <w:pStyle w:val="ListParagraph"/>
+        <w:rPr>
+          <w:lang w:val="en-US"/>
+        </w:rPr>
+      </w:pPr>
+      <w:r>
+        <w:rPr>
+          <w:lang w:val="en-US"/>
+        </w:rPr>
+        <w:t xml:space="preserve">Now, the </w:t>
+      </w:r>
+      <w:proofErr w:type="spellStart"/>
+      <w:r>
+        <w:rPr>
+          <w:lang w:val="en-US"/>
+        </w:rPr>
+        <w:t>autowiring</w:t>
+      </w:r>
+      <w:proofErr w:type="spellEnd"/>
+      <w:r>
+        <w:rPr>
+          <w:lang w:val="en-US"/>
+        </w:rPr>
+        <w:t xml:space="preserve"> will be done in annotations.</w:t>
+      </w:r>
+    </w:p>
+    <w:p>
+      <w:pPr>
+        <w:pStyle w:val="ListParagraph"/>
+        <w:rPr>
+          <w:lang w:val="en-US"/>
+        </w:rPr>
+      </w:pPr>
     </w:p>
     <w:p>
       <w:pPr>

--- a/notes_30May2023.docx
+++ b/notes_30May2023.docx
@@ -3413,14 +3413,4415 @@
     <w:p>
       <w:pPr>
         <w:pStyle w:val="ListParagraph"/>
-        <w:rPr>
-          <w:lang w:val="en-US"/>
-        </w:rPr>
-      </w:pPr>
-    </w:p>
-    <w:p>
-      <w:pPr>
-        <w:pStyle w:val="ListParagraph"/>
+        <w:pBdr>
+          <w:bottom w:val="single" w:sz="6" w:space="1" w:color="auto"/>
+        </w:pBdr>
+        <w:rPr>
+          <w:lang w:val="en-US"/>
+        </w:rPr>
+      </w:pPr>
+    </w:p>
+    <w:p>
+      <w:pPr>
+        <w:pStyle w:val="ListParagraph"/>
+        <w:rPr>
+          <w:lang w:val="en-US"/>
+        </w:rPr>
+      </w:pPr>
+      <w:r>
+        <w:rPr>
+          <w:lang w:val="en-US"/>
+        </w:rPr>
+        <w:t>MVC</w:t>
+      </w:r>
+    </w:p>
+    <w:p>
+      <w:pPr>
+        <w:pStyle w:val="ListParagraph"/>
+        <w:rPr>
+          <w:lang w:val="en-US"/>
+        </w:rPr>
+      </w:pPr>
+      <w:r>
+        <w:rPr>
+          <w:lang w:val="en-US"/>
+        </w:rPr>
+        <w:tab/>
+        <w:t>Model View Controller</w:t>
+      </w:r>
+    </w:p>
+    <w:p>
+      <w:pPr>
+        <w:pStyle w:val="ListParagraph"/>
+        <w:rPr>
+          <w:lang w:val="en-US"/>
+        </w:rPr>
+      </w:pPr>
+      <w:r>
+        <w:rPr>
+          <w:lang w:val="en-US"/>
+        </w:rPr>
+        <w:t>Model</w:t>
+      </w:r>
+    </w:p>
+    <w:p>
+      <w:pPr>
+        <w:pStyle w:val="ListParagraph"/>
+        <w:rPr>
+          <w:lang w:val="en-US"/>
+        </w:rPr>
+      </w:pPr>
+      <w:r>
+        <w:rPr>
+          <w:lang w:val="en-US"/>
+        </w:rPr>
+        <w:tab/>
+        <w:t>Data definition</w:t>
+      </w:r>
+    </w:p>
+    <w:p>
+      <w:pPr>
+        <w:pStyle w:val="ListParagraph"/>
+        <w:rPr>
+          <w:lang w:val="en-US"/>
+        </w:rPr>
+      </w:pPr>
+      <w:r>
+        <w:rPr>
+          <w:lang w:val="en-US"/>
+        </w:rPr>
+        <w:tab/>
+        <w:t>Data access</w:t>
+      </w:r>
+    </w:p>
+    <w:p>
+      <w:pPr>
+        <w:pStyle w:val="ListParagraph"/>
+        <w:rPr>
+          <w:lang w:val="en-US"/>
+        </w:rPr>
+      </w:pPr>
+      <w:r>
+        <w:rPr>
+          <w:lang w:val="en-US"/>
+        </w:rPr>
+        <w:t>View</w:t>
+      </w:r>
+    </w:p>
+    <w:p>
+      <w:pPr>
+        <w:pStyle w:val="ListParagraph"/>
+        <w:rPr>
+          <w:lang w:val="en-US"/>
+        </w:rPr>
+      </w:pPr>
+      <w:r>
+        <w:rPr>
+          <w:lang w:val="en-US"/>
+        </w:rPr>
+        <w:tab/>
+        <w:t>Input/ output</w:t>
+      </w:r>
+      <w:r>
+        <w:rPr>
+          <w:lang w:val="en-US"/>
+        </w:rPr>
+        <w:tab/>
+        <w:t>UI</w:t>
+      </w:r>
+      <w:r>
+        <w:rPr>
+          <w:lang w:val="en-US"/>
+        </w:rPr>
+        <w:tab/>
+        <w:t>front end</w:t>
+      </w:r>
+    </w:p>
+    <w:p>
+      <w:pPr>
+        <w:pStyle w:val="ListParagraph"/>
+        <w:rPr>
+          <w:lang w:val="en-US"/>
+        </w:rPr>
+      </w:pPr>
+      <w:r>
+        <w:rPr>
+          <w:lang w:val="en-US"/>
+        </w:rPr>
+        <w:t>Controller</w:t>
+      </w:r>
+    </w:p>
+    <w:p>
+      <w:pPr>
+        <w:pStyle w:val="ListParagraph"/>
+        <w:rPr>
+          <w:lang w:val="en-US"/>
+        </w:rPr>
+      </w:pPr>
+      <w:r>
+        <w:rPr>
+          <w:lang w:val="en-US"/>
+        </w:rPr>
+        <w:tab/>
+        <w:t>If controller is not there, then view and model should be present locally.</w:t>
+      </w:r>
+    </w:p>
+    <w:p>
+      <w:pPr>
+        <w:pStyle w:val="ListParagraph"/>
+        <w:rPr>
+          <w:lang w:val="en-US"/>
+        </w:rPr>
+      </w:pPr>
+      <w:r>
+        <w:rPr>
+          <w:lang w:val="en-US"/>
+        </w:rPr>
+        <w:tab/>
+        <w:t>By having a controller, we are able to allow views to access model from anywhere.</w:t>
+      </w:r>
+    </w:p>
+    <w:p>
+      <w:pPr>
+        <w:pStyle w:val="ListParagraph"/>
+        <w:rPr>
+          <w:lang w:val="en-US"/>
+        </w:rPr>
+      </w:pPr>
+    </w:p>
+    <w:p>
+      <w:pPr>
+        <w:pStyle w:val="ListParagraph"/>
+        <w:rPr>
+          <w:lang w:val="en-US"/>
+        </w:rPr>
+      </w:pPr>
+      <w:r>
+        <w:rPr>
+          <w:lang w:val="en-US"/>
+        </w:rPr>
+        <w:tab/>
+        <w:t>It can be a middleware also. It can take care of business logic</w:t>
+      </w:r>
+    </w:p>
+    <w:p>
+      <w:pPr>
+        <w:pStyle w:val="ListParagraph"/>
+        <w:rPr>
+          <w:lang w:val="en-US"/>
+        </w:rPr>
+      </w:pPr>
+    </w:p>
+    <w:p>
+      <w:pPr>
+        <w:pStyle w:val="ListParagraph"/>
+        <w:rPr>
+          <w:lang w:val="en-US"/>
+        </w:rPr>
+      </w:pPr>
+      <w:r>
+        <w:rPr>
+          <w:lang w:val="en-US"/>
+        </w:rPr>
+        <w:t>Any application has</w:t>
+      </w:r>
+    </w:p>
+    <w:p>
+      <w:pPr>
+        <w:pStyle w:val="ListParagraph"/>
+        <w:rPr>
+          <w:lang w:val="en-US"/>
+        </w:rPr>
+      </w:pPr>
+      <w:r>
+        <w:rPr>
+          <w:lang w:val="en-US"/>
+        </w:rPr>
+        <w:tab/>
+        <w:t>Presentation services</w:t>
+      </w:r>
+      <w:r>
+        <w:rPr>
+          <w:lang w:val="en-US"/>
+        </w:rPr>
+        <w:tab/>
+        <w:t>(view)</w:t>
+      </w:r>
+    </w:p>
+    <w:p>
+      <w:pPr>
+        <w:pStyle w:val="ListParagraph"/>
+        <w:rPr>
+          <w:lang w:val="en-US"/>
+        </w:rPr>
+      </w:pPr>
+      <w:r>
+        <w:rPr>
+          <w:lang w:val="en-US"/>
+        </w:rPr>
+        <w:tab/>
+        <w:t>Business logic</w:t>
+      </w:r>
+      <w:r>
+        <w:rPr>
+          <w:lang w:val="en-US"/>
+        </w:rPr>
+        <w:tab/>
+      </w:r>
+      <w:r>
+        <w:rPr>
+          <w:lang w:val="en-US"/>
+        </w:rPr>
+        <w:tab/>
+        <w:t>(controller)</w:t>
+      </w:r>
+    </w:p>
+    <w:p>
+      <w:pPr>
+        <w:pStyle w:val="ListParagraph"/>
+        <w:rPr>
+          <w:lang w:val="en-US"/>
+        </w:rPr>
+      </w:pPr>
+      <w:r>
+        <w:rPr>
+          <w:lang w:val="en-US"/>
+        </w:rPr>
+        <w:tab/>
+        <w:t>Data services</w:t>
+      </w:r>
+      <w:r>
+        <w:rPr>
+          <w:lang w:val="en-US"/>
+        </w:rPr>
+        <w:tab/>
+      </w:r>
+      <w:r>
+        <w:rPr>
+          <w:lang w:val="en-US"/>
+        </w:rPr>
+        <w:tab/>
+        <w:t>(model)</w:t>
+      </w:r>
+    </w:p>
+    <w:p>
+      <w:pPr>
+        <w:pStyle w:val="ListParagraph"/>
+        <w:pBdr>
+          <w:bottom w:val="single" w:sz="6" w:space="1" w:color="auto"/>
+        </w:pBdr>
+        <w:rPr>
+          <w:lang w:val="en-US"/>
+        </w:rPr>
+      </w:pPr>
+    </w:p>
+    <w:p>
+      <w:pPr>
+        <w:pStyle w:val="ListParagraph"/>
+        <w:rPr>
+          <w:lang w:val="en-US"/>
+        </w:rPr>
+      </w:pPr>
+      <w:r>
+        <w:rPr>
+          <w:lang w:val="en-US"/>
+        </w:rPr>
+        <w:t>We are going to create a spring MVC project now.</w:t>
+      </w:r>
+    </w:p>
+    <w:p>
+      <w:pPr>
+        <w:pStyle w:val="ListParagraph"/>
+        <w:rPr>
+          <w:lang w:val="en-US"/>
+        </w:rPr>
+      </w:pPr>
+    </w:p>
+    <w:p>
+      <w:pPr>
+        <w:pStyle w:val="ListParagraph"/>
+        <w:numPr>
+          <w:ilvl w:val="0"/>
+          <w:numId w:val="30"/>
+        </w:numPr>
+        <w:rPr>
+          <w:lang w:val="en-US"/>
+        </w:rPr>
+      </w:pPr>
+      <w:r>
+        <w:rPr>
+          <w:lang w:val="en-US"/>
+        </w:rPr>
+        <w:t xml:space="preserve">Create a maven project (archetype: webapp </w:t>
+      </w:r>
+      <w:r>
+        <w:rPr>
+          <w:lang w:val="en-US"/>
+        </w:rPr>
+        <w:tab/>
+        <w:t>last archetype)</w:t>
+      </w:r>
+    </w:p>
+    <w:p>
+      <w:pPr>
+        <w:pStyle w:val="ListParagraph"/>
+        <w:ind w:left="1440"/>
+        <w:rPr>
+          <w:lang w:val="en-US"/>
+        </w:rPr>
+      </w:pPr>
+      <w:r>
+        <w:rPr>
+          <w:lang w:val="en-US"/>
+        </w:rPr>
+        <w:t>30-may-mvc-1</w:t>
+      </w:r>
+    </w:p>
+    <w:p>
+      <w:pPr>
+        <w:pStyle w:val="ListParagraph"/>
+        <w:numPr>
+          <w:ilvl w:val="0"/>
+          <w:numId w:val="30"/>
+        </w:numPr>
+        <w:rPr>
+          <w:lang w:val="en-US"/>
+        </w:rPr>
+      </w:pPr>
+      <w:r>
+        <w:rPr>
+          <w:lang w:val="en-US"/>
+        </w:rPr>
+        <w:t>In pom.xml</w:t>
+      </w:r>
+    </w:p>
+    <w:p>
+      <w:pPr>
+        <w:pStyle w:val="ListParagraph"/>
+        <w:ind w:left="1440"/>
+        <w:rPr>
+          <w:lang w:val="en-US"/>
+        </w:rPr>
+      </w:pPr>
+      <w:r>
+        <w:rPr>
+          <w:lang w:val="en-US"/>
+        </w:rPr>
+        <w:t>&lt;dependency&gt;</w:t>
+      </w:r>
+    </w:p>
+    <w:p>
+      <w:pPr>
+        <w:pStyle w:val="ListParagraph"/>
+        <w:ind w:left="1440"/>
+        <w:rPr>
+          <w:lang w:val="en-US"/>
+        </w:rPr>
+      </w:pPr>
+      <w:r>
+        <w:rPr>
+          <w:lang w:val="en-US"/>
+        </w:rPr>
+        <w:tab/>
+      </w:r>
+      <w:r>
+        <w:rPr>
+          <w:lang w:val="en-US"/>
+        </w:rPr>
+        <w:tab/>
+      </w:r>
+      <w:r>
+        <w:rPr>
+          <w:lang w:val="en-US"/>
+        </w:rPr>
+        <w:tab/>
+      </w:r>
+      <w:proofErr w:type="gramStart"/>
+      <w:r>
+        <w:rPr>
+          <w:lang w:val="en-US"/>
+        </w:rPr>
+        <w:t>&lt;</w:t>
+      </w:r>
+      <w:proofErr w:type="spellStart"/>
+      <w:r>
+        <w:rPr>
+          <w:lang w:val="en-US"/>
+        </w:rPr>
+        <w:t>groupId</w:t>
+      </w:r>
+      <w:proofErr w:type="spellEnd"/>
+      <w:r>
+        <w:rPr>
+          <w:lang w:val="en-US"/>
+        </w:rPr>
+        <w:t>&gt;</w:t>
+      </w:r>
+      <w:proofErr w:type="spellStart"/>
+      <w:r>
+        <w:rPr>
+          <w:lang w:val="en-US"/>
+        </w:rPr>
+        <w:t>com.fasterxml.jackson</w:t>
+      </w:r>
+      <w:proofErr w:type="gramEnd"/>
+      <w:r>
+        <w:rPr>
+          <w:lang w:val="en-US"/>
+        </w:rPr>
+        <w:t>.core</w:t>
+      </w:r>
+      <w:proofErr w:type="spellEnd"/>
+      <w:r>
+        <w:rPr>
+          <w:lang w:val="en-US"/>
+        </w:rPr>
+        <w:t>&lt;/</w:t>
+      </w:r>
+      <w:proofErr w:type="spellStart"/>
+      <w:r>
+        <w:rPr>
+          <w:lang w:val="en-US"/>
+        </w:rPr>
+        <w:t>groupId</w:t>
+      </w:r>
+      <w:proofErr w:type="spellEnd"/>
+      <w:r>
+        <w:rPr>
+          <w:lang w:val="en-US"/>
+        </w:rPr>
+        <w:t>&gt;</w:t>
+      </w:r>
+    </w:p>
+    <w:p>
+      <w:pPr>
+        <w:pStyle w:val="ListParagraph"/>
+        <w:ind w:left="1440"/>
+        <w:rPr>
+          <w:lang w:val="en-US"/>
+        </w:rPr>
+      </w:pPr>
+      <w:r>
+        <w:rPr>
+          <w:lang w:val="en-US"/>
+        </w:rPr>
+        <w:tab/>
+      </w:r>
+      <w:r>
+        <w:rPr>
+          <w:lang w:val="en-US"/>
+        </w:rPr>
+        <w:tab/>
+      </w:r>
+      <w:r>
+        <w:rPr>
+          <w:lang w:val="en-US"/>
+        </w:rPr>
+        <w:tab/>
+        <w:t>&lt;</w:t>
+      </w:r>
+      <w:proofErr w:type="spellStart"/>
+      <w:r>
+        <w:rPr>
+          <w:lang w:val="en-US"/>
+        </w:rPr>
+        <w:t>artifactId</w:t>
+      </w:r>
+      <w:proofErr w:type="spellEnd"/>
+      <w:r>
+        <w:rPr>
+          <w:lang w:val="en-US"/>
+        </w:rPr>
+        <w:t>&gt;</w:t>
+      </w:r>
+      <w:proofErr w:type="spellStart"/>
+      <w:r>
+        <w:rPr>
+          <w:lang w:val="en-US"/>
+        </w:rPr>
+        <w:t>jackson-databind</w:t>
+      </w:r>
+      <w:proofErr w:type="spellEnd"/>
+      <w:r>
+        <w:rPr>
+          <w:lang w:val="en-US"/>
+        </w:rPr>
+        <w:t>&lt;/</w:t>
+      </w:r>
+      <w:proofErr w:type="spellStart"/>
+      <w:r>
+        <w:rPr>
+          <w:lang w:val="en-US"/>
+        </w:rPr>
+        <w:t>artifactId</w:t>
+      </w:r>
+      <w:proofErr w:type="spellEnd"/>
+      <w:r>
+        <w:rPr>
+          <w:lang w:val="en-US"/>
+        </w:rPr>
+        <w:t>&gt;</w:t>
+      </w:r>
+    </w:p>
+    <w:p>
+      <w:pPr>
+        <w:pStyle w:val="ListParagraph"/>
+        <w:ind w:left="1440"/>
+        <w:rPr>
+          <w:lang w:val="en-US"/>
+        </w:rPr>
+      </w:pPr>
+      <w:r>
+        <w:rPr>
+          <w:lang w:val="en-US"/>
+        </w:rPr>
+        <w:tab/>
+      </w:r>
+      <w:r>
+        <w:rPr>
+          <w:lang w:val="en-US"/>
+        </w:rPr>
+        <w:tab/>
+      </w:r>
+      <w:r>
+        <w:rPr>
+          <w:lang w:val="en-US"/>
+        </w:rPr>
+        <w:tab/>
+        <w:t>&lt;version&gt;2.9.6&lt;/version&gt;</w:t>
+      </w:r>
+    </w:p>
+    <w:p>
+      <w:pPr>
+        <w:pStyle w:val="ListParagraph"/>
+        <w:ind w:left="1440"/>
+        <w:rPr>
+          <w:lang w:val="en-US"/>
+        </w:rPr>
+      </w:pPr>
+      <w:r>
+        <w:rPr>
+          <w:lang w:val="en-US"/>
+        </w:rPr>
+        <w:tab/>
+      </w:r>
+      <w:r>
+        <w:rPr>
+          <w:lang w:val="en-US"/>
+        </w:rPr>
+        <w:tab/>
+        <w:t>&lt;/dependency&gt;</w:t>
+      </w:r>
+    </w:p>
+    <w:p>
+      <w:pPr>
+        <w:pStyle w:val="ListParagraph"/>
+        <w:ind w:left="1440"/>
+        <w:rPr>
+          <w:lang w:val="en-US"/>
+        </w:rPr>
+      </w:pPr>
+    </w:p>
+    <w:p>
+      <w:pPr>
+        <w:pStyle w:val="ListParagraph"/>
+        <w:ind w:left="1440"/>
+        <w:rPr>
+          <w:lang w:val="en-US"/>
+        </w:rPr>
+      </w:pPr>
+      <w:r>
+        <w:rPr>
+          <w:lang w:val="en-US"/>
+        </w:rPr>
+        <w:tab/>
+      </w:r>
+      <w:r>
+        <w:rPr>
+          <w:lang w:val="en-US"/>
+        </w:rPr>
+        <w:tab/>
+        <w:t>&lt;dependency&gt;</w:t>
+      </w:r>
+    </w:p>
+    <w:p>
+      <w:pPr>
+        <w:pStyle w:val="ListParagraph"/>
+        <w:ind w:left="1440"/>
+        <w:rPr>
+          <w:lang w:val="en-US"/>
+        </w:rPr>
+      </w:pPr>
+      <w:r>
+        <w:rPr>
+          <w:lang w:val="en-US"/>
+        </w:rPr>
+        <w:tab/>
+      </w:r>
+      <w:r>
+        <w:rPr>
+          <w:lang w:val="en-US"/>
+        </w:rPr>
+        <w:tab/>
+      </w:r>
+      <w:r>
+        <w:rPr>
+          <w:lang w:val="en-US"/>
+        </w:rPr>
+        <w:tab/>
+        <w:t>&lt;</w:t>
+      </w:r>
+      <w:proofErr w:type="spellStart"/>
+      <w:r>
+        <w:rPr>
+          <w:lang w:val="en-US"/>
+        </w:rPr>
+        <w:t>groupId</w:t>
+      </w:r>
+      <w:proofErr w:type="spellEnd"/>
+      <w:r>
+        <w:rPr>
+          <w:lang w:val="en-US"/>
+        </w:rPr>
+        <w:t>&gt;</w:t>
+      </w:r>
+      <w:proofErr w:type="spellStart"/>
+      <w:r>
+        <w:rPr>
+          <w:lang w:val="en-US"/>
+        </w:rPr>
+        <w:t>org.springframework</w:t>
+      </w:r>
+      <w:proofErr w:type="spellEnd"/>
+      <w:r>
+        <w:rPr>
+          <w:lang w:val="en-US"/>
+        </w:rPr>
+        <w:t>&lt;/</w:t>
+      </w:r>
+      <w:proofErr w:type="spellStart"/>
+      <w:r>
+        <w:rPr>
+          <w:lang w:val="en-US"/>
+        </w:rPr>
+        <w:t>groupId</w:t>
+      </w:r>
+      <w:proofErr w:type="spellEnd"/>
+      <w:r>
+        <w:rPr>
+          <w:lang w:val="en-US"/>
+        </w:rPr>
+        <w:t>&gt;</w:t>
+      </w:r>
+    </w:p>
+    <w:p>
+      <w:pPr>
+        <w:pStyle w:val="ListParagraph"/>
+        <w:ind w:left="1440"/>
+        <w:rPr>
+          <w:lang w:val="en-US"/>
+        </w:rPr>
+      </w:pPr>
+      <w:r>
+        <w:rPr>
+          <w:lang w:val="en-US"/>
+        </w:rPr>
+        <w:tab/>
+      </w:r>
+      <w:r>
+        <w:rPr>
+          <w:lang w:val="en-US"/>
+        </w:rPr>
+        <w:tab/>
+      </w:r>
+      <w:r>
+        <w:rPr>
+          <w:lang w:val="en-US"/>
+        </w:rPr>
+        <w:tab/>
+        <w:t>&lt;</w:t>
+      </w:r>
+      <w:proofErr w:type="spellStart"/>
+      <w:r>
+        <w:rPr>
+          <w:lang w:val="en-US"/>
+        </w:rPr>
+        <w:t>artifactId</w:t>
+      </w:r>
+      <w:proofErr w:type="spellEnd"/>
+      <w:r>
+        <w:rPr>
+          <w:lang w:val="en-US"/>
+        </w:rPr>
+        <w:t>&gt;spring-</w:t>
+      </w:r>
+      <w:proofErr w:type="spellStart"/>
+      <w:r>
+        <w:rPr>
+          <w:lang w:val="en-US"/>
+        </w:rPr>
+        <w:t>webmvc</w:t>
+      </w:r>
+      <w:proofErr w:type="spellEnd"/>
+      <w:r>
+        <w:rPr>
+          <w:lang w:val="en-US"/>
+        </w:rPr>
+        <w:t>&lt;/</w:t>
+      </w:r>
+      <w:proofErr w:type="spellStart"/>
+      <w:r>
+        <w:rPr>
+          <w:lang w:val="en-US"/>
+        </w:rPr>
+        <w:t>artifactId</w:t>
+      </w:r>
+      <w:proofErr w:type="spellEnd"/>
+      <w:r>
+        <w:rPr>
+          <w:lang w:val="en-US"/>
+        </w:rPr>
+        <w:t>&gt;</w:t>
+      </w:r>
+    </w:p>
+    <w:p>
+      <w:pPr>
+        <w:pStyle w:val="ListParagraph"/>
+        <w:ind w:left="1440"/>
+        <w:rPr>
+          <w:lang w:val="en-US"/>
+        </w:rPr>
+      </w:pPr>
+      <w:r>
+        <w:rPr>
+          <w:lang w:val="en-US"/>
+        </w:rPr>
+        <w:tab/>
+      </w:r>
+      <w:r>
+        <w:rPr>
+          <w:lang w:val="en-US"/>
+        </w:rPr>
+        <w:tab/>
+      </w:r>
+      <w:r>
+        <w:rPr>
+          <w:lang w:val="en-US"/>
+        </w:rPr>
+        <w:tab/>
+        <w:t>&lt;version&gt;4.3.</w:t>
+      </w:r>
+      <w:proofErr w:type="gramStart"/>
+      <w:r>
+        <w:rPr>
+          <w:lang w:val="en-US"/>
+        </w:rPr>
+        <w:t>9.RELEASE</w:t>
+      </w:r>
+      <w:proofErr w:type="gramEnd"/>
+      <w:r>
+        <w:rPr>
+          <w:lang w:val="en-US"/>
+        </w:rPr>
+        <w:t>&lt;/version&gt;</w:t>
+      </w:r>
+    </w:p>
+    <w:p>
+      <w:pPr>
+        <w:pStyle w:val="ListParagraph"/>
+        <w:ind w:left="1440"/>
+        <w:rPr>
+          <w:lang w:val="en-US"/>
+        </w:rPr>
+      </w:pPr>
+      <w:r>
+        <w:rPr>
+          <w:lang w:val="en-US"/>
+        </w:rPr>
+        <w:tab/>
+      </w:r>
+      <w:r>
+        <w:rPr>
+          <w:lang w:val="en-US"/>
+        </w:rPr>
+        <w:tab/>
+        <w:t>&lt;/dependency&gt;</w:t>
+      </w:r>
+    </w:p>
+    <w:p>
+      <w:pPr>
+        <w:pStyle w:val="ListParagraph"/>
+        <w:ind w:left="1440"/>
+        <w:rPr>
+          <w:lang w:val="en-US"/>
+        </w:rPr>
+      </w:pPr>
+      <w:r>
+        <w:rPr>
+          <w:lang w:val="en-US"/>
+        </w:rPr>
+        <w:tab/>
+      </w:r>
+      <w:r>
+        <w:rPr>
+          <w:lang w:val="en-US"/>
+        </w:rPr>
+        <w:tab/>
+        <w:t>&lt;dependency&gt;</w:t>
+      </w:r>
+    </w:p>
+    <w:p>
+      <w:pPr>
+        <w:pStyle w:val="ListParagraph"/>
+        <w:ind w:left="1440"/>
+        <w:rPr>
+          <w:lang w:val="en-US"/>
+        </w:rPr>
+      </w:pPr>
+      <w:r>
+        <w:rPr>
+          <w:lang w:val="en-US"/>
+        </w:rPr>
+        <w:tab/>
+      </w:r>
+      <w:r>
+        <w:rPr>
+          <w:lang w:val="en-US"/>
+        </w:rPr>
+        <w:tab/>
+      </w:r>
+      <w:r>
+        <w:rPr>
+          <w:lang w:val="en-US"/>
+        </w:rPr>
+        <w:tab/>
+        <w:t>&lt;</w:t>
+      </w:r>
+      <w:proofErr w:type="spellStart"/>
+      <w:r>
+        <w:rPr>
+          <w:lang w:val="en-US"/>
+        </w:rPr>
+        <w:t>groupId</w:t>
+      </w:r>
+      <w:proofErr w:type="spellEnd"/>
+      <w:r>
+        <w:rPr>
+          <w:lang w:val="en-US"/>
+        </w:rPr>
+        <w:t>&gt;</w:t>
+      </w:r>
+      <w:proofErr w:type="spellStart"/>
+      <w:r>
+        <w:rPr>
+          <w:lang w:val="en-US"/>
+        </w:rPr>
+        <w:t>org.springframework</w:t>
+      </w:r>
+      <w:proofErr w:type="spellEnd"/>
+      <w:r>
+        <w:rPr>
+          <w:lang w:val="en-US"/>
+        </w:rPr>
+        <w:t>&lt;/</w:t>
+      </w:r>
+      <w:proofErr w:type="spellStart"/>
+      <w:r>
+        <w:rPr>
+          <w:lang w:val="en-US"/>
+        </w:rPr>
+        <w:t>groupId</w:t>
+      </w:r>
+      <w:proofErr w:type="spellEnd"/>
+      <w:r>
+        <w:rPr>
+          <w:lang w:val="en-US"/>
+        </w:rPr>
+        <w:t>&gt;</w:t>
+      </w:r>
+    </w:p>
+    <w:p>
+      <w:pPr>
+        <w:pStyle w:val="ListParagraph"/>
+        <w:ind w:left="1440"/>
+        <w:rPr>
+          <w:lang w:val="en-US"/>
+        </w:rPr>
+      </w:pPr>
+      <w:r>
+        <w:rPr>
+          <w:lang w:val="en-US"/>
+        </w:rPr>
+        <w:tab/>
+      </w:r>
+      <w:r>
+        <w:rPr>
+          <w:lang w:val="en-US"/>
+        </w:rPr>
+        <w:tab/>
+      </w:r>
+      <w:r>
+        <w:rPr>
+          <w:lang w:val="en-US"/>
+        </w:rPr>
+        <w:tab/>
+        <w:t>&lt;</w:t>
+      </w:r>
+      <w:proofErr w:type="spellStart"/>
+      <w:r>
+        <w:rPr>
+          <w:lang w:val="en-US"/>
+        </w:rPr>
+        <w:t>artifactId</w:t>
+      </w:r>
+      <w:proofErr w:type="spellEnd"/>
+      <w:r>
+        <w:rPr>
+          <w:lang w:val="en-US"/>
+        </w:rPr>
+        <w:t>&gt;spring-web&lt;/</w:t>
+      </w:r>
+      <w:proofErr w:type="spellStart"/>
+      <w:r>
+        <w:rPr>
+          <w:lang w:val="en-US"/>
+        </w:rPr>
+        <w:t>artifactId</w:t>
+      </w:r>
+      <w:proofErr w:type="spellEnd"/>
+      <w:r>
+        <w:rPr>
+          <w:lang w:val="en-US"/>
+        </w:rPr>
+        <w:t>&gt;</w:t>
+      </w:r>
+    </w:p>
+    <w:p>
+      <w:pPr>
+        <w:pStyle w:val="ListParagraph"/>
+        <w:ind w:left="1440"/>
+        <w:rPr>
+          <w:lang w:val="en-US"/>
+        </w:rPr>
+      </w:pPr>
+      <w:r>
+        <w:rPr>
+          <w:lang w:val="en-US"/>
+        </w:rPr>
+        <w:tab/>
+      </w:r>
+      <w:r>
+        <w:rPr>
+          <w:lang w:val="en-US"/>
+        </w:rPr>
+        <w:tab/>
+      </w:r>
+      <w:r>
+        <w:rPr>
+          <w:lang w:val="en-US"/>
+        </w:rPr>
+        <w:tab/>
+        <w:t>&lt;version&gt;4.3.</w:t>
+      </w:r>
+      <w:proofErr w:type="gramStart"/>
+      <w:r>
+        <w:rPr>
+          <w:lang w:val="en-US"/>
+        </w:rPr>
+        <w:t>9.RELEASE</w:t>
+      </w:r>
+      <w:proofErr w:type="gramEnd"/>
+      <w:r>
+        <w:rPr>
+          <w:lang w:val="en-US"/>
+        </w:rPr>
+        <w:t>&lt;/version&gt;</w:t>
+      </w:r>
+    </w:p>
+    <w:p>
+      <w:pPr>
+        <w:pStyle w:val="ListParagraph"/>
+        <w:ind w:left="1440"/>
+        <w:rPr>
+          <w:lang w:val="en-US"/>
+        </w:rPr>
+      </w:pPr>
+      <w:r>
+        <w:rPr>
+          <w:lang w:val="en-US"/>
+        </w:rPr>
+        <w:tab/>
+      </w:r>
+      <w:r>
+        <w:rPr>
+          <w:lang w:val="en-US"/>
+        </w:rPr>
+        <w:tab/>
+        <w:t>&lt;/dependency&gt;</w:t>
+      </w:r>
+    </w:p>
+    <w:p>
+      <w:pPr>
+        <w:pStyle w:val="ListParagraph"/>
+        <w:ind w:left="1440"/>
+        <w:rPr>
+          <w:lang w:val="en-US"/>
+        </w:rPr>
+      </w:pPr>
+      <w:r>
+        <w:rPr>
+          <w:lang w:val="en-US"/>
+        </w:rPr>
+        <w:tab/>
+      </w:r>
+      <w:r>
+        <w:rPr>
+          <w:lang w:val="en-US"/>
+        </w:rPr>
+        <w:tab/>
+      </w:r>
+      <w:proofErr w:type="gramStart"/>
+      <w:r>
+        <w:rPr>
+          <w:lang w:val="en-US"/>
+        </w:rPr>
+        <w:t>&lt;!--</w:t>
+      </w:r>
+      <w:proofErr w:type="gramEnd"/>
+      <w:r>
+        <w:rPr>
+          <w:lang w:val="en-US"/>
+        </w:rPr>
+        <w:t xml:space="preserve"> Servlet --&gt;</w:t>
+      </w:r>
+    </w:p>
+    <w:p>
+      <w:pPr>
+        <w:pStyle w:val="ListParagraph"/>
+        <w:ind w:left="1440"/>
+        <w:rPr>
+          <w:lang w:val="en-US"/>
+        </w:rPr>
+      </w:pPr>
+      <w:r>
+        <w:rPr>
+          <w:lang w:val="en-US"/>
+        </w:rPr>
+        <w:lastRenderedPageBreak/>
+        <w:tab/>
+      </w:r>
+      <w:r>
+        <w:rPr>
+          <w:lang w:val="en-US"/>
+        </w:rPr>
+        <w:tab/>
+        <w:t>&lt;dependency&gt;</w:t>
+      </w:r>
+    </w:p>
+    <w:p>
+      <w:pPr>
+        <w:pStyle w:val="ListParagraph"/>
+        <w:ind w:left="1440"/>
+        <w:rPr>
+          <w:lang w:val="en-US"/>
+        </w:rPr>
+      </w:pPr>
+      <w:r>
+        <w:rPr>
+          <w:lang w:val="en-US"/>
+        </w:rPr>
+        <w:tab/>
+      </w:r>
+      <w:r>
+        <w:rPr>
+          <w:lang w:val="en-US"/>
+        </w:rPr>
+        <w:tab/>
+      </w:r>
+      <w:r>
+        <w:rPr>
+          <w:lang w:val="en-US"/>
+        </w:rPr>
+        <w:tab/>
+        <w:t>&lt;</w:t>
+      </w:r>
+      <w:proofErr w:type="spellStart"/>
+      <w:r>
+        <w:rPr>
+          <w:lang w:val="en-US"/>
+        </w:rPr>
+        <w:t>groupId</w:t>
+      </w:r>
+      <w:proofErr w:type="spellEnd"/>
+      <w:r>
+        <w:rPr>
+          <w:lang w:val="en-US"/>
+        </w:rPr>
+        <w:t>&gt;</w:t>
+      </w:r>
+      <w:proofErr w:type="spellStart"/>
+      <w:r>
+        <w:rPr>
+          <w:lang w:val="en-US"/>
+        </w:rPr>
+        <w:t>javax.servlet</w:t>
+      </w:r>
+      <w:proofErr w:type="spellEnd"/>
+      <w:r>
+        <w:rPr>
+          <w:lang w:val="en-US"/>
+        </w:rPr>
+        <w:t>&lt;/</w:t>
+      </w:r>
+      <w:proofErr w:type="spellStart"/>
+      <w:r>
+        <w:rPr>
+          <w:lang w:val="en-US"/>
+        </w:rPr>
+        <w:t>groupId</w:t>
+      </w:r>
+      <w:proofErr w:type="spellEnd"/>
+      <w:r>
+        <w:rPr>
+          <w:lang w:val="en-US"/>
+        </w:rPr>
+        <w:t>&gt;</w:t>
+      </w:r>
+    </w:p>
+    <w:p>
+      <w:pPr>
+        <w:pStyle w:val="ListParagraph"/>
+        <w:ind w:left="1440"/>
+        <w:rPr>
+          <w:lang w:val="en-US"/>
+        </w:rPr>
+      </w:pPr>
+      <w:r>
+        <w:rPr>
+          <w:lang w:val="en-US"/>
+        </w:rPr>
+        <w:tab/>
+      </w:r>
+      <w:r>
+        <w:rPr>
+          <w:lang w:val="en-US"/>
+        </w:rPr>
+        <w:tab/>
+      </w:r>
+      <w:r>
+        <w:rPr>
+          <w:lang w:val="en-US"/>
+        </w:rPr>
+        <w:tab/>
+        <w:t>&lt;</w:t>
+      </w:r>
+      <w:proofErr w:type="spellStart"/>
+      <w:r>
+        <w:rPr>
+          <w:lang w:val="en-US"/>
+        </w:rPr>
+        <w:t>artifactId</w:t>
+      </w:r>
+      <w:proofErr w:type="spellEnd"/>
+      <w:r>
+        <w:rPr>
+          <w:lang w:val="en-US"/>
+        </w:rPr>
+        <w:t>&gt;servlet-</w:t>
+      </w:r>
+      <w:proofErr w:type="spellStart"/>
+      <w:r>
+        <w:rPr>
+          <w:lang w:val="en-US"/>
+        </w:rPr>
+        <w:t>api</w:t>
+      </w:r>
+      <w:proofErr w:type="spellEnd"/>
+      <w:r>
+        <w:rPr>
+          <w:lang w:val="en-US"/>
+        </w:rPr>
+        <w:t>&lt;/</w:t>
+      </w:r>
+      <w:proofErr w:type="spellStart"/>
+      <w:r>
+        <w:rPr>
+          <w:lang w:val="en-US"/>
+        </w:rPr>
+        <w:t>artifactId</w:t>
+      </w:r>
+      <w:proofErr w:type="spellEnd"/>
+      <w:r>
+        <w:rPr>
+          <w:lang w:val="en-US"/>
+        </w:rPr>
+        <w:t>&gt;</w:t>
+      </w:r>
+    </w:p>
+    <w:p>
+      <w:pPr>
+        <w:pStyle w:val="ListParagraph"/>
+        <w:ind w:left="1440"/>
+        <w:rPr>
+          <w:lang w:val="en-US"/>
+        </w:rPr>
+      </w:pPr>
+      <w:r>
+        <w:rPr>
+          <w:lang w:val="en-US"/>
+        </w:rPr>
+        <w:tab/>
+      </w:r>
+      <w:r>
+        <w:rPr>
+          <w:lang w:val="en-US"/>
+        </w:rPr>
+        <w:tab/>
+      </w:r>
+      <w:r>
+        <w:rPr>
+          <w:lang w:val="en-US"/>
+        </w:rPr>
+        <w:tab/>
+        <w:t>&lt;version&gt;2.5&lt;/version&gt;</w:t>
+      </w:r>
+    </w:p>
+    <w:p>
+      <w:pPr>
+        <w:pStyle w:val="ListParagraph"/>
+        <w:ind w:left="1440"/>
+        <w:rPr>
+          <w:lang w:val="en-US"/>
+        </w:rPr>
+      </w:pPr>
+      <w:r>
+        <w:rPr>
+          <w:lang w:val="en-US"/>
+        </w:rPr>
+        <w:tab/>
+      </w:r>
+      <w:r>
+        <w:rPr>
+          <w:lang w:val="en-US"/>
+        </w:rPr>
+        <w:tab/>
+      </w:r>
+      <w:r>
+        <w:rPr>
+          <w:lang w:val="en-US"/>
+        </w:rPr>
+        <w:tab/>
+        <w:t>&lt;scope&gt;provided&lt;/scope&gt;</w:t>
+      </w:r>
+    </w:p>
+    <w:p>
+      <w:pPr>
+        <w:pStyle w:val="ListParagraph"/>
+        <w:ind w:left="1440"/>
+        <w:rPr>
+          <w:lang w:val="en-US"/>
+        </w:rPr>
+      </w:pPr>
+      <w:r>
+        <w:rPr>
+          <w:lang w:val="en-US"/>
+        </w:rPr>
+        <w:tab/>
+      </w:r>
+      <w:r>
+        <w:rPr>
+          <w:lang w:val="en-US"/>
+        </w:rPr>
+        <w:tab/>
+        <w:t>&lt;/dependency&gt;</w:t>
+      </w:r>
+    </w:p>
+    <w:p>
+      <w:pPr>
+        <w:pStyle w:val="ListParagraph"/>
+        <w:ind w:left="1440"/>
+        <w:rPr>
+          <w:lang w:val="en-US"/>
+        </w:rPr>
+      </w:pPr>
+      <w:r>
+        <w:rPr>
+          <w:lang w:val="en-US"/>
+        </w:rPr>
+        <w:tab/>
+      </w:r>
+      <w:r>
+        <w:rPr>
+          <w:lang w:val="en-US"/>
+        </w:rPr>
+        <w:tab/>
+        <w:t>&lt;dependency&gt;</w:t>
+      </w:r>
+    </w:p>
+    <w:p>
+      <w:pPr>
+        <w:pStyle w:val="ListParagraph"/>
+        <w:ind w:left="1440"/>
+        <w:rPr>
+          <w:lang w:val="en-US"/>
+        </w:rPr>
+      </w:pPr>
+      <w:r>
+        <w:rPr>
+          <w:lang w:val="en-US"/>
+        </w:rPr>
+        <w:tab/>
+      </w:r>
+      <w:r>
+        <w:rPr>
+          <w:lang w:val="en-US"/>
+        </w:rPr>
+        <w:tab/>
+      </w:r>
+      <w:r>
+        <w:rPr>
+          <w:lang w:val="en-US"/>
+        </w:rPr>
+        <w:tab/>
+        <w:t>&lt;</w:t>
+      </w:r>
+      <w:proofErr w:type="spellStart"/>
+      <w:r>
+        <w:rPr>
+          <w:lang w:val="en-US"/>
+        </w:rPr>
+        <w:t>groupId</w:t>
+      </w:r>
+      <w:proofErr w:type="spellEnd"/>
+      <w:r>
+        <w:rPr>
+          <w:lang w:val="en-US"/>
+        </w:rPr>
+        <w:t>&gt;</w:t>
+      </w:r>
+      <w:proofErr w:type="spellStart"/>
+      <w:r>
+        <w:rPr>
+          <w:lang w:val="en-US"/>
+        </w:rPr>
+        <w:t>javax.servlet.jsp</w:t>
+      </w:r>
+      <w:proofErr w:type="spellEnd"/>
+      <w:r>
+        <w:rPr>
+          <w:lang w:val="en-US"/>
+        </w:rPr>
+        <w:t>&lt;/</w:t>
+      </w:r>
+      <w:proofErr w:type="spellStart"/>
+      <w:r>
+        <w:rPr>
+          <w:lang w:val="en-US"/>
+        </w:rPr>
+        <w:t>groupId</w:t>
+      </w:r>
+      <w:proofErr w:type="spellEnd"/>
+      <w:r>
+        <w:rPr>
+          <w:lang w:val="en-US"/>
+        </w:rPr>
+        <w:t>&gt;</w:t>
+      </w:r>
+    </w:p>
+    <w:p>
+      <w:pPr>
+        <w:pStyle w:val="ListParagraph"/>
+        <w:ind w:left="1440"/>
+        <w:rPr>
+          <w:lang w:val="en-US"/>
+        </w:rPr>
+      </w:pPr>
+      <w:r>
+        <w:rPr>
+          <w:lang w:val="en-US"/>
+        </w:rPr>
+        <w:tab/>
+      </w:r>
+      <w:r>
+        <w:rPr>
+          <w:lang w:val="en-US"/>
+        </w:rPr>
+        <w:tab/>
+      </w:r>
+      <w:r>
+        <w:rPr>
+          <w:lang w:val="en-US"/>
+        </w:rPr>
+        <w:tab/>
+        <w:t>&lt;</w:t>
+      </w:r>
+      <w:proofErr w:type="spellStart"/>
+      <w:r>
+        <w:rPr>
+          <w:lang w:val="en-US"/>
+        </w:rPr>
+        <w:t>artifactId</w:t>
+      </w:r>
+      <w:proofErr w:type="spellEnd"/>
+      <w:r>
+        <w:rPr>
+          <w:lang w:val="en-US"/>
+        </w:rPr>
+        <w:t>&gt;</w:t>
+      </w:r>
+      <w:proofErr w:type="spellStart"/>
+      <w:r>
+        <w:rPr>
+          <w:lang w:val="en-US"/>
+        </w:rPr>
+        <w:t>jsp-api</w:t>
+      </w:r>
+      <w:proofErr w:type="spellEnd"/>
+      <w:r>
+        <w:rPr>
+          <w:lang w:val="en-US"/>
+        </w:rPr>
+        <w:t>&lt;/</w:t>
+      </w:r>
+      <w:proofErr w:type="spellStart"/>
+      <w:r>
+        <w:rPr>
+          <w:lang w:val="en-US"/>
+        </w:rPr>
+        <w:t>artifactId</w:t>
+      </w:r>
+      <w:proofErr w:type="spellEnd"/>
+      <w:r>
+        <w:rPr>
+          <w:lang w:val="en-US"/>
+        </w:rPr>
+        <w:t>&gt;</w:t>
+      </w:r>
+    </w:p>
+    <w:p>
+      <w:pPr>
+        <w:pStyle w:val="ListParagraph"/>
+        <w:ind w:left="1440"/>
+        <w:rPr>
+          <w:lang w:val="en-US"/>
+        </w:rPr>
+      </w:pPr>
+      <w:r>
+        <w:rPr>
+          <w:lang w:val="en-US"/>
+        </w:rPr>
+        <w:tab/>
+      </w:r>
+      <w:r>
+        <w:rPr>
+          <w:lang w:val="en-US"/>
+        </w:rPr>
+        <w:tab/>
+      </w:r>
+      <w:r>
+        <w:rPr>
+          <w:lang w:val="en-US"/>
+        </w:rPr>
+        <w:tab/>
+        <w:t>&lt;version&gt;2.1&lt;/version&gt;</w:t>
+      </w:r>
+    </w:p>
+    <w:p>
+      <w:pPr>
+        <w:pStyle w:val="ListParagraph"/>
+        <w:ind w:left="1440"/>
+        <w:rPr>
+          <w:lang w:val="en-US"/>
+        </w:rPr>
+      </w:pPr>
+      <w:r>
+        <w:rPr>
+          <w:lang w:val="en-US"/>
+        </w:rPr>
+        <w:tab/>
+      </w:r>
+      <w:r>
+        <w:rPr>
+          <w:lang w:val="en-US"/>
+        </w:rPr>
+        <w:tab/>
+      </w:r>
+      <w:r>
+        <w:rPr>
+          <w:lang w:val="en-US"/>
+        </w:rPr>
+        <w:tab/>
+        <w:t>&lt;scope&gt;provided&lt;/scope&gt;</w:t>
+      </w:r>
+    </w:p>
+    <w:p>
+      <w:pPr>
+        <w:pStyle w:val="ListParagraph"/>
+        <w:ind w:left="1440"/>
+        <w:rPr>
+          <w:lang w:val="en-US"/>
+        </w:rPr>
+      </w:pPr>
+      <w:r>
+        <w:rPr>
+          <w:lang w:val="en-US"/>
+        </w:rPr>
+        <w:tab/>
+      </w:r>
+      <w:r>
+        <w:rPr>
+          <w:lang w:val="en-US"/>
+        </w:rPr>
+        <w:tab/>
+        <w:t>&lt;/dependency&gt;</w:t>
+      </w:r>
+    </w:p>
+    <w:p>
+      <w:pPr>
+        <w:pStyle w:val="ListParagraph"/>
+        <w:ind w:left="1440"/>
+        <w:rPr>
+          <w:lang w:val="en-US"/>
+        </w:rPr>
+      </w:pPr>
+      <w:r>
+        <w:rPr>
+          <w:lang w:val="en-US"/>
+        </w:rPr>
+        <w:tab/>
+      </w:r>
+      <w:r>
+        <w:rPr>
+          <w:lang w:val="en-US"/>
+        </w:rPr>
+        <w:tab/>
+        <w:t>&lt;dependency&gt;</w:t>
+      </w:r>
+    </w:p>
+    <w:p>
+      <w:pPr>
+        <w:pStyle w:val="ListParagraph"/>
+        <w:ind w:left="1440"/>
+        <w:rPr>
+          <w:lang w:val="en-US"/>
+        </w:rPr>
+      </w:pPr>
+      <w:r>
+        <w:rPr>
+          <w:lang w:val="en-US"/>
+        </w:rPr>
+        <w:tab/>
+      </w:r>
+      <w:r>
+        <w:rPr>
+          <w:lang w:val="en-US"/>
+        </w:rPr>
+        <w:tab/>
+      </w:r>
+      <w:r>
+        <w:rPr>
+          <w:lang w:val="en-US"/>
+        </w:rPr>
+        <w:tab/>
+        <w:t>&lt;</w:t>
+      </w:r>
+      <w:proofErr w:type="spellStart"/>
+      <w:r>
+        <w:rPr>
+          <w:lang w:val="en-US"/>
+        </w:rPr>
+        <w:t>groupId</w:t>
+      </w:r>
+      <w:proofErr w:type="spellEnd"/>
+      <w:r>
+        <w:rPr>
+          <w:lang w:val="en-US"/>
+        </w:rPr>
+        <w:t>&gt;</w:t>
+      </w:r>
+      <w:proofErr w:type="spellStart"/>
+      <w:r>
+        <w:rPr>
+          <w:lang w:val="en-US"/>
+        </w:rPr>
+        <w:t>javax.servlet</w:t>
+      </w:r>
+      <w:proofErr w:type="spellEnd"/>
+      <w:r>
+        <w:rPr>
+          <w:lang w:val="en-US"/>
+        </w:rPr>
+        <w:t>&lt;/</w:t>
+      </w:r>
+      <w:proofErr w:type="spellStart"/>
+      <w:r>
+        <w:rPr>
+          <w:lang w:val="en-US"/>
+        </w:rPr>
+        <w:t>groupId</w:t>
+      </w:r>
+      <w:proofErr w:type="spellEnd"/>
+      <w:r>
+        <w:rPr>
+          <w:lang w:val="en-US"/>
+        </w:rPr>
+        <w:t>&gt;</w:t>
+      </w:r>
+    </w:p>
+    <w:p>
+      <w:pPr>
+        <w:pStyle w:val="ListParagraph"/>
+        <w:ind w:left="1440"/>
+        <w:rPr>
+          <w:lang w:val="en-US"/>
+        </w:rPr>
+      </w:pPr>
+      <w:r>
+        <w:rPr>
+          <w:lang w:val="en-US"/>
+        </w:rPr>
+        <w:tab/>
+      </w:r>
+      <w:r>
+        <w:rPr>
+          <w:lang w:val="en-US"/>
+        </w:rPr>
+        <w:tab/>
+      </w:r>
+      <w:r>
+        <w:rPr>
+          <w:lang w:val="en-US"/>
+        </w:rPr>
+        <w:tab/>
+        <w:t>&lt;</w:t>
+      </w:r>
+      <w:proofErr w:type="spellStart"/>
+      <w:r>
+        <w:rPr>
+          <w:lang w:val="en-US"/>
+        </w:rPr>
+        <w:t>artifactId</w:t>
+      </w:r>
+      <w:proofErr w:type="spellEnd"/>
+      <w:r>
+        <w:rPr>
+          <w:lang w:val="en-US"/>
+        </w:rPr>
+        <w:t>&gt;</w:t>
+      </w:r>
+      <w:proofErr w:type="spellStart"/>
+      <w:r>
+        <w:rPr>
+          <w:lang w:val="en-US"/>
+        </w:rPr>
+        <w:t>jstl</w:t>
+      </w:r>
+      <w:proofErr w:type="spellEnd"/>
+      <w:r>
+        <w:rPr>
+          <w:lang w:val="en-US"/>
+        </w:rPr>
+        <w:t>&lt;/</w:t>
+      </w:r>
+      <w:proofErr w:type="spellStart"/>
+      <w:r>
+        <w:rPr>
+          <w:lang w:val="en-US"/>
+        </w:rPr>
+        <w:t>artifactId</w:t>
+      </w:r>
+      <w:proofErr w:type="spellEnd"/>
+      <w:r>
+        <w:rPr>
+          <w:lang w:val="en-US"/>
+        </w:rPr>
+        <w:t>&gt;</w:t>
+      </w:r>
+    </w:p>
+    <w:p>
+      <w:pPr>
+        <w:pStyle w:val="ListParagraph"/>
+        <w:ind w:left="1440"/>
+        <w:rPr>
+          <w:lang w:val="en-US"/>
+        </w:rPr>
+      </w:pPr>
+      <w:r>
+        <w:rPr>
+          <w:lang w:val="en-US"/>
+        </w:rPr>
+        <w:tab/>
+      </w:r>
+      <w:r>
+        <w:rPr>
+          <w:lang w:val="en-US"/>
+        </w:rPr>
+        <w:tab/>
+      </w:r>
+      <w:r>
+        <w:rPr>
+          <w:lang w:val="en-US"/>
+        </w:rPr>
+        <w:tab/>
+        <w:t>&lt;version&gt;1.2&lt;/version&gt;</w:t>
+      </w:r>
+    </w:p>
+    <w:p>
+      <w:pPr>
+        <w:pStyle w:val="ListParagraph"/>
+        <w:ind w:left="1440"/>
+        <w:rPr>
+          <w:lang w:val="en-US"/>
+        </w:rPr>
+      </w:pPr>
+      <w:r>
+        <w:rPr>
+          <w:lang w:val="en-US"/>
+        </w:rPr>
+        <w:tab/>
+      </w:r>
+      <w:r>
+        <w:rPr>
+          <w:lang w:val="en-US"/>
+        </w:rPr>
+        <w:tab/>
+        <w:t>&lt;/dependency&gt;</w:t>
+      </w:r>
+    </w:p>
+    <w:p>
+      <w:pPr>
+        <w:pStyle w:val="ListParagraph"/>
+        <w:ind w:left="1440"/>
+        <w:rPr>
+          <w:lang w:val="en-US"/>
+        </w:rPr>
+      </w:pPr>
+    </w:p>
+    <w:p>
+      <w:pPr>
+        <w:pStyle w:val="ListParagraph"/>
+        <w:numPr>
+          <w:ilvl w:val="0"/>
+          <w:numId w:val="30"/>
+        </w:numPr>
+        <w:rPr>
+          <w:lang w:val="en-US"/>
+        </w:rPr>
+      </w:pPr>
+      <w:r>
+        <w:rPr>
+          <w:lang w:val="en-US"/>
+        </w:rPr>
+        <w:t>A web application will have a deployment descriptor file (web.xml)</w:t>
+      </w:r>
+    </w:p>
+    <w:p>
+      <w:pPr>
+        <w:pStyle w:val="ListParagraph"/>
+        <w:ind w:left="1080"/>
+        <w:rPr>
+          <w:lang w:val="en-US"/>
+        </w:rPr>
+      </w:pPr>
+      <w:r>
+        <w:rPr>
+          <w:lang w:val="en-US"/>
+        </w:rPr>
+        <w:t>It is present in “</w:t>
+      </w:r>
+      <w:proofErr w:type="spellStart"/>
+      <w:r>
+        <w:rPr>
+          <w:lang w:val="en-US"/>
+        </w:rPr>
+        <w:t>src</w:t>
+      </w:r>
+      <w:proofErr w:type="spellEnd"/>
+      <w:r>
+        <w:rPr>
+          <w:lang w:val="en-US"/>
+        </w:rPr>
+        <w:t>/main/webapp/WEB-INF/web.xml</w:t>
+      </w:r>
+    </w:p>
+    <w:p>
+      <w:pPr>
+        <w:pStyle w:val="ListParagraph"/>
+        <w:ind w:left="1080"/>
+        <w:rPr>
+          <w:lang w:val="en-US"/>
+        </w:rPr>
+      </w:pPr>
+    </w:p>
+    <w:p>
+      <w:pPr>
+        <w:pStyle w:val="ListParagraph"/>
+        <w:ind w:left="1080"/>
+        <w:rPr>
+          <w:lang w:val="en-US"/>
+        </w:rPr>
+      </w:pPr>
+      <w:r>
+        <w:rPr>
+          <w:lang w:val="en-US"/>
+        </w:rPr>
+        <w:t xml:space="preserve">We need to configure </w:t>
+      </w:r>
+      <w:proofErr w:type="spellStart"/>
+      <w:r>
+        <w:rPr>
+          <w:lang w:val="en-US"/>
+        </w:rPr>
+        <w:t>DispatcherServlet</w:t>
+      </w:r>
+      <w:proofErr w:type="spellEnd"/>
+    </w:p>
+    <w:p>
+      <w:pPr>
+        <w:pStyle w:val="ListParagraph"/>
+        <w:ind w:left="1080"/>
+        <w:rPr>
+          <w:lang w:val="en-US"/>
+        </w:rPr>
+      </w:pPr>
+      <w:r>
+        <w:rPr>
+          <w:lang w:val="en-US"/>
+        </w:rPr>
+        <w:t>&lt;?xml version="1.0" encoding="UTF-8"?&gt;</w:t>
+      </w:r>
+    </w:p>
+    <w:p>
+      <w:pPr>
+        <w:pStyle w:val="ListParagraph"/>
+        <w:ind w:left="1080"/>
+        <w:rPr>
+          <w:lang w:val="en-US"/>
+        </w:rPr>
+      </w:pPr>
+      <w:r>
+        <w:rPr>
+          <w:lang w:val="en-US"/>
+        </w:rPr>
+        <w:t xml:space="preserve">&lt;web-app </w:t>
+      </w:r>
+      <w:proofErr w:type="spellStart"/>
+      <w:proofErr w:type="gramStart"/>
+      <w:r>
+        <w:rPr>
+          <w:lang w:val="en-US"/>
+        </w:rPr>
+        <w:t>xmlns:xsi</w:t>
+      </w:r>
+      <w:proofErr w:type="spellEnd"/>
+      <w:proofErr w:type="gramEnd"/>
+      <w:r>
+        <w:rPr>
+          <w:lang w:val="en-US"/>
+        </w:rPr>
+        <w:t xml:space="preserve">="https://www.w3.org/2001/XMLSchema-instance" </w:t>
+      </w:r>
+      <w:proofErr w:type="spellStart"/>
+      <w:r>
+        <w:rPr>
+          <w:lang w:val="en-US"/>
+        </w:rPr>
+        <w:t>xmlns</w:t>
+      </w:r>
+      <w:proofErr w:type="spellEnd"/>
+      <w:r>
+        <w:rPr>
+          <w:lang w:val="en-US"/>
+        </w:rPr>
+        <w:t>="https://java.sun.com/xml/ns/</w:t>
+      </w:r>
+      <w:proofErr w:type="spellStart"/>
+      <w:r>
+        <w:rPr>
+          <w:lang w:val="en-US"/>
+        </w:rPr>
+        <w:t>javaee</w:t>
+      </w:r>
+      <w:proofErr w:type="spellEnd"/>
+      <w:r>
+        <w:rPr>
+          <w:lang w:val="en-US"/>
+        </w:rPr>
+        <w:t xml:space="preserve">" </w:t>
+      </w:r>
+      <w:proofErr w:type="spellStart"/>
+      <w:r>
+        <w:rPr>
+          <w:lang w:val="en-US"/>
+        </w:rPr>
+        <w:t>xsi:schemaLocation</w:t>
+      </w:r>
+      <w:proofErr w:type="spellEnd"/>
+      <w:r>
+        <w:rPr>
+          <w:lang w:val="en-US"/>
+        </w:rPr>
+        <w:t>="https://java.sun.com/xml/ns/</w:t>
+      </w:r>
+      <w:proofErr w:type="spellStart"/>
+      <w:r>
+        <w:rPr>
+          <w:lang w:val="en-US"/>
+        </w:rPr>
+        <w:t>javaee</w:t>
+      </w:r>
+      <w:proofErr w:type="spellEnd"/>
+      <w:r>
+        <w:rPr>
+          <w:lang w:val="en-US"/>
+        </w:rPr>
+        <w:t xml:space="preserve"> https://java.sun.com/xml/ns/javaee/web-app_3_0.xsd" id="</w:t>
+      </w:r>
+      <w:proofErr w:type="spellStart"/>
+      <w:r>
+        <w:rPr>
+          <w:lang w:val="en-US"/>
+        </w:rPr>
+        <w:t>WebApp_ID</w:t>
+      </w:r>
+      <w:proofErr w:type="spellEnd"/>
+      <w:r>
+        <w:rPr>
+          <w:lang w:val="en-US"/>
+        </w:rPr>
+        <w:t>" version="3.0"&gt;</w:t>
+      </w:r>
+    </w:p>
+    <w:p>
+      <w:pPr>
+        <w:pStyle w:val="ListParagraph"/>
+        <w:ind w:left="1080"/>
+        <w:rPr>
+          <w:lang w:val="en-US"/>
+        </w:rPr>
+      </w:pPr>
+      <w:r>
+        <w:rPr>
+          <w:lang w:val="en-US"/>
+        </w:rPr>
+        <w:t xml:space="preserve">  &lt;display-name&gt;spring-</w:t>
+      </w:r>
+      <w:proofErr w:type="spellStart"/>
+      <w:r>
+        <w:rPr>
+          <w:lang w:val="en-US"/>
+        </w:rPr>
+        <w:t>mvc</w:t>
+      </w:r>
+      <w:proofErr w:type="spellEnd"/>
+      <w:r>
+        <w:rPr>
+          <w:lang w:val="en-US"/>
+        </w:rPr>
+        <w:t>-example&lt;/display-name&gt;</w:t>
+      </w:r>
+    </w:p>
+    <w:p>
+      <w:pPr>
+        <w:pStyle w:val="ListParagraph"/>
+        <w:ind w:left="1080"/>
+        <w:rPr>
+          <w:lang w:val="en-US"/>
+        </w:rPr>
+      </w:pPr>
+    </w:p>
+    <w:p>
+      <w:pPr>
+        <w:pStyle w:val="ListParagraph"/>
+        <w:ind w:left="1080"/>
+        <w:rPr>
+          <w:lang w:val="en-US"/>
+        </w:rPr>
+      </w:pPr>
+      <w:r>
+        <w:rPr>
+          <w:lang w:val="en-US"/>
+        </w:rPr>
+        <w:tab/>
+      </w:r>
+      <w:proofErr w:type="gramStart"/>
+      <w:r>
+        <w:rPr>
+          <w:lang w:val="en-US"/>
+        </w:rPr>
+        <w:t>&lt;!--</w:t>
+      </w:r>
+      <w:proofErr w:type="gramEnd"/>
+      <w:r>
+        <w:rPr>
+          <w:lang w:val="en-US"/>
+        </w:rPr>
+        <w:t xml:space="preserve"> Add Spring MVC </w:t>
+      </w:r>
+      <w:proofErr w:type="spellStart"/>
+      <w:r>
+        <w:rPr>
+          <w:lang w:val="en-US"/>
+        </w:rPr>
+        <w:t>DispatcherServlet</w:t>
+      </w:r>
+      <w:proofErr w:type="spellEnd"/>
+      <w:r>
+        <w:rPr>
+          <w:lang w:val="en-US"/>
+        </w:rPr>
+        <w:t xml:space="preserve"> as front controller --&gt;</w:t>
+      </w:r>
+    </w:p>
+    <w:p>
+      <w:pPr>
+        <w:pStyle w:val="ListParagraph"/>
+        <w:ind w:left="1080"/>
+        <w:rPr>
+          <w:lang w:val="en-US"/>
+        </w:rPr>
+      </w:pPr>
+      <w:r>
+        <w:rPr>
+          <w:lang w:val="en-US"/>
+        </w:rPr>
+        <w:tab/>
+        <w:t>&lt;servlet&gt;</w:t>
+      </w:r>
+    </w:p>
+    <w:p>
+      <w:pPr>
+        <w:pStyle w:val="ListParagraph"/>
+        <w:ind w:left="1080"/>
+        <w:rPr>
+          <w:lang w:val="en-US"/>
+        </w:rPr>
+      </w:pPr>
+      <w:r>
+        <w:rPr>
+          <w:lang w:val="en-US"/>
+        </w:rPr>
+        <w:t xml:space="preserve">        &lt;servlet-name&gt;spring&lt;/servlet-name&gt;</w:t>
+      </w:r>
+    </w:p>
+    <w:p>
+      <w:pPr>
+        <w:pStyle w:val="ListParagraph"/>
+        <w:ind w:left="1080"/>
+        <w:rPr>
+          <w:lang w:val="en-US"/>
+        </w:rPr>
+      </w:pPr>
+      <w:r>
+        <w:rPr>
+          <w:lang w:val="en-US"/>
+        </w:rPr>
+        <w:t xml:space="preserve">        &lt;servlet-class&gt;</w:t>
+      </w:r>
+    </w:p>
+    <w:p>
+      <w:pPr>
+        <w:pStyle w:val="ListParagraph"/>
+        <w:ind w:left="1080"/>
+        <w:rPr>
+          <w:lang w:val="en-US"/>
+        </w:rPr>
+      </w:pPr>
+      <w:r>
+        <w:rPr>
+          <w:lang w:val="en-US"/>
+        </w:rPr>
+        <w:t xml:space="preserve">                </w:t>
+      </w:r>
+      <w:proofErr w:type="spellStart"/>
+      <w:proofErr w:type="gramStart"/>
+      <w:r>
+        <w:rPr>
+          <w:lang w:val="en-US"/>
+        </w:rPr>
+        <w:t>org.springframework.web.servlet</w:t>
+      </w:r>
+      <w:proofErr w:type="gramEnd"/>
+      <w:r>
+        <w:rPr>
+          <w:lang w:val="en-US"/>
+        </w:rPr>
+        <w:t>.DispatcherServlet</w:t>
+      </w:r>
+      <w:proofErr w:type="spellEnd"/>
+    </w:p>
+    <w:p>
+      <w:pPr>
+        <w:pStyle w:val="ListParagraph"/>
+        <w:ind w:left="1080"/>
+        <w:rPr>
+          <w:lang w:val="en-US"/>
+        </w:rPr>
+      </w:pPr>
+      <w:r>
+        <w:rPr>
+          <w:lang w:val="en-US"/>
+        </w:rPr>
+        <w:t xml:space="preserve">        &lt;/servlet-class&gt;</w:t>
+      </w:r>
+    </w:p>
+    <w:p>
+      <w:pPr>
+        <w:pStyle w:val="ListParagraph"/>
+        <w:ind w:left="1080"/>
+        <w:rPr>
+          <w:lang w:val="en-US"/>
+        </w:rPr>
+      </w:pPr>
+      <w:r>
+        <w:rPr>
+          <w:lang w:val="en-US"/>
+        </w:rPr>
+        <w:t xml:space="preserve">        &lt;</w:t>
+      </w:r>
+      <w:proofErr w:type="spellStart"/>
+      <w:r>
+        <w:rPr>
+          <w:lang w:val="en-US"/>
+        </w:rPr>
+        <w:t>init</w:t>
+      </w:r>
+      <w:proofErr w:type="spellEnd"/>
+      <w:r>
+        <w:rPr>
+          <w:lang w:val="en-US"/>
+        </w:rPr>
+        <w:t>-param&gt;</w:t>
+      </w:r>
+    </w:p>
+    <w:p>
+      <w:pPr>
+        <w:pStyle w:val="ListParagraph"/>
+        <w:ind w:left="1080"/>
+        <w:rPr>
+          <w:lang w:val="en-US"/>
+        </w:rPr>
+      </w:pPr>
+      <w:r>
+        <w:rPr>
+          <w:lang w:val="en-US"/>
+        </w:rPr>
+        <w:t xml:space="preserve">       </w:t>
+      </w:r>
+      <w:r>
+        <w:rPr>
+          <w:lang w:val="en-US"/>
+        </w:rPr>
+        <w:tab/>
+      </w:r>
+      <w:r>
+        <w:rPr>
+          <w:lang w:val="en-US"/>
+        </w:rPr>
+        <w:tab/>
+        <w:t>&lt;param-name&gt;</w:t>
+      </w:r>
+      <w:proofErr w:type="spellStart"/>
+      <w:r>
+        <w:rPr>
+          <w:lang w:val="en-US"/>
+        </w:rPr>
+        <w:t>contextConfigLocation</w:t>
+      </w:r>
+      <w:proofErr w:type="spellEnd"/>
+      <w:r>
+        <w:rPr>
+          <w:lang w:val="en-US"/>
+        </w:rPr>
+        <w:t>&lt;/param-name&gt;</w:t>
+      </w:r>
+    </w:p>
+    <w:p>
+      <w:pPr>
+        <w:pStyle w:val="ListParagraph"/>
+        <w:ind w:left="1080"/>
+        <w:rPr>
+          <w:lang w:val="en-US"/>
+        </w:rPr>
+      </w:pPr>
+      <w:r>
+        <w:rPr>
+          <w:lang w:val="en-US"/>
+        </w:rPr>
+        <w:t xml:space="preserve">       </w:t>
+      </w:r>
+      <w:r>
+        <w:rPr>
+          <w:lang w:val="en-US"/>
+        </w:rPr>
+        <w:tab/>
+      </w:r>
+      <w:r>
+        <w:rPr>
+          <w:lang w:val="en-US"/>
+        </w:rPr>
+        <w:tab/>
+        <w:t>&lt;param-value&gt;/WEB-INF/spring-servlet.xml&lt;/param-value&gt;</w:t>
+      </w:r>
+    </w:p>
+    <w:p>
+      <w:pPr>
+        <w:pStyle w:val="ListParagraph"/>
+        <w:ind w:left="1080"/>
+        <w:rPr>
+          <w:lang w:val="en-US"/>
+        </w:rPr>
+      </w:pPr>
+      <w:r>
+        <w:rPr>
+          <w:lang w:val="en-US"/>
+        </w:rPr>
+        <w:t xml:space="preserve">    </w:t>
+      </w:r>
+      <w:r>
+        <w:rPr>
+          <w:lang w:val="en-US"/>
+        </w:rPr>
+        <w:tab/>
+      </w:r>
+      <w:r>
+        <w:rPr>
+          <w:lang w:val="en-US"/>
+        </w:rPr>
+        <w:tab/>
+        <w:t>&lt;/</w:t>
+      </w:r>
+      <w:proofErr w:type="spellStart"/>
+      <w:r>
+        <w:rPr>
+          <w:lang w:val="en-US"/>
+        </w:rPr>
+        <w:t>init</w:t>
+      </w:r>
+      <w:proofErr w:type="spellEnd"/>
+      <w:r>
+        <w:rPr>
+          <w:lang w:val="en-US"/>
+        </w:rPr>
+        <w:t>-param&gt;</w:t>
+      </w:r>
+    </w:p>
+    <w:p>
+      <w:pPr>
+        <w:pStyle w:val="ListParagraph"/>
+        <w:ind w:left="1080"/>
+        <w:rPr>
+          <w:lang w:val="en-US"/>
+        </w:rPr>
+      </w:pPr>
+      <w:r>
+        <w:rPr>
+          <w:lang w:val="en-US"/>
+        </w:rPr>
+        <w:t xml:space="preserve">        &lt;load-on-startup&gt;1&lt;/load-on-startup&gt;</w:t>
+      </w:r>
+    </w:p>
+    <w:p>
+      <w:pPr>
+        <w:pStyle w:val="ListParagraph"/>
+        <w:ind w:left="1080"/>
+        <w:rPr>
+          <w:lang w:val="en-US"/>
+        </w:rPr>
+      </w:pPr>
+      <w:r>
+        <w:rPr>
+          <w:lang w:val="en-US"/>
+        </w:rPr>
+        <w:t xml:space="preserve">    &lt;/servlet&gt;</w:t>
+      </w:r>
+    </w:p>
+    <w:p>
+      <w:pPr>
+        <w:pStyle w:val="ListParagraph"/>
+        <w:ind w:left="1080"/>
+        <w:rPr>
+          <w:lang w:val="en-US"/>
+        </w:rPr>
+      </w:pPr>
+      <w:r>
+        <w:rPr>
+          <w:lang w:val="en-US"/>
+        </w:rPr>
+        <w:t xml:space="preserve"> </w:t>
+      </w:r>
+    </w:p>
+    <w:p>
+      <w:pPr>
+        <w:pStyle w:val="ListParagraph"/>
+        <w:ind w:left="1080"/>
+        <w:rPr>
+          <w:lang w:val="en-US"/>
+        </w:rPr>
+      </w:pPr>
+      <w:r>
+        <w:rPr>
+          <w:lang w:val="en-US"/>
+        </w:rPr>
+        <w:t xml:space="preserve">    &lt;servlet-mapping&gt;</w:t>
+      </w:r>
+    </w:p>
+    <w:p>
+      <w:pPr>
+        <w:pStyle w:val="ListParagraph"/>
+        <w:ind w:left="1080"/>
+        <w:rPr>
+          <w:lang w:val="en-US"/>
+        </w:rPr>
+      </w:pPr>
+      <w:r>
+        <w:rPr>
+          <w:lang w:val="en-US"/>
+        </w:rPr>
+        <w:t xml:space="preserve">        &lt;servlet-name&gt;spring&lt;/servlet-name&gt;</w:t>
+      </w:r>
+    </w:p>
+    <w:p>
+      <w:pPr>
+        <w:pStyle w:val="ListParagraph"/>
+        <w:ind w:left="1080"/>
+        <w:rPr>
+          <w:lang w:val="en-US"/>
+        </w:rPr>
+      </w:pPr>
+      <w:r>
+        <w:rPr>
+          <w:lang w:val="en-US"/>
+        </w:rPr>
+        <w:t xml:space="preserve">        &lt;</w:t>
+      </w:r>
+      <w:proofErr w:type="spellStart"/>
+      <w:r>
+        <w:rPr>
+          <w:lang w:val="en-US"/>
+        </w:rPr>
+        <w:t>url</w:t>
+      </w:r>
+      <w:proofErr w:type="spellEnd"/>
+      <w:r>
+        <w:rPr>
+          <w:lang w:val="en-US"/>
+        </w:rPr>
+        <w:t>-pattern&gt;/&lt;/</w:t>
+      </w:r>
+      <w:proofErr w:type="spellStart"/>
+      <w:r>
+        <w:rPr>
+          <w:lang w:val="en-US"/>
+        </w:rPr>
+        <w:t>url</w:t>
+      </w:r>
+      <w:proofErr w:type="spellEnd"/>
+      <w:r>
+        <w:rPr>
+          <w:lang w:val="en-US"/>
+        </w:rPr>
+        <w:t xml:space="preserve">-pattern&gt; </w:t>
+      </w:r>
+    </w:p>
+    <w:p>
+      <w:pPr>
+        <w:pStyle w:val="ListParagraph"/>
+        <w:ind w:left="1080"/>
+        <w:rPr>
+          <w:lang w:val="en-US"/>
+        </w:rPr>
+      </w:pPr>
+      <w:r>
+        <w:rPr>
+          <w:lang w:val="en-US"/>
+        </w:rPr>
+        <w:t xml:space="preserve">    &lt;/servlet-mapping&gt;</w:t>
+      </w:r>
+    </w:p>
+    <w:p>
+      <w:pPr>
+        <w:pStyle w:val="ListParagraph"/>
+        <w:ind w:left="1080"/>
+        <w:rPr>
+          <w:lang w:val="en-US"/>
+        </w:rPr>
+      </w:pPr>
+      <w:r>
+        <w:rPr>
+          <w:lang w:val="en-US"/>
+        </w:rPr>
+        <w:t xml:space="preserve">    </w:t>
+      </w:r>
+    </w:p>
+    <w:p>
+      <w:pPr>
+        <w:pStyle w:val="ListParagraph"/>
+        <w:ind w:left="1080"/>
+        <w:rPr>
+          <w:lang w:val="en-US"/>
+        </w:rPr>
+      </w:pPr>
+      <w:r>
+        <w:rPr>
+          <w:lang w:val="en-US"/>
+        </w:rPr>
+        <w:t xml:space="preserve"> &lt;/web-app&gt;</w:t>
+      </w:r>
+    </w:p>
+    <w:p>
+      <w:pPr>
+        <w:pStyle w:val="ListParagraph"/>
+        <w:ind w:left="1080"/>
+        <w:rPr>
+          <w:lang w:val="en-US"/>
+        </w:rPr>
+      </w:pPr>
+    </w:p>
+    <w:p>
+      <w:pPr>
+        <w:pStyle w:val="ListParagraph"/>
+        <w:numPr>
+          <w:ilvl w:val="0"/>
+          <w:numId w:val="30"/>
+        </w:numPr>
+        <w:rPr>
+          <w:lang w:val="en-US"/>
+        </w:rPr>
+      </w:pPr>
+      <w:r>
+        <w:rPr>
+          <w:lang w:val="en-US"/>
+        </w:rPr>
+        <w:t>Create a xml file named as “spring-servlet.xml”</w:t>
+      </w:r>
+    </w:p>
+    <w:p>
+      <w:pPr>
+        <w:pStyle w:val="ListParagraph"/>
+        <w:ind w:left="1080"/>
+        <w:rPr>
+          <w:lang w:val="en-US"/>
+        </w:rPr>
+      </w:pPr>
+      <w:r>
+        <w:rPr>
+          <w:lang w:val="en-US"/>
+        </w:rPr>
+        <w:t xml:space="preserve">&lt;beans </w:t>
+      </w:r>
+      <w:proofErr w:type="spellStart"/>
+      <w:r>
+        <w:rPr>
+          <w:lang w:val="en-US"/>
+        </w:rPr>
+        <w:t>xmlns</w:t>
+      </w:r>
+      <w:proofErr w:type="spellEnd"/>
+      <w:r>
+        <w:rPr>
+          <w:lang w:val="en-US"/>
+        </w:rPr>
+        <w:t>="http://www.springframework.org/schema/beans"</w:t>
+      </w:r>
+    </w:p>
+    <w:p>
+      <w:pPr>
+        <w:pStyle w:val="ListParagraph"/>
+        <w:ind w:left="1080"/>
+        <w:rPr>
+          <w:lang w:val="en-US"/>
+        </w:rPr>
+      </w:pPr>
+      <w:r>
+        <w:rPr>
+          <w:lang w:val="en-US"/>
+        </w:rPr>
+        <w:t xml:space="preserve">    </w:t>
+      </w:r>
+      <w:proofErr w:type="spellStart"/>
+      <w:proofErr w:type="gramStart"/>
+      <w:r>
+        <w:rPr>
+          <w:lang w:val="en-US"/>
+        </w:rPr>
+        <w:t>xmlns:context</w:t>
+      </w:r>
+      <w:proofErr w:type="spellEnd"/>
+      <w:proofErr w:type="gramEnd"/>
+      <w:r>
+        <w:rPr>
+          <w:lang w:val="en-US"/>
+        </w:rPr>
+        <w:t>="http://www.springframework.org/schema/context"</w:t>
+      </w:r>
+    </w:p>
+    <w:p>
+      <w:pPr>
+        <w:pStyle w:val="ListParagraph"/>
+        <w:ind w:left="1080"/>
+        <w:rPr>
+          <w:lang w:val="en-US"/>
+        </w:rPr>
+      </w:pPr>
+      <w:r>
+        <w:rPr>
+          <w:lang w:val="en-US"/>
+        </w:rPr>
+        <w:t xml:space="preserve">    </w:t>
+      </w:r>
+      <w:proofErr w:type="spellStart"/>
+      <w:proofErr w:type="gramStart"/>
+      <w:r>
+        <w:rPr>
+          <w:lang w:val="en-US"/>
+        </w:rPr>
+        <w:t>xmlns:xsi</w:t>
+      </w:r>
+      <w:proofErr w:type="spellEnd"/>
+      <w:proofErr w:type="gramEnd"/>
+      <w:r>
+        <w:rPr>
+          <w:lang w:val="en-US"/>
+        </w:rPr>
+        <w:t xml:space="preserve">="http://www.w3.org/2001/XMLSchema-instance" </w:t>
+      </w:r>
+      <w:proofErr w:type="spellStart"/>
+      <w:r>
+        <w:rPr>
+          <w:lang w:val="en-US"/>
+        </w:rPr>
+        <w:t>xmlns:p</w:t>
+      </w:r>
+      <w:proofErr w:type="spellEnd"/>
+      <w:r>
+        <w:rPr>
+          <w:lang w:val="en-US"/>
+        </w:rPr>
+        <w:t>="http://www.springframework.org/schema/p"</w:t>
+      </w:r>
+    </w:p>
+    <w:p>
+      <w:pPr>
+        <w:pStyle w:val="ListParagraph"/>
+        <w:ind w:left="1080"/>
+        <w:rPr>
+          <w:lang w:val="en-US"/>
+        </w:rPr>
+      </w:pPr>
+      <w:r>
+        <w:rPr>
+          <w:lang w:val="en-US"/>
+        </w:rPr>
+        <w:t xml:space="preserve">    </w:t>
+      </w:r>
+      <w:proofErr w:type="spellStart"/>
+      <w:proofErr w:type="gramStart"/>
+      <w:r>
+        <w:rPr>
+          <w:lang w:val="en-US"/>
+        </w:rPr>
+        <w:t>xmlns:tx</w:t>
+      </w:r>
+      <w:proofErr w:type="spellEnd"/>
+      <w:proofErr w:type="gramEnd"/>
+      <w:r>
+        <w:rPr>
+          <w:lang w:val="en-US"/>
+        </w:rPr>
+        <w:t>="http://www.springframework.org/schema/tx"</w:t>
+      </w:r>
+    </w:p>
+    <w:p>
+      <w:pPr>
+        <w:pStyle w:val="ListParagraph"/>
+        <w:ind w:left="1080"/>
+        <w:rPr>
+          <w:lang w:val="en-US"/>
+        </w:rPr>
+      </w:pPr>
+      <w:r>
+        <w:rPr>
+          <w:lang w:val="en-US"/>
+        </w:rPr>
+        <w:t xml:space="preserve">    </w:t>
+      </w:r>
+      <w:proofErr w:type="spellStart"/>
+      <w:proofErr w:type="gramStart"/>
+      <w:r>
+        <w:rPr>
+          <w:lang w:val="en-US"/>
+        </w:rPr>
+        <w:t>xmlns:mvc</w:t>
+      </w:r>
+      <w:proofErr w:type="spellEnd"/>
+      <w:proofErr w:type="gramEnd"/>
+      <w:r>
+        <w:rPr>
+          <w:lang w:val="en-US"/>
+        </w:rPr>
+        <w:t>="http://www.springframework.org/schema/mvc"</w:t>
+      </w:r>
+    </w:p>
+    <w:p>
+      <w:pPr>
+        <w:pStyle w:val="ListParagraph"/>
+        <w:ind w:left="1080"/>
+        <w:rPr>
+          <w:lang w:val="en-US"/>
+        </w:rPr>
+      </w:pPr>
+      <w:r>
+        <w:rPr>
+          <w:lang w:val="en-US"/>
+        </w:rPr>
+        <w:t xml:space="preserve">    </w:t>
+      </w:r>
+      <w:proofErr w:type="spellStart"/>
+      <w:proofErr w:type="gramStart"/>
+      <w:r>
+        <w:rPr>
+          <w:lang w:val="en-US"/>
+        </w:rPr>
+        <w:t>xsi:schemaLocation</w:t>
+      </w:r>
+      <w:proofErr w:type="spellEnd"/>
+      <w:proofErr w:type="gramEnd"/>
+      <w:r>
+        <w:rPr>
+          <w:lang w:val="en-US"/>
+        </w:rPr>
+        <w:t>="</w:t>
+      </w:r>
+    </w:p>
+    <w:p>
+      <w:pPr>
+        <w:pStyle w:val="ListParagraph"/>
+        <w:ind w:left="1080"/>
+        <w:rPr>
+          <w:lang w:val="en-US"/>
+        </w:rPr>
+      </w:pPr>
+      <w:r>
+        <w:rPr>
+          <w:lang w:val="en-US"/>
+        </w:rPr>
+        <w:t xml:space="preserve">         http://www.springframework.org/schema/beans</w:t>
+      </w:r>
+    </w:p>
+    <w:p>
+      <w:pPr>
+        <w:pStyle w:val="ListParagraph"/>
+        <w:ind w:left="1080"/>
+        <w:rPr>
+          <w:lang w:val="en-US"/>
+        </w:rPr>
+      </w:pPr>
+      <w:r>
+        <w:rPr>
+          <w:lang w:val="en-US"/>
+        </w:rPr>
+        <w:t xml:space="preserve">         http://www.springframework.org/schema/beans/spring-beans-4.0.xsd</w:t>
+      </w:r>
+    </w:p>
+    <w:p>
+      <w:pPr>
+        <w:pStyle w:val="ListParagraph"/>
+        <w:ind w:left="1080"/>
+        <w:rPr>
+          <w:lang w:val="en-US"/>
+        </w:rPr>
+      </w:pPr>
+      <w:r>
+        <w:rPr>
+          <w:lang w:val="en-US"/>
+        </w:rPr>
+        <w:t xml:space="preserve">         http://www.springframework.org/schema/context</w:t>
+      </w:r>
+    </w:p>
+    <w:p>
+      <w:pPr>
+        <w:pStyle w:val="ListParagraph"/>
+        <w:ind w:left="1080"/>
+        <w:rPr>
+          <w:lang w:val="en-US"/>
+        </w:rPr>
+      </w:pPr>
+      <w:r>
+        <w:rPr>
+          <w:lang w:val="en-US"/>
+        </w:rPr>
+        <w:t xml:space="preserve">         http://www.springframework.org/schema/context/spring-context-4.0.xsd</w:t>
+      </w:r>
+    </w:p>
+    <w:p>
+      <w:pPr>
+        <w:pStyle w:val="ListParagraph"/>
+        <w:ind w:left="1080"/>
+        <w:rPr>
+          <w:lang w:val="en-US"/>
+        </w:rPr>
+      </w:pPr>
+      <w:r>
+        <w:rPr>
+          <w:lang w:val="en-US"/>
+        </w:rPr>
+        <w:t xml:space="preserve">         http://www.springframework.org/schema/tx</w:t>
+      </w:r>
+    </w:p>
+    <w:p>
+      <w:pPr>
+        <w:pStyle w:val="ListParagraph"/>
+        <w:ind w:left="1080"/>
+        <w:rPr>
+          <w:lang w:val="en-US"/>
+        </w:rPr>
+      </w:pPr>
+      <w:r>
+        <w:rPr>
+          <w:lang w:val="en-US"/>
+        </w:rPr>
+        <w:t xml:space="preserve">         http://www.springframework.org/schema/tx/spring-tx-4.0.xsd</w:t>
+      </w:r>
+    </w:p>
+    <w:p>
+      <w:pPr>
+        <w:pStyle w:val="ListParagraph"/>
+        <w:ind w:left="1080"/>
+        <w:rPr>
+          <w:lang w:val="en-US"/>
+        </w:rPr>
+      </w:pPr>
+      <w:r>
+        <w:rPr>
+          <w:lang w:val="en-US"/>
+        </w:rPr>
+        <w:t xml:space="preserve">         http://www.springframework.org/schema/aop</w:t>
+      </w:r>
+    </w:p>
+    <w:p>
+      <w:pPr>
+        <w:pStyle w:val="ListParagraph"/>
+        <w:ind w:left="1080"/>
+        <w:rPr>
+          <w:lang w:val="en-US"/>
+        </w:rPr>
+      </w:pPr>
+      <w:r>
+        <w:rPr>
+          <w:lang w:val="en-US"/>
+        </w:rPr>
+        <w:t xml:space="preserve">         http://www.springframework.org/schema/aop/spring-aop-4.0.xsd</w:t>
+      </w:r>
+    </w:p>
+    <w:p>
+      <w:pPr>
+        <w:pStyle w:val="ListParagraph"/>
+        <w:ind w:left="1080"/>
+        <w:rPr>
+          <w:lang w:val="en-US"/>
+        </w:rPr>
+      </w:pPr>
+      <w:r>
+        <w:rPr>
+          <w:lang w:val="en-US"/>
+        </w:rPr>
+        <w:t xml:space="preserve">         http://www.springframework.org/schema/mvc</w:t>
+      </w:r>
+    </w:p>
+    <w:p>
+      <w:pPr>
+        <w:pStyle w:val="ListParagraph"/>
+        <w:ind w:left="1080"/>
+        <w:rPr>
+          <w:lang w:val="en-US"/>
+        </w:rPr>
+      </w:pPr>
+      <w:r>
+        <w:rPr>
+          <w:lang w:val="en-US"/>
+        </w:rPr>
+        <w:t xml:space="preserve">         http://www.springframework.org/schema/mvc/spring-mvc-4.0.xsd"&gt;</w:t>
+      </w:r>
+    </w:p>
+    <w:p>
+      <w:pPr>
+        <w:pStyle w:val="ListParagraph"/>
+        <w:ind w:left="1080"/>
+        <w:rPr>
+          <w:lang w:val="en-US"/>
+        </w:rPr>
+      </w:pPr>
+      <w:r>
+        <w:rPr>
+          <w:lang w:val="en-US"/>
+        </w:rPr>
+        <w:tab/>
+      </w:r>
+      <w:proofErr w:type="gramStart"/>
+      <w:r>
+        <w:rPr>
+          <w:lang w:val="en-US"/>
+        </w:rPr>
+        <w:t>&lt;!--</w:t>
+      </w:r>
+      <w:proofErr w:type="gramEnd"/>
+      <w:r>
+        <w:rPr>
+          <w:lang w:val="en-US"/>
+        </w:rPr>
+        <w:t xml:space="preserve"> </w:t>
+      </w:r>
+      <w:proofErr w:type="spellStart"/>
+      <w:r>
+        <w:rPr>
+          <w:lang w:val="en-US"/>
+        </w:rPr>
+        <w:t>DispatcherServlet</w:t>
+      </w:r>
+      <w:proofErr w:type="spellEnd"/>
+      <w:r>
+        <w:rPr>
+          <w:lang w:val="en-US"/>
+        </w:rPr>
+        <w:t xml:space="preserve"> Context: defines this servlet's request-processing </w:t>
+      </w:r>
+    </w:p>
+    <w:p>
+      <w:pPr>
+        <w:pStyle w:val="ListParagraph"/>
+        <w:ind w:left="1080"/>
+        <w:rPr>
+          <w:lang w:val="en-US"/>
+        </w:rPr>
+      </w:pPr>
+      <w:r>
+        <w:rPr>
+          <w:lang w:val="en-US"/>
+        </w:rPr>
+        <w:tab/>
+      </w:r>
+      <w:r>
+        <w:rPr>
+          <w:lang w:val="en-US"/>
+        </w:rPr>
+        <w:tab/>
+        <w:t>infrastructure --&gt;</w:t>
+      </w:r>
+    </w:p>
+    <w:p>
+      <w:pPr>
+        <w:pStyle w:val="ListParagraph"/>
+        <w:ind w:left="1080"/>
+        <w:rPr>
+          <w:lang w:val="en-US"/>
+        </w:rPr>
+      </w:pPr>
+    </w:p>
+    <w:p>
+      <w:pPr>
+        <w:pStyle w:val="ListParagraph"/>
+        <w:ind w:left="1080"/>
+        <w:rPr>
+          <w:lang w:val="en-US"/>
+        </w:rPr>
+      </w:pPr>
+      <w:r>
+        <w:rPr>
+          <w:lang w:val="en-US"/>
+        </w:rPr>
+        <w:tab/>
+      </w:r>
+      <w:proofErr w:type="gramStart"/>
+      <w:r>
+        <w:rPr>
+          <w:lang w:val="en-US"/>
+        </w:rPr>
+        <w:t>&lt;!--</w:t>
+      </w:r>
+      <w:proofErr w:type="gramEnd"/>
+      <w:r>
+        <w:rPr>
+          <w:lang w:val="en-US"/>
+        </w:rPr>
+        <w:t xml:space="preserve"> Enables the Spring MVC @Controller programming model --&gt;</w:t>
+      </w:r>
+    </w:p>
+    <w:p>
+      <w:pPr>
+        <w:pStyle w:val="ListParagraph"/>
+        <w:ind w:left="1080"/>
+        <w:rPr>
+          <w:lang w:val="en-US"/>
+        </w:rPr>
+      </w:pPr>
+      <w:r>
+        <w:rPr>
+          <w:lang w:val="en-US"/>
+        </w:rPr>
+        <w:tab/>
+        <w:t>&lt;</w:t>
+      </w:r>
+      <w:proofErr w:type="spellStart"/>
+      <w:proofErr w:type="gramStart"/>
+      <w:r>
+        <w:rPr>
+          <w:lang w:val="en-US"/>
+        </w:rPr>
+        <w:t>mvc:annotation</w:t>
+      </w:r>
+      <w:proofErr w:type="gramEnd"/>
+      <w:r>
+        <w:rPr>
+          <w:lang w:val="en-US"/>
+        </w:rPr>
+        <w:t>-driven</w:t>
+      </w:r>
+      <w:proofErr w:type="spellEnd"/>
+      <w:r>
+        <w:rPr>
+          <w:lang w:val="en-US"/>
+        </w:rPr>
+        <w:t xml:space="preserve"> /&gt;</w:t>
+      </w:r>
+    </w:p>
+    <w:p>
+      <w:pPr>
+        <w:pStyle w:val="ListParagraph"/>
+        <w:ind w:left="1080"/>
+        <w:rPr>
+          <w:lang w:val="en-US"/>
+        </w:rPr>
+      </w:pPr>
+      <w:r>
+        <w:rPr>
+          <w:lang w:val="en-US"/>
+        </w:rPr>
+        <w:tab/>
+        <w:t>&lt;</w:t>
+      </w:r>
+      <w:proofErr w:type="spellStart"/>
+      <w:proofErr w:type="gramStart"/>
+      <w:r>
+        <w:rPr>
+          <w:lang w:val="en-US"/>
+        </w:rPr>
+        <w:t>context:component</w:t>
+      </w:r>
+      <w:proofErr w:type="gramEnd"/>
+      <w:r>
+        <w:rPr>
+          <w:lang w:val="en-US"/>
+        </w:rPr>
+        <w:t>-scan</w:t>
+      </w:r>
+      <w:proofErr w:type="spellEnd"/>
+      <w:r>
+        <w:rPr>
+          <w:lang w:val="en-US"/>
+        </w:rPr>
+        <w:t xml:space="preserve"> base-package="</w:t>
+      </w:r>
+      <w:proofErr w:type="spellStart"/>
+      <w:r>
+        <w:rPr>
+          <w:lang w:val="en-US"/>
+        </w:rPr>
+        <w:t>com.upskillit.spring</w:t>
+      </w:r>
+      <w:proofErr w:type="spellEnd"/>
+      <w:r>
+        <w:rPr>
+          <w:lang w:val="en-US"/>
+        </w:rPr>
+        <w:t>" /&gt;</w:t>
+      </w:r>
+    </w:p>
+    <w:p>
+      <w:pPr>
+        <w:pStyle w:val="ListParagraph"/>
+        <w:ind w:left="1080"/>
+        <w:rPr>
+          <w:lang w:val="en-US"/>
+        </w:rPr>
+      </w:pPr>
+    </w:p>
+    <w:p>
+      <w:pPr>
+        <w:pStyle w:val="ListParagraph"/>
+        <w:ind w:left="1080"/>
+        <w:rPr>
+          <w:lang w:val="en-US"/>
+        </w:rPr>
+      </w:pPr>
+      <w:r>
+        <w:rPr>
+          <w:lang w:val="en-US"/>
+        </w:rPr>
+        <w:tab/>
+      </w:r>
+      <w:proofErr w:type="gramStart"/>
+      <w:r>
+        <w:rPr>
+          <w:lang w:val="en-US"/>
+        </w:rPr>
+        <w:t>&lt;!--</w:t>
+      </w:r>
+      <w:proofErr w:type="gramEnd"/>
+      <w:r>
+        <w:rPr>
+          <w:lang w:val="en-US"/>
+        </w:rPr>
+        <w:t xml:space="preserve"> Resolves views selected for rendering by @Controllers to .</w:t>
+      </w:r>
+      <w:proofErr w:type="spellStart"/>
+      <w:r>
+        <w:rPr>
+          <w:lang w:val="en-US"/>
+        </w:rPr>
+        <w:t>jsp</w:t>
+      </w:r>
+      <w:proofErr w:type="spellEnd"/>
+      <w:r>
+        <w:rPr>
+          <w:lang w:val="en-US"/>
+        </w:rPr>
+        <w:t xml:space="preserve"> resources </w:t>
+      </w:r>
+    </w:p>
+    <w:p>
+      <w:pPr>
+        <w:pStyle w:val="ListParagraph"/>
+        <w:ind w:left="1080"/>
+        <w:rPr>
+          <w:lang w:val="en-US"/>
+        </w:rPr>
+      </w:pPr>
+      <w:r>
+        <w:rPr>
+          <w:lang w:val="en-US"/>
+        </w:rPr>
+        <w:tab/>
+      </w:r>
+      <w:r>
+        <w:rPr>
+          <w:lang w:val="en-US"/>
+        </w:rPr>
+        <w:tab/>
+        <w:t>in the /WEB-INF/views directory --&gt;</w:t>
+      </w:r>
+    </w:p>
+    <w:p>
+      <w:pPr>
+        <w:pStyle w:val="ListParagraph"/>
+        <w:ind w:left="1080"/>
+        <w:rPr>
+          <w:lang w:val="en-US"/>
+        </w:rPr>
+      </w:pPr>
+      <w:r>
+        <w:rPr>
+          <w:lang w:val="en-US"/>
+        </w:rPr>
+        <w:tab/>
+        <w:t>&lt;bean class="</w:t>
+      </w:r>
+      <w:proofErr w:type="gramStart"/>
+      <w:r>
+        <w:rPr>
+          <w:lang w:val="en-US"/>
+        </w:rPr>
+        <w:t>org.springframework.web.servlet</w:t>
+      </w:r>
+      <w:proofErr w:type="gramEnd"/>
+      <w:r>
+        <w:rPr>
+          <w:lang w:val="en-US"/>
+        </w:rPr>
+        <w:t>.view.InternalResourceViewResolver"&gt;</w:t>
+      </w:r>
+    </w:p>
+    <w:p>
+      <w:pPr>
+        <w:pStyle w:val="ListParagraph"/>
+        <w:ind w:left="1080"/>
+        <w:rPr>
+          <w:lang w:val="en-US"/>
+        </w:rPr>
+      </w:pPr>
+      <w:r>
+        <w:rPr>
+          <w:lang w:val="en-US"/>
+        </w:rPr>
+        <w:t xml:space="preserve">        &lt;property name="prefix"&gt;</w:t>
+      </w:r>
+    </w:p>
+    <w:p>
+      <w:pPr>
+        <w:pStyle w:val="ListParagraph"/>
+        <w:ind w:left="1080"/>
+        <w:rPr>
+          <w:lang w:val="en-US"/>
+        </w:rPr>
+      </w:pPr>
+      <w:r>
+        <w:rPr>
+          <w:lang w:val="en-US"/>
+        </w:rPr>
+        <w:t xml:space="preserve">            &lt;value&gt;/WEB-INF/views/&lt;/value&gt;</w:t>
+      </w:r>
+    </w:p>
+    <w:p>
+      <w:pPr>
+        <w:pStyle w:val="ListParagraph"/>
+        <w:ind w:left="1080"/>
+        <w:rPr>
+          <w:lang w:val="en-US"/>
+        </w:rPr>
+      </w:pPr>
+      <w:r>
+        <w:rPr>
+          <w:lang w:val="en-US"/>
+        </w:rPr>
+        <w:t xml:space="preserve">        &lt;/property&gt;</w:t>
+      </w:r>
+    </w:p>
+    <w:p>
+      <w:pPr>
+        <w:pStyle w:val="ListParagraph"/>
+        <w:ind w:left="1080"/>
+        <w:rPr>
+          <w:lang w:val="en-US"/>
+        </w:rPr>
+      </w:pPr>
+      <w:r>
+        <w:rPr>
+          <w:lang w:val="en-US"/>
+        </w:rPr>
+        <w:t xml:space="preserve">        &lt;property name="suffix"&gt;</w:t>
+      </w:r>
+    </w:p>
+    <w:p>
+      <w:pPr>
+        <w:pStyle w:val="ListParagraph"/>
+        <w:ind w:left="1080"/>
+        <w:rPr>
+          <w:lang w:val="en-US"/>
+        </w:rPr>
+      </w:pPr>
+      <w:r>
+        <w:rPr>
+          <w:lang w:val="en-US"/>
+        </w:rPr>
+        <w:t xml:space="preserve">            &lt;value&gt;.</w:t>
+      </w:r>
+      <w:proofErr w:type="spellStart"/>
+      <w:r>
+        <w:rPr>
+          <w:lang w:val="en-US"/>
+        </w:rPr>
+        <w:t>jsp</w:t>
+      </w:r>
+      <w:proofErr w:type="spellEnd"/>
+      <w:r>
+        <w:rPr>
+          <w:lang w:val="en-US"/>
+        </w:rPr>
+        <w:t>&lt;/value&gt;</w:t>
+      </w:r>
+    </w:p>
+    <w:p>
+      <w:pPr>
+        <w:pStyle w:val="ListParagraph"/>
+        <w:ind w:left="1080"/>
+        <w:rPr>
+          <w:lang w:val="en-US"/>
+        </w:rPr>
+      </w:pPr>
+      <w:r>
+        <w:rPr>
+          <w:lang w:val="en-US"/>
+        </w:rPr>
+        <w:t xml:space="preserve">        &lt;/property&gt;</w:t>
+      </w:r>
+    </w:p>
+    <w:p>
+      <w:pPr>
+        <w:pStyle w:val="ListParagraph"/>
+        <w:ind w:left="1080"/>
+        <w:rPr>
+          <w:lang w:val="en-US"/>
+        </w:rPr>
+      </w:pPr>
+      <w:r>
+        <w:rPr>
+          <w:lang w:val="en-US"/>
+        </w:rPr>
+        <w:t>&lt;/bean&gt;</w:t>
+      </w:r>
+    </w:p>
+    <w:p>
+      <w:pPr>
+        <w:pStyle w:val="ListParagraph"/>
+        <w:ind w:left="1080"/>
+        <w:rPr>
+          <w:lang w:val="en-US"/>
+        </w:rPr>
+      </w:pPr>
+      <w:r>
+        <w:rPr>
+          <w:lang w:val="en-US"/>
+        </w:rPr>
+        <w:t>&lt;/beans&gt;</w:t>
+      </w:r>
+    </w:p>
+    <w:p>
+      <w:pPr>
+        <w:pStyle w:val="ListParagraph"/>
+        <w:ind w:left="1080"/>
+        <w:rPr>
+          <w:lang w:val="en-US"/>
+        </w:rPr>
+      </w:pPr>
+    </w:p>
+    <w:p>
+      <w:pPr>
+        <w:pStyle w:val="ListParagraph"/>
+        <w:numPr>
+          <w:ilvl w:val="0"/>
+          <w:numId w:val="30"/>
+        </w:numPr>
+        <w:rPr>
+          <w:lang w:val="en-US"/>
+        </w:rPr>
+      </w:pPr>
+      <w:r>
+        <w:rPr>
+          <w:lang w:val="en-US"/>
+        </w:rPr>
+        <w:t xml:space="preserve">Create the </w:t>
+      </w:r>
+      <w:proofErr w:type="spellStart"/>
+      <w:r>
+        <w:rPr>
+          <w:lang w:val="en-US"/>
+        </w:rPr>
+        <w:t>jsp</w:t>
+      </w:r>
+      <w:proofErr w:type="spellEnd"/>
+      <w:r>
+        <w:rPr>
+          <w:lang w:val="en-US"/>
+        </w:rPr>
+        <w:t xml:space="preserve"> files in the location specified in the prefix</w:t>
+      </w:r>
+    </w:p>
+    <w:p>
+      <w:pPr>
+        <w:pStyle w:val="ListParagraph"/>
+        <w:ind w:left="1440"/>
+        <w:rPr>
+          <w:lang w:val="en-US"/>
+        </w:rPr>
+      </w:pPr>
+      <w:r>
+        <w:rPr>
+          <w:lang w:val="en-US"/>
+        </w:rPr>
+        <w:t>WEB-INF/views</w:t>
+      </w:r>
+      <w:r>
+        <w:rPr>
+          <w:lang w:val="en-US"/>
+        </w:rPr>
+        <w:tab/>
+      </w:r>
+      <w:r>
+        <w:rPr>
+          <w:lang w:val="en-US"/>
+        </w:rPr>
+        <w:tab/>
+      </w:r>
+      <w:r>
+        <w:rPr>
+          <w:lang w:val="en-US"/>
+        </w:rPr>
+        <w:tab/>
+        <w:t>(this is the prefix)</w:t>
+      </w:r>
+    </w:p>
+    <w:p>
+      <w:pPr>
+        <w:pStyle w:val="ListParagraph"/>
+        <w:ind w:left="1440"/>
+        <w:rPr>
+          <w:lang w:val="en-US"/>
+        </w:rPr>
+      </w:pPr>
+      <w:proofErr w:type="gramStart"/>
+      <w:r>
+        <w:rPr>
+          <w:lang w:val="en-US"/>
+        </w:rPr>
+        <w:t>Lets</w:t>
+      </w:r>
+      <w:proofErr w:type="gramEnd"/>
+      <w:r>
+        <w:rPr>
+          <w:lang w:val="en-US"/>
+        </w:rPr>
+        <w:t xml:space="preserve"> create “views” folder under “WEB-INF”</w:t>
+      </w:r>
+    </w:p>
+    <w:p>
+      <w:pPr>
+        <w:pStyle w:val="ListParagraph"/>
+        <w:ind w:left="1440"/>
+        <w:rPr>
+          <w:lang w:val="en-US"/>
+        </w:rPr>
+      </w:pPr>
+      <w:r>
+        <w:rPr>
+          <w:lang w:val="en-US"/>
+        </w:rPr>
+        <w:t xml:space="preserve">There is an </w:t>
+      </w:r>
+      <w:proofErr w:type="spellStart"/>
+      <w:r>
+        <w:rPr>
+          <w:lang w:val="en-US"/>
+        </w:rPr>
+        <w:t>index.jsp</w:t>
+      </w:r>
+      <w:proofErr w:type="spellEnd"/>
+      <w:r>
+        <w:rPr>
+          <w:lang w:val="en-US"/>
+        </w:rPr>
+        <w:t xml:space="preserve"> file already, move it to this location</w:t>
+      </w:r>
+    </w:p>
+    <w:p>
+      <w:pPr>
+        <w:pStyle w:val="ListParagraph"/>
+        <w:ind w:left="1440"/>
+        <w:rPr>
+          <w:lang w:val="en-US"/>
+        </w:rPr>
+      </w:pPr>
+    </w:p>
+    <w:p>
+      <w:pPr>
+        <w:pStyle w:val="ListParagraph"/>
+        <w:numPr>
+          <w:ilvl w:val="0"/>
+          <w:numId w:val="30"/>
+        </w:numPr>
+        <w:rPr>
+          <w:lang w:val="en-US"/>
+        </w:rPr>
+      </w:pPr>
+      <w:r>
+        <w:rPr>
+          <w:lang w:val="en-US"/>
+        </w:rPr>
+        <w:t>Create the controller classes in the location specified in “</w:t>
+      </w:r>
+      <w:proofErr w:type="spellStart"/>
+      <w:proofErr w:type="gramStart"/>
+      <w:r>
+        <w:rPr>
+          <w:lang w:val="en-US"/>
+        </w:rPr>
+        <w:t>com.ust.spring</w:t>
+      </w:r>
+      <w:proofErr w:type="spellEnd"/>
+      <w:proofErr w:type="gramEnd"/>
+      <w:r>
+        <w:rPr>
+          <w:lang w:val="en-US"/>
+        </w:rPr>
+        <w:t>”</w:t>
+      </w:r>
+    </w:p>
+    <w:p>
+      <w:pPr>
+        <w:pStyle w:val="ListParagraph"/>
+        <w:ind w:left="1440"/>
+        <w:rPr>
+          <w:lang w:val="en-US"/>
+        </w:rPr>
+      </w:pPr>
+      <w:r>
+        <w:rPr>
+          <w:lang w:val="en-US"/>
+        </w:rPr>
+        <w:t>If “</w:t>
+      </w:r>
+      <w:proofErr w:type="spellStart"/>
+      <w:r>
+        <w:rPr>
+          <w:lang w:val="en-US"/>
+        </w:rPr>
+        <w:t>src</w:t>
+      </w:r>
+      <w:proofErr w:type="spellEnd"/>
+      <w:r>
+        <w:rPr>
+          <w:lang w:val="en-US"/>
+        </w:rPr>
+        <w:t>/main/java” folder is not found, create it.</w:t>
+      </w:r>
+    </w:p>
+    <w:p>
+      <w:pPr>
+        <w:pStyle w:val="ListParagraph"/>
+        <w:ind w:left="1440"/>
+        <w:rPr>
+          <w:lang w:val="en-US"/>
+        </w:rPr>
+      </w:pPr>
+      <w:r>
+        <w:rPr>
+          <w:lang w:val="en-US"/>
+        </w:rPr>
+        <w:t>Inside that folder, create “</w:t>
+      </w:r>
+      <w:proofErr w:type="spellStart"/>
+      <w:r>
+        <w:rPr>
+          <w:lang w:val="en-US"/>
+        </w:rPr>
+        <w:t>MyController</w:t>
+      </w:r>
+      <w:proofErr w:type="spellEnd"/>
+      <w:r>
+        <w:rPr>
+          <w:lang w:val="en-US"/>
+        </w:rPr>
+        <w:t>” class under package “</w:t>
+      </w:r>
+      <w:proofErr w:type="spellStart"/>
+      <w:proofErr w:type="gramStart"/>
+      <w:r>
+        <w:rPr>
+          <w:lang w:val="en-US"/>
+        </w:rPr>
+        <w:t>com.ust.spring</w:t>
+      </w:r>
+      <w:proofErr w:type="spellEnd"/>
+      <w:proofErr w:type="gramEnd"/>
+      <w:r>
+        <w:rPr>
+          <w:lang w:val="en-US"/>
+        </w:rPr>
+        <w:t>”</w:t>
+      </w:r>
+    </w:p>
+    <w:p>
+      <w:pPr>
+        <w:pStyle w:val="ListParagraph"/>
+        <w:ind w:left="1440"/>
+        <w:rPr>
+          <w:lang w:val="en-US"/>
+        </w:rPr>
+      </w:pPr>
+    </w:p>
+    <w:p>
+      <w:pPr>
+        <w:autoSpaceDE w:val="0"/>
+        <w:autoSpaceDN w:val="0"/>
+        <w:adjustRightInd w:val="0"/>
+        <w:spacing w:after="0" w:line="240" w:lineRule="auto"/>
+        <w:rPr>
+          <w:rFonts w:ascii="Consolas" w:hAnsi="Consolas" w:cs="Consolas"/>
+          <w:sz w:val="40"/>
+          <w:szCs w:val="40"/>
+        </w:rPr>
+      </w:pPr>
+      <w:r>
+        <w:rPr>
+          <w:rFonts w:ascii="Consolas" w:hAnsi="Consolas" w:cs="Consolas"/>
+          <w:b/>
+          <w:bCs/>
+          <w:color w:val="7F0055"/>
+          <w:sz w:val="40"/>
+          <w:szCs w:val="40"/>
+        </w:rPr>
+        <w:lastRenderedPageBreak/>
+        <w:t>package</w:t>
+      </w:r>
+      <w:r>
+        <w:rPr>
+          <w:rFonts w:ascii="Consolas" w:hAnsi="Consolas" w:cs="Consolas"/>
+          <w:color w:val="000000"/>
+          <w:sz w:val="40"/>
+          <w:szCs w:val="40"/>
+        </w:rPr>
+        <w:t xml:space="preserve"> </w:t>
+      </w:r>
+      <w:proofErr w:type="spellStart"/>
+      <w:proofErr w:type="gramStart"/>
+      <w:r>
+        <w:rPr>
+          <w:rFonts w:ascii="Consolas" w:hAnsi="Consolas" w:cs="Consolas"/>
+          <w:color w:val="000000"/>
+          <w:sz w:val="40"/>
+          <w:szCs w:val="40"/>
+        </w:rPr>
+        <w:t>com.ust.spring</w:t>
+      </w:r>
+      <w:proofErr w:type="spellEnd"/>
+      <w:proofErr w:type="gramEnd"/>
+      <w:r>
+        <w:rPr>
+          <w:rFonts w:ascii="Consolas" w:hAnsi="Consolas" w:cs="Consolas"/>
+          <w:color w:val="000000"/>
+          <w:sz w:val="40"/>
+          <w:szCs w:val="40"/>
+        </w:rPr>
+        <w:t>;</w:t>
+      </w:r>
+    </w:p>
+    <w:p>
+      <w:pPr>
+        <w:autoSpaceDE w:val="0"/>
+        <w:autoSpaceDN w:val="0"/>
+        <w:adjustRightInd w:val="0"/>
+        <w:spacing w:after="0" w:line="240" w:lineRule="auto"/>
+        <w:rPr>
+          <w:rFonts w:ascii="Consolas" w:hAnsi="Consolas" w:cs="Consolas"/>
+          <w:sz w:val="40"/>
+          <w:szCs w:val="40"/>
+        </w:rPr>
+      </w:pPr>
+    </w:p>
+    <w:p>
+      <w:pPr>
+        <w:autoSpaceDE w:val="0"/>
+        <w:autoSpaceDN w:val="0"/>
+        <w:adjustRightInd w:val="0"/>
+        <w:spacing w:after="0" w:line="240" w:lineRule="auto"/>
+        <w:rPr>
+          <w:rFonts w:ascii="Consolas" w:hAnsi="Consolas" w:cs="Consolas"/>
+          <w:sz w:val="40"/>
+          <w:szCs w:val="40"/>
+        </w:rPr>
+      </w:pPr>
+      <w:r>
+        <w:rPr>
+          <w:rFonts w:ascii="Consolas" w:hAnsi="Consolas" w:cs="Consolas"/>
+          <w:b/>
+          <w:bCs/>
+          <w:color w:val="7F0055"/>
+          <w:sz w:val="40"/>
+          <w:szCs w:val="40"/>
+        </w:rPr>
+        <w:t>import</w:t>
+      </w:r>
+      <w:r>
+        <w:rPr>
+          <w:rFonts w:ascii="Consolas" w:hAnsi="Consolas" w:cs="Consolas"/>
+          <w:color w:val="000000"/>
+          <w:sz w:val="40"/>
+          <w:szCs w:val="40"/>
+        </w:rPr>
+        <w:t xml:space="preserve"> </w:t>
+      </w:r>
+      <w:proofErr w:type="spellStart"/>
+      <w:proofErr w:type="gramStart"/>
+      <w:r>
+        <w:rPr>
+          <w:rFonts w:ascii="Consolas" w:hAnsi="Consolas" w:cs="Consolas"/>
+          <w:color w:val="000000"/>
+          <w:sz w:val="40"/>
+          <w:szCs w:val="40"/>
+        </w:rPr>
+        <w:t>org.springframework</w:t>
+      </w:r>
+      <w:proofErr w:type="gramEnd"/>
+      <w:r>
+        <w:rPr>
+          <w:rFonts w:ascii="Consolas" w:hAnsi="Consolas" w:cs="Consolas"/>
+          <w:color w:val="000000"/>
+          <w:sz w:val="40"/>
+          <w:szCs w:val="40"/>
+        </w:rPr>
+        <w:t>.stereotype.Controller</w:t>
+      </w:r>
+      <w:proofErr w:type="spellEnd"/>
+      <w:r>
+        <w:rPr>
+          <w:rFonts w:ascii="Consolas" w:hAnsi="Consolas" w:cs="Consolas"/>
+          <w:color w:val="000000"/>
+          <w:sz w:val="40"/>
+          <w:szCs w:val="40"/>
+        </w:rPr>
+        <w:t>;</w:t>
+      </w:r>
+    </w:p>
+    <w:p>
+      <w:pPr>
+        <w:autoSpaceDE w:val="0"/>
+        <w:autoSpaceDN w:val="0"/>
+        <w:adjustRightInd w:val="0"/>
+        <w:spacing w:after="0" w:line="240" w:lineRule="auto"/>
+        <w:rPr>
+          <w:rFonts w:ascii="Consolas" w:hAnsi="Consolas" w:cs="Consolas"/>
+          <w:sz w:val="40"/>
+          <w:szCs w:val="40"/>
+        </w:rPr>
+      </w:pPr>
+      <w:r>
+        <w:rPr>
+          <w:rFonts w:ascii="Consolas" w:hAnsi="Consolas" w:cs="Consolas"/>
+          <w:b/>
+          <w:bCs/>
+          <w:color w:val="7F0055"/>
+          <w:sz w:val="40"/>
+          <w:szCs w:val="40"/>
+        </w:rPr>
+        <w:t>import</w:t>
+      </w:r>
+      <w:r>
+        <w:rPr>
+          <w:rFonts w:ascii="Consolas" w:hAnsi="Consolas" w:cs="Consolas"/>
+          <w:color w:val="000000"/>
+          <w:sz w:val="40"/>
+          <w:szCs w:val="40"/>
+        </w:rPr>
+        <w:t xml:space="preserve"> </w:t>
+      </w:r>
+      <w:proofErr w:type="spellStart"/>
+      <w:proofErr w:type="gramStart"/>
+      <w:r>
+        <w:rPr>
+          <w:rFonts w:ascii="Consolas" w:hAnsi="Consolas" w:cs="Consolas"/>
+          <w:color w:val="000000"/>
+          <w:sz w:val="40"/>
+          <w:szCs w:val="40"/>
+        </w:rPr>
+        <w:t>org.springframework.web.bind</w:t>
+      </w:r>
+      <w:proofErr w:type="gramEnd"/>
+      <w:r>
+        <w:rPr>
+          <w:rFonts w:ascii="Consolas" w:hAnsi="Consolas" w:cs="Consolas"/>
+          <w:color w:val="000000"/>
+          <w:sz w:val="40"/>
+          <w:szCs w:val="40"/>
+        </w:rPr>
+        <w:t>.annotation.GetMapping</w:t>
+      </w:r>
+      <w:proofErr w:type="spellEnd"/>
+      <w:r>
+        <w:rPr>
+          <w:rFonts w:ascii="Consolas" w:hAnsi="Consolas" w:cs="Consolas"/>
+          <w:color w:val="000000"/>
+          <w:sz w:val="40"/>
+          <w:szCs w:val="40"/>
+        </w:rPr>
+        <w:t>;</w:t>
+      </w:r>
+    </w:p>
+    <w:p>
+      <w:pPr>
+        <w:autoSpaceDE w:val="0"/>
+        <w:autoSpaceDN w:val="0"/>
+        <w:adjustRightInd w:val="0"/>
+        <w:spacing w:after="0" w:line="240" w:lineRule="auto"/>
+        <w:rPr>
+          <w:rFonts w:ascii="Consolas" w:hAnsi="Consolas" w:cs="Consolas"/>
+          <w:sz w:val="40"/>
+          <w:szCs w:val="40"/>
+        </w:rPr>
+      </w:pPr>
+    </w:p>
+    <w:p>
+      <w:pPr>
+        <w:autoSpaceDE w:val="0"/>
+        <w:autoSpaceDN w:val="0"/>
+        <w:adjustRightInd w:val="0"/>
+        <w:spacing w:after="0" w:line="240" w:lineRule="auto"/>
+        <w:rPr>
+          <w:rFonts w:ascii="Consolas" w:hAnsi="Consolas" w:cs="Consolas"/>
+          <w:sz w:val="40"/>
+          <w:szCs w:val="40"/>
+        </w:rPr>
+      </w:pPr>
+      <w:r>
+        <w:rPr>
+          <w:rFonts w:ascii="Consolas" w:hAnsi="Consolas" w:cs="Consolas"/>
+          <w:color w:val="646464"/>
+          <w:sz w:val="40"/>
+          <w:szCs w:val="40"/>
+        </w:rPr>
+        <w:t>@Controller</w:t>
+      </w:r>
+    </w:p>
+    <w:p>
+      <w:pPr>
+        <w:autoSpaceDE w:val="0"/>
+        <w:autoSpaceDN w:val="0"/>
+        <w:adjustRightInd w:val="0"/>
+        <w:spacing w:after="0" w:line="240" w:lineRule="auto"/>
+        <w:rPr>
+          <w:rFonts w:ascii="Consolas" w:hAnsi="Consolas" w:cs="Consolas"/>
+          <w:sz w:val="40"/>
+          <w:szCs w:val="40"/>
+        </w:rPr>
+      </w:pPr>
+      <w:r>
+        <w:rPr>
+          <w:rFonts w:ascii="Consolas" w:hAnsi="Consolas" w:cs="Consolas"/>
+          <w:b/>
+          <w:bCs/>
+          <w:color w:val="7F0055"/>
+          <w:sz w:val="40"/>
+          <w:szCs w:val="40"/>
+        </w:rPr>
+        <w:t>public</w:t>
+      </w:r>
+      <w:r>
+        <w:rPr>
+          <w:rFonts w:ascii="Consolas" w:hAnsi="Consolas" w:cs="Consolas"/>
+          <w:color w:val="000000"/>
+          <w:sz w:val="40"/>
+          <w:szCs w:val="40"/>
+        </w:rPr>
+        <w:t xml:space="preserve"> </w:t>
+      </w:r>
+      <w:r>
+        <w:rPr>
+          <w:rFonts w:ascii="Consolas" w:hAnsi="Consolas" w:cs="Consolas"/>
+          <w:b/>
+          <w:bCs/>
+          <w:color w:val="7F0055"/>
+          <w:sz w:val="40"/>
+          <w:szCs w:val="40"/>
+        </w:rPr>
+        <w:t>class</w:t>
+      </w:r>
+      <w:r>
+        <w:rPr>
+          <w:rFonts w:ascii="Consolas" w:hAnsi="Consolas" w:cs="Consolas"/>
+          <w:color w:val="000000"/>
+          <w:sz w:val="40"/>
+          <w:szCs w:val="40"/>
+        </w:rPr>
+        <w:t xml:space="preserve"> </w:t>
+      </w:r>
+      <w:proofErr w:type="spellStart"/>
+      <w:r>
+        <w:rPr>
+          <w:rFonts w:ascii="Consolas" w:hAnsi="Consolas" w:cs="Consolas"/>
+          <w:color w:val="000000"/>
+          <w:sz w:val="40"/>
+          <w:szCs w:val="40"/>
+        </w:rPr>
+        <w:t>MyController</w:t>
+      </w:r>
+      <w:proofErr w:type="spellEnd"/>
+      <w:r>
+        <w:rPr>
+          <w:rFonts w:ascii="Consolas" w:hAnsi="Consolas" w:cs="Consolas"/>
+          <w:color w:val="000000"/>
+          <w:sz w:val="40"/>
+          <w:szCs w:val="40"/>
+        </w:rPr>
+        <w:t xml:space="preserve"> {</w:t>
+      </w:r>
+    </w:p>
+    <w:p>
+      <w:pPr>
+        <w:autoSpaceDE w:val="0"/>
+        <w:autoSpaceDN w:val="0"/>
+        <w:adjustRightInd w:val="0"/>
+        <w:spacing w:after="0" w:line="240" w:lineRule="auto"/>
+        <w:rPr>
+          <w:rFonts w:ascii="Consolas" w:hAnsi="Consolas" w:cs="Consolas"/>
+          <w:sz w:val="40"/>
+          <w:szCs w:val="40"/>
+        </w:rPr>
+      </w:pPr>
+    </w:p>
+    <w:p>
+      <w:pPr>
+        <w:autoSpaceDE w:val="0"/>
+        <w:autoSpaceDN w:val="0"/>
+        <w:adjustRightInd w:val="0"/>
+        <w:spacing w:after="0" w:line="240" w:lineRule="auto"/>
+        <w:rPr>
+          <w:rFonts w:ascii="Consolas" w:hAnsi="Consolas" w:cs="Consolas"/>
+          <w:sz w:val="40"/>
+          <w:szCs w:val="40"/>
+        </w:rPr>
+      </w:pPr>
+      <w:r>
+        <w:rPr>
+          <w:rFonts w:ascii="Consolas" w:hAnsi="Consolas" w:cs="Consolas"/>
+          <w:color w:val="000000"/>
+          <w:sz w:val="40"/>
+          <w:szCs w:val="40"/>
+        </w:rPr>
+        <w:tab/>
+      </w:r>
+      <w:r>
+        <w:rPr>
+          <w:rFonts w:ascii="Consolas" w:hAnsi="Consolas" w:cs="Consolas"/>
+          <w:color w:val="646464"/>
+          <w:sz w:val="40"/>
+          <w:szCs w:val="40"/>
+        </w:rPr>
+        <w:t>@GetMapping</w:t>
+      </w:r>
+      <w:r>
+        <w:rPr>
+          <w:rFonts w:ascii="Consolas" w:hAnsi="Consolas" w:cs="Consolas"/>
+          <w:color w:val="000000"/>
+          <w:sz w:val="40"/>
+          <w:szCs w:val="40"/>
+        </w:rPr>
+        <w:t>(</w:t>
+      </w:r>
+      <w:r>
+        <w:rPr>
+          <w:rFonts w:ascii="Consolas" w:hAnsi="Consolas" w:cs="Consolas"/>
+          <w:color w:val="2A00FF"/>
+          <w:sz w:val="40"/>
+          <w:szCs w:val="40"/>
+        </w:rPr>
+        <w:t>"/home"</w:t>
+      </w:r>
+      <w:r>
+        <w:rPr>
+          <w:rFonts w:ascii="Consolas" w:hAnsi="Consolas" w:cs="Consolas"/>
+          <w:color w:val="000000"/>
+          <w:sz w:val="40"/>
+          <w:szCs w:val="40"/>
+        </w:rPr>
+        <w:t>)</w:t>
+      </w:r>
+    </w:p>
+    <w:p>
+      <w:pPr>
+        <w:autoSpaceDE w:val="0"/>
+        <w:autoSpaceDN w:val="0"/>
+        <w:adjustRightInd w:val="0"/>
+        <w:spacing w:after="0" w:line="240" w:lineRule="auto"/>
+        <w:rPr>
+          <w:rFonts w:ascii="Consolas" w:hAnsi="Consolas" w:cs="Consolas"/>
+          <w:sz w:val="40"/>
+          <w:szCs w:val="40"/>
+        </w:rPr>
+      </w:pPr>
+      <w:r>
+        <w:rPr>
+          <w:rFonts w:ascii="Consolas" w:hAnsi="Consolas" w:cs="Consolas"/>
+          <w:color w:val="000000"/>
+          <w:sz w:val="40"/>
+          <w:szCs w:val="40"/>
+        </w:rPr>
+        <w:tab/>
+      </w:r>
+      <w:r>
+        <w:rPr>
+          <w:rFonts w:ascii="Consolas" w:hAnsi="Consolas" w:cs="Consolas"/>
+          <w:b/>
+          <w:bCs/>
+          <w:color w:val="7F0055"/>
+          <w:sz w:val="40"/>
+          <w:szCs w:val="40"/>
+        </w:rPr>
+        <w:t>public</w:t>
+      </w:r>
+      <w:r>
+        <w:rPr>
+          <w:rFonts w:ascii="Consolas" w:hAnsi="Consolas" w:cs="Consolas"/>
+          <w:color w:val="000000"/>
+          <w:sz w:val="40"/>
+          <w:szCs w:val="40"/>
+        </w:rPr>
+        <w:t xml:space="preserve"> String </w:t>
+      </w:r>
+      <w:proofErr w:type="gramStart"/>
+      <w:r>
+        <w:rPr>
+          <w:rFonts w:ascii="Consolas" w:hAnsi="Consolas" w:cs="Consolas"/>
+          <w:color w:val="000000"/>
+          <w:sz w:val="40"/>
+          <w:szCs w:val="40"/>
+        </w:rPr>
+        <w:t>home(</w:t>
+      </w:r>
+      <w:proofErr w:type="gramEnd"/>
+      <w:r>
+        <w:rPr>
+          <w:rFonts w:ascii="Consolas" w:hAnsi="Consolas" w:cs="Consolas"/>
+          <w:color w:val="000000"/>
+          <w:sz w:val="40"/>
+          <w:szCs w:val="40"/>
+        </w:rPr>
+        <w:t>)</w:t>
+      </w:r>
+    </w:p>
+    <w:p>
+      <w:pPr>
+        <w:autoSpaceDE w:val="0"/>
+        <w:autoSpaceDN w:val="0"/>
+        <w:adjustRightInd w:val="0"/>
+        <w:spacing w:after="0" w:line="240" w:lineRule="auto"/>
+        <w:rPr>
+          <w:rFonts w:ascii="Consolas" w:hAnsi="Consolas" w:cs="Consolas"/>
+          <w:sz w:val="40"/>
+          <w:szCs w:val="40"/>
+        </w:rPr>
+      </w:pPr>
+      <w:r>
+        <w:rPr>
+          <w:rFonts w:ascii="Consolas" w:hAnsi="Consolas" w:cs="Consolas"/>
+          <w:color w:val="000000"/>
+          <w:sz w:val="40"/>
+          <w:szCs w:val="40"/>
+        </w:rPr>
+        <w:tab/>
+        <w:t>{</w:t>
+      </w:r>
+    </w:p>
+    <w:p>
+      <w:pPr>
+        <w:autoSpaceDE w:val="0"/>
+        <w:autoSpaceDN w:val="0"/>
+        <w:adjustRightInd w:val="0"/>
+        <w:spacing w:after="0" w:line="240" w:lineRule="auto"/>
+        <w:rPr>
+          <w:rFonts w:ascii="Consolas" w:hAnsi="Consolas" w:cs="Consolas"/>
+          <w:sz w:val="40"/>
+          <w:szCs w:val="40"/>
+        </w:rPr>
+      </w:pPr>
+      <w:r>
+        <w:rPr>
+          <w:rFonts w:ascii="Consolas" w:hAnsi="Consolas" w:cs="Consolas"/>
+          <w:color w:val="000000"/>
+          <w:sz w:val="40"/>
+          <w:szCs w:val="40"/>
+        </w:rPr>
+        <w:tab/>
+      </w:r>
+      <w:r>
+        <w:rPr>
+          <w:rFonts w:ascii="Consolas" w:hAnsi="Consolas" w:cs="Consolas"/>
+          <w:color w:val="000000"/>
+          <w:sz w:val="40"/>
+          <w:szCs w:val="40"/>
+        </w:rPr>
+        <w:tab/>
+      </w:r>
+      <w:r>
+        <w:rPr>
+          <w:rFonts w:ascii="Consolas" w:hAnsi="Consolas" w:cs="Consolas"/>
+          <w:b/>
+          <w:bCs/>
+          <w:color w:val="7F0055"/>
+          <w:sz w:val="40"/>
+          <w:szCs w:val="40"/>
+        </w:rPr>
+        <w:t>return</w:t>
+      </w:r>
+      <w:r>
+        <w:rPr>
+          <w:rFonts w:ascii="Consolas" w:hAnsi="Consolas" w:cs="Consolas"/>
+          <w:color w:val="000000"/>
+          <w:sz w:val="40"/>
+          <w:szCs w:val="40"/>
+        </w:rPr>
+        <w:t xml:space="preserve"> </w:t>
+      </w:r>
+      <w:r>
+        <w:rPr>
+          <w:rFonts w:ascii="Consolas" w:hAnsi="Consolas" w:cs="Consolas"/>
+          <w:color w:val="2A00FF"/>
+          <w:sz w:val="40"/>
+          <w:szCs w:val="40"/>
+        </w:rPr>
+        <w:t>"index"</w:t>
+      </w:r>
+      <w:r>
+        <w:rPr>
+          <w:rFonts w:ascii="Consolas" w:hAnsi="Consolas" w:cs="Consolas"/>
+          <w:color w:val="000000"/>
+          <w:sz w:val="40"/>
+          <w:szCs w:val="40"/>
+        </w:rPr>
+        <w:t>;</w:t>
+      </w:r>
+      <w:r>
+        <w:rPr>
+          <w:rFonts w:ascii="Consolas" w:hAnsi="Consolas" w:cs="Consolas"/>
+          <w:color w:val="000000"/>
+          <w:sz w:val="40"/>
+          <w:szCs w:val="40"/>
+        </w:rPr>
+        <w:tab/>
+      </w:r>
+      <w:r>
+        <w:rPr>
+          <w:rFonts w:ascii="Consolas" w:hAnsi="Consolas" w:cs="Consolas"/>
+          <w:color w:val="000000"/>
+          <w:sz w:val="40"/>
+          <w:szCs w:val="40"/>
+        </w:rPr>
+        <w:tab/>
+      </w:r>
+      <w:r>
+        <w:rPr>
+          <w:rFonts w:ascii="Consolas" w:hAnsi="Consolas" w:cs="Consolas"/>
+          <w:color w:val="3F7F5F"/>
+          <w:sz w:val="40"/>
+          <w:szCs w:val="40"/>
+        </w:rPr>
+        <w:t>//is prefixed and suffixed /WEB-INF/views/</w:t>
+      </w:r>
+      <w:proofErr w:type="spellStart"/>
+      <w:r>
+        <w:rPr>
+          <w:rFonts w:ascii="Consolas" w:hAnsi="Consolas" w:cs="Consolas"/>
+          <w:color w:val="3F7F5F"/>
+          <w:sz w:val="40"/>
+          <w:szCs w:val="40"/>
+        </w:rPr>
+        <w:t>index.jsp</w:t>
+      </w:r>
+      <w:proofErr w:type="spellEnd"/>
+    </w:p>
+    <w:p>
+      <w:pPr>
+        <w:autoSpaceDE w:val="0"/>
+        <w:autoSpaceDN w:val="0"/>
+        <w:adjustRightInd w:val="0"/>
+        <w:spacing w:after="0" w:line="240" w:lineRule="auto"/>
+        <w:rPr>
+          <w:rFonts w:ascii="Consolas" w:hAnsi="Consolas" w:cs="Consolas"/>
+          <w:sz w:val="40"/>
+          <w:szCs w:val="40"/>
+        </w:rPr>
+      </w:pPr>
+      <w:r>
+        <w:rPr>
+          <w:rFonts w:ascii="Consolas" w:hAnsi="Consolas" w:cs="Consolas"/>
+          <w:color w:val="000000"/>
+          <w:sz w:val="40"/>
+          <w:szCs w:val="40"/>
+        </w:rPr>
+        <w:tab/>
+        <w:t>}</w:t>
+      </w:r>
+    </w:p>
+    <w:p>
+      <w:pPr>
+        <w:autoSpaceDE w:val="0"/>
+        <w:autoSpaceDN w:val="0"/>
+        <w:adjustRightInd w:val="0"/>
+        <w:spacing w:after="0" w:line="240" w:lineRule="auto"/>
+        <w:rPr>
+          <w:rFonts w:ascii="Consolas" w:hAnsi="Consolas" w:cs="Consolas"/>
+          <w:sz w:val="40"/>
+          <w:szCs w:val="40"/>
+        </w:rPr>
+      </w:pPr>
+      <w:r>
+        <w:rPr>
+          <w:rFonts w:ascii="Consolas" w:hAnsi="Consolas" w:cs="Consolas"/>
+          <w:color w:val="000000"/>
+          <w:sz w:val="40"/>
+          <w:szCs w:val="40"/>
+        </w:rPr>
+        <w:t>}</w:t>
+      </w:r>
+    </w:p>
+    <w:p>
+      <w:pPr>
+        <w:pStyle w:val="ListParagraph"/>
+        <w:ind w:left="1440"/>
+        <w:rPr>
+          <w:lang w:val="en-US"/>
+        </w:rPr>
+      </w:pPr>
+    </w:p>
+    <w:p>
+      <w:pPr>
+        <w:pStyle w:val="ListParagraph"/>
+        <w:ind w:left="1440"/>
+        <w:rPr>
+          <w:lang w:val="en-US"/>
+        </w:rPr>
+      </w:pPr>
+    </w:p>
+    <w:p>
+      <w:pPr>
+        <w:pStyle w:val="ListParagraph"/>
+        <w:numPr>
+          <w:ilvl w:val="0"/>
+          <w:numId w:val="30"/>
+        </w:numPr>
+        <w:rPr>
+          <w:lang w:val="en-US"/>
+        </w:rPr>
+      </w:pPr>
+      <w:r>
+        <w:rPr>
+          <w:lang w:val="en-US"/>
+        </w:rPr>
+        <w:t>Run the application</w:t>
+      </w:r>
+    </w:p>
+    <w:p>
+      <w:pPr>
+        <w:ind w:left="1440"/>
+        <w:rPr>
+          <w:lang w:val="en-US"/>
+        </w:rPr>
+      </w:pPr>
+      <w:r>
+        <w:rPr>
+          <w:lang w:val="en-US"/>
+        </w:rPr>
+        <w:t>Right click the project -&gt; Run As -&gt; Run on Server</w:t>
+      </w:r>
+    </w:p>
+    <w:p>
+      <w:pPr>
+        <w:ind w:left="1440"/>
+        <w:rPr>
+          <w:lang w:val="en-US"/>
+        </w:rPr>
+      </w:pPr>
+      <w:r>
+        <w:rPr>
+          <w:lang w:val="en-US"/>
+        </w:rPr>
+        <w:t>Choose Apache tomcat (version as you have)</w:t>
+      </w:r>
+    </w:p>
+    <w:p>
+      <w:pPr>
+        <w:ind w:left="1440"/>
+        <w:rPr>
+          <w:lang w:val="en-US"/>
+        </w:rPr>
+      </w:pPr>
+      <w:r>
+        <w:rPr>
+          <w:lang w:val="en-US"/>
+        </w:rPr>
+        <w:t>Error:</w:t>
+      </w:r>
+    </w:p>
+    <w:p>
+      <w:pPr>
+        <w:ind w:left="1440"/>
+        <w:rPr>
+          <w:lang w:val="en-US"/>
+        </w:rPr>
+      </w:pPr>
+      <w:r>
+        <w:rPr>
+          <w:lang w:val="en-US"/>
+        </w:rPr>
+        <w:tab/>
+        <w:t>Port 8080 required by Tomcat… is already in use.</w:t>
+      </w:r>
+    </w:p>
+    <w:p>
+      <w:pPr>
+        <w:ind w:left="1440"/>
+        <w:rPr>
+          <w:lang w:val="en-US"/>
+        </w:rPr>
+      </w:pPr>
+      <w:r>
+        <w:rPr>
+          <w:lang w:val="en-US"/>
+        </w:rPr>
+        <w:t>Solution:</w:t>
+      </w:r>
+    </w:p>
+    <w:p>
+      <w:pPr>
+        <w:ind w:left="1440"/>
+        <w:rPr>
+          <w:lang w:val="en-US"/>
+        </w:rPr>
+      </w:pPr>
+      <w:r>
+        <w:rPr>
+          <w:lang w:val="en-US"/>
+        </w:rPr>
+        <w:tab/>
+        <w:t>Change the port in which our server will run.</w:t>
+      </w:r>
+    </w:p>
+    <w:p>
+      <w:pPr>
+        <w:ind w:left="1440"/>
+        <w:rPr>
+          <w:lang w:val="en-US"/>
+        </w:rPr>
+      </w:pPr>
+      <w:r>
+        <w:rPr>
+          <w:lang w:val="en-US"/>
+        </w:rPr>
+        <w:tab/>
+        <w:t>Window-&gt;show view-&gt; servers</w:t>
+      </w:r>
+    </w:p>
+    <w:p>
+      <w:pPr>
+        <w:ind w:left="1440"/>
+        <w:rPr>
+          <w:lang w:val="en-US"/>
+        </w:rPr>
+      </w:pPr>
+      <w:r>
+        <w:rPr>
+          <w:lang w:val="en-US"/>
+        </w:rPr>
+        <w:tab/>
+        <w:t>Double click the server</w:t>
+      </w:r>
+      <w:r>
+        <w:rPr>
+          <w:lang w:val="en-US"/>
+        </w:rPr>
+        <w:tab/>
+        <w:t>(you will see a config file)</w:t>
+      </w:r>
+    </w:p>
+    <w:p>
+      <w:pPr>
+        <w:ind w:left="1440"/>
+        <w:rPr>
+          <w:lang w:val="en-US"/>
+        </w:rPr>
+      </w:pPr>
+      <w:r>
+        <w:rPr>
+          <w:lang w:val="en-US"/>
+        </w:rPr>
+        <w:tab/>
+        <w:t>Change the port from 8080 to 8081</w:t>
+      </w:r>
+    </w:p>
+    <w:p>
+      <w:pPr>
+        <w:ind w:left="1440"/>
+        <w:rPr>
+          <w:lang w:val="en-US"/>
+        </w:rPr>
+      </w:pPr>
+    </w:p>
+    <w:p>
+      <w:pPr>
+        <w:ind w:left="1440"/>
+        <w:rPr>
+          <w:lang w:val="en-US"/>
+        </w:rPr>
+      </w:pPr>
+      <w:r>
+        <w:rPr>
+          <w:lang w:val="en-US"/>
+        </w:rPr>
+        <w:t>Run again</w:t>
+      </w:r>
+    </w:p>
+    <w:p>
+      <w:pPr>
+        <w:ind w:left="1440"/>
+        <w:rPr>
+          <w:lang w:val="en-US"/>
+        </w:rPr>
+      </w:pPr>
+      <w:r>
+        <w:rPr>
+          <w:lang w:val="en-US"/>
+        </w:rPr>
+        <w:tab/>
+        <w:t xml:space="preserve">In the browser, enter </w:t>
+      </w:r>
+      <w:proofErr w:type="spellStart"/>
+      <w:r>
+        <w:rPr>
+          <w:lang w:val="en-US"/>
+        </w:rPr>
+        <w:t>url</w:t>
+      </w:r>
+      <w:proofErr w:type="spellEnd"/>
+      <w:r>
+        <w:rPr>
+          <w:lang w:val="en-US"/>
+        </w:rPr>
+        <w:t xml:space="preserve"> as </w:t>
+      </w:r>
+    </w:p>
+    <w:p>
+      <w:pPr>
+        <w:ind w:left="1440"/>
+        <w:rPr>
+          <w:lang w:val="en-US"/>
+        </w:rPr>
+      </w:pPr>
+      <w:hyperlink r:id="rId6" w:history="1">
+        <w:r>
+          <w:rPr>
+            <w:rStyle w:val="Hyperlink"/>
+            <w:lang w:val="en-US"/>
+          </w:rPr>
+          <w:t>http://localhost:8081/30-may-mvc-1/home</w:t>
+        </w:r>
+      </w:hyperlink>
+    </w:p>
+    <w:p>
+      <w:pPr>
+        <w:ind w:left="1440"/>
+        <w:rPr>
+          <w:lang w:val="en-US"/>
+        </w:rPr>
+      </w:pPr>
+      <w:r>
+        <w:rPr>
+          <w:lang w:val="en-US"/>
+        </w:rPr>
+        <w:t xml:space="preserve">(because, in our controller class, “home” is the </w:t>
+      </w:r>
+      <w:proofErr w:type="spellStart"/>
+      <w:r>
+        <w:rPr>
+          <w:lang w:val="en-US"/>
+        </w:rPr>
+        <w:t>url</w:t>
+      </w:r>
+      <w:proofErr w:type="spellEnd"/>
+      <w:r>
+        <w:rPr>
+          <w:lang w:val="en-US"/>
+        </w:rPr>
+        <w:t xml:space="preserve"> for </w:t>
+      </w:r>
+      <w:proofErr w:type="spellStart"/>
+      <w:r>
+        <w:rPr>
+          <w:lang w:val="en-US"/>
+        </w:rPr>
+        <w:t>index.jsp</w:t>
+      </w:r>
+      <w:proofErr w:type="spellEnd"/>
+    </w:p>
+    <w:p>
+      <w:pPr>
+        <w:ind w:left="1440"/>
         <w:rPr>
           <w:lang w:val="en-US"/>
         </w:rPr>
@@ -6034,6 +10435,95 @@
     </w:lvl>
   </w:abstractNum>
   <w:abstractNum w:abstractNumId="27" w15:restartNumberingAfterBreak="0">
+    <w:nsid w:val="6A39648A"/>
+    <w:multiLevelType w:val="hybridMultilevel"/>
+    <w:tmpl w:val="E7B24DF4"/>
+    <w:lvl w:ilvl="0" w:tplc="B9CEB55A">
+      <w:start w:val="1"/>
+      <w:numFmt w:val="decimal"/>
+      <w:lvlText w:val="%1)"/>
+      <w:lvlJc w:val="left"/>
+      <w:pPr>
+        <w:ind w:left="1080" w:hanging="360"/>
+      </w:pPr>
+      <w:rPr>
+        <w:rFonts w:hint="default"/>
+      </w:rPr>
+    </w:lvl>
+    <w:lvl w:ilvl="1" w:tplc="40090019">
+      <w:start w:val="1"/>
+      <w:numFmt w:val="lowerLetter"/>
+      <w:lvlText w:val="%2."/>
+      <w:lvlJc w:val="left"/>
+      <w:pPr>
+        <w:ind w:left="1800" w:hanging="360"/>
+      </w:pPr>
+    </w:lvl>
+    <w:lvl w:ilvl="2" w:tplc="4009001B" w:tentative="1">
+      <w:start w:val="1"/>
+      <w:numFmt w:val="lowerRoman"/>
+      <w:lvlText w:val="%3."/>
+      <w:lvlJc w:val="right"/>
+      <w:pPr>
+        <w:ind w:left="2520" w:hanging="180"/>
+      </w:pPr>
+    </w:lvl>
+    <w:lvl w:ilvl="3" w:tplc="4009000F" w:tentative="1">
+      <w:start w:val="1"/>
+      <w:numFmt w:val="decimal"/>
+      <w:lvlText w:val="%4."/>
+      <w:lvlJc w:val="left"/>
+      <w:pPr>
+        <w:ind w:left="3240" w:hanging="360"/>
+      </w:pPr>
+    </w:lvl>
+    <w:lvl w:ilvl="4" w:tplc="40090019" w:tentative="1">
+      <w:start w:val="1"/>
+      <w:numFmt w:val="lowerLetter"/>
+      <w:lvlText w:val="%5."/>
+      <w:lvlJc w:val="left"/>
+      <w:pPr>
+        <w:ind w:left="3960" w:hanging="360"/>
+      </w:pPr>
+    </w:lvl>
+    <w:lvl w:ilvl="5" w:tplc="4009001B" w:tentative="1">
+      <w:start w:val="1"/>
+      <w:numFmt w:val="lowerRoman"/>
+      <w:lvlText w:val="%6."/>
+      <w:lvlJc w:val="right"/>
+      <w:pPr>
+        <w:ind w:left="4680" w:hanging="180"/>
+      </w:pPr>
+    </w:lvl>
+    <w:lvl w:ilvl="6" w:tplc="4009000F" w:tentative="1">
+      <w:start w:val="1"/>
+      <w:numFmt w:val="decimal"/>
+      <w:lvlText w:val="%7."/>
+      <w:lvlJc w:val="left"/>
+      <w:pPr>
+        <w:ind w:left="5400" w:hanging="360"/>
+      </w:pPr>
+    </w:lvl>
+    <w:lvl w:ilvl="7" w:tplc="40090019" w:tentative="1">
+      <w:start w:val="1"/>
+      <w:numFmt w:val="lowerLetter"/>
+      <w:lvlText w:val="%8."/>
+      <w:lvlJc w:val="left"/>
+      <w:pPr>
+        <w:ind w:left="6120" w:hanging="360"/>
+      </w:pPr>
+    </w:lvl>
+    <w:lvl w:ilvl="8" w:tplc="4009001B" w:tentative="1">
+      <w:start w:val="1"/>
+      <w:numFmt w:val="lowerRoman"/>
+      <w:lvlText w:val="%9."/>
+      <w:lvlJc w:val="right"/>
+      <w:pPr>
+        <w:ind w:left="6840" w:hanging="180"/>
+      </w:pPr>
+    </w:lvl>
+  </w:abstractNum>
+  <w:abstractNum w:abstractNumId="28" w15:restartNumberingAfterBreak="0">
     <w:nsid w:val="6E4C1B67"/>
     <w:multiLevelType w:val="hybridMultilevel"/>
     <w:tmpl w:val="CAD033F6"/>
@@ -6122,7 +10612,7 @@
       </w:pPr>
     </w:lvl>
   </w:abstractNum>
-  <w:abstractNum w:abstractNumId="28" w15:restartNumberingAfterBreak="0">
+  <w:abstractNum w:abstractNumId="29" w15:restartNumberingAfterBreak="0">
     <w:nsid w:val="78D66A19"/>
     <w:multiLevelType w:val="hybridMultilevel"/>
     <w:tmpl w:val="4862567A"/>
@@ -6272,7 +10762,7 @@
     <w:abstractNumId w:val="0"/>
   </w:num>
   <w:num w:numId="21">
-    <w:abstractNumId w:val="27"/>
+    <w:abstractNumId w:val="28"/>
   </w:num>
   <w:num w:numId="22">
     <w:abstractNumId w:val="2"/>
@@ -6281,7 +10771,7 @@
     <w:abstractNumId w:val="21"/>
   </w:num>
   <w:num w:numId="24">
-    <w:abstractNumId w:val="28"/>
+    <w:abstractNumId w:val="29"/>
   </w:num>
   <w:num w:numId="25">
     <w:abstractNumId w:val="26"/>
@@ -6297,6 +10787,9 @@
   </w:num>
   <w:num w:numId="29">
     <w:abstractNumId w:val="1"/>
+  </w:num>
+  <w:num w:numId="30">
+    <w:abstractNumId w:val="27"/>
   </w:num>
 </w:numbering>
 </file>

--- a/notes_30May2023.docx
+++ b/notes_30May2023.docx
@@ -7785,6 +7785,9 @@
     </w:p>
     <w:p>
       <w:pPr>
+        <w:pBdr>
+          <w:bottom w:val="single" w:sz="6" w:space="1" w:color="auto"/>
+        </w:pBdr>
         <w:ind w:left="1440"/>
         <w:rPr>
           <w:lang w:val="en-US"/>
@@ -7818,6 +7821,1006 @@
         <w:t>index.jsp</w:t>
       </w:r>
       <w:proofErr w:type="spellEnd"/>
+    </w:p>
+    <w:p>
+      <w:pPr>
+        <w:ind w:left="1440"/>
+        <w:rPr>
+          <w:lang w:val="en-US"/>
+        </w:rPr>
+      </w:pPr>
+      <w:r>
+        <w:rPr>
+          <w:lang w:val="en-US"/>
+        </w:rPr>
+        <w:t>In pom.xml, if dependencies tag is not found, create it above &lt;build&gt; tag</w:t>
+      </w:r>
+    </w:p>
+    <w:p>
+      <w:pPr>
+        <w:ind w:left="1440"/>
+        <w:rPr>
+          <w:lang w:val="en-US"/>
+        </w:rPr>
+      </w:pPr>
+    </w:p>
+    <w:p>
+      <w:pPr>
+        <w:ind w:left="1440"/>
+        <w:rPr>
+          <w:lang w:val="en-US"/>
+        </w:rPr>
+      </w:pPr>
+    </w:p>
+    <w:p>
+      <w:pPr>
+        <w:pBdr>
+          <w:bottom w:val="single" w:sz="6" w:space="1" w:color="auto"/>
+        </w:pBdr>
+        <w:ind w:left="1440"/>
+        <w:rPr>
+          <w:lang w:val="en-US"/>
+        </w:rPr>
+      </w:pPr>
+      <w:r>
+        <w:rPr>
+          <w:lang w:val="en-US"/>
+        </w:rPr>
+        <w:t>Spring Boot MVC</w:t>
+      </w:r>
+    </w:p>
+    <w:p>
+      <w:pPr>
+        <w:ind w:left="1440"/>
+        <w:rPr>
+          <w:lang w:val="en-US"/>
+        </w:rPr>
+      </w:pPr>
+      <w:r>
+        <w:rPr>
+          <w:lang w:val="en-US"/>
+        </w:rPr>
+        <w:t>Advantages of Spring Boot</w:t>
+      </w:r>
+    </w:p>
+    <w:p>
+      <w:pPr>
+        <w:ind w:left="1440"/>
+        <w:rPr>
+          <w:lang w:val="en-US"/>
+        </w:rPr>
+      </w:pPr>
+      <w:r>
+        <w:rPr>
+          <w:lang w:val="en-US"/>
+        </w:rPr>
+        <w:tab/>
+        <w:t xml:space="preserve">Download spring boot project from spring </w:t>
+      </w:r>
+      <w:proofErr w:type="spellStart"/>
+      <w:r>
+        <w:rPr>
+          <w:lang w:val="en-US"/>
+        </w:rPr>
+        <w:t>initializr</w:t>
+      </w:r>
+      <w:proofErr w:type="spellEnd"/>
+    </w:p>
+    <w:p>
+      <w:pPr>
+        <w:ind w:left="1440"/>
+        <w:rPr>
+          <w:lang w:val="en-US"/>
+        </w:rPr>
+      </w:pPr>
+      <w:r>
+        <w:rPr>
+          <w:lang w:val="en-US"/>
+        </w:rPr>
+        <w:tab/>
+        <w:t>We don’t need to download apache tomcat server (because, spring boot has inbuilt apache tomcat server)</w:t>
+      </w:r>
+    </w:p>
+    <w:p>
+      <w:pPr>
+        <w:ind w:left="1440"/>
+        <w:rPr>
+          <w:lang w:val="en-US"/>
+        </w:rPr>
+      </w:pPr>
+      <w:r>
+        <w:rPr>
+          <w:lang w:val="en-US"/>
+        </w:rPr>
+        <w:tab/>
+        <w:t>We have a main method to run</w:t>
+      </w:r>
+    </w:p>
+    <w:p>
+      <w:pPr>
+        <w:ind w:left="1440"/>
+        <w:rPr>
+          <w:lang w:val="en-US"/>
+        </w:rPr>
+      </w:pPr>
+      <w:r>
+        <w:rPr>
+          <w:lang w:val="en-US"/>
+        </w:rPr>
+        <w:tab/>
+        <w:t>Convention over Configuration</w:t>
+      </w:r>
+    </w:p>
+    <w:p>
+      <w:pPr>
+        <w:ind w:left="1440"/>
+        <w:rPr>
+          <w:lang w:val="en-US"/>
+        </w:rPr>
+      </w:pPr>
+      <w:r>
+        <w:rPr>
+          <w:lang w:val="en-US"/>
+        </w:rPr>
+        <w:tab/>
+        <w:t>Starter dependencies:</w:t>
+      </w:r>
+      <w:r>
+        <w:rPr>
+          <w:lang w:val="en-US"/>
+        </w:rPr>
+        <w:tab/>
+      </w:r>
+    </w:p>
+    <w:p>
+      <w:pPr>
+        <w:ind w:left="1440"/>
+        <w:rPr>
+          <w:lang w:val="en-US"/>
+        </w:rPr>
+      </w:pPr>
+    </w:p>
+    <w:p>
+      <w:pPr>
+        <w:ind w:left="1440"/>
+        <w:rPr>
+          <w:lang w:val="en-US"/>
+        </w:rPr>
+      </w:pPr>
+      <w:proofErr w:type="gramStart"/>
+      <w:r>
+        <w:rPr>
+          <w:lang w:val="en-US"/>
+        </w:rPr>
+        <w:t>Lets</w:t>
+      </w:r>
+      <w:proofErr w:type="gramEnd"/>
+      <w:r>
+        <w:rPr>
+          <w:lang w:val="en-US"/>
+        </w:rPr>
+        <w:t xml:space="preserve"> see how to create spring boot </w:t>
+      </w:r>
+      <w:proofErr w:type="spellStart"/>
+      <w:r>
+        <w:rPr>
+          <w:lang w:val="en-US"/>
+        </w:rPr>
+        <w:t>mvc</w:t>
+      </w:r>
+      <w:proofErr w:type="spellEnd"/>
+      <w:r>
+        <w:rPr>
+          <w:lang w:val="en-US"/>
+        </w:rPr>
+        <w:t xml:space="preserve"> project:</w:t>
+      </w:r>
+    </w:p>
+    <w:p>
+      <w:pPr>
+        <w:pStyle w:val="ListParagraph"/>
+        <w:numPr>
+          <w:ilvl w:val="0"/>
+          <w:numId w:val="31"/>
+        </w:numPr>
+        <w:rPr>
+          <w:lang w:val="en-US"/>
+        </w:rPr>
+      </w:pPr>
+      <w:r>
+        <w:rPr>
+          <w:lang w:val="en-US"/>
+        </w:rPr>
+        <w:t xml:space="preserve">Go to </w:t>
+      </w:r>
+      <w:hyperlink r:id="rId7" w:history="1">
+        <w:r>
+          <w:rPr>
+            <w:rStyle w:val="Hyperlink"/>
+            <w:lang w:val="en-US"/>
+          </w:rPr>
+          <w:t>https://start.spring.io/</w:t>
+        </w:r>
+      </w:hyperlink>
+    </w:p>
+    <w:p>
+      <w:pPr>
+        <w:pStyle w:val="ListParagraph"/>
+        <w:ind w:left="1800"/>
+        <w:rPr>
+          <w:lang w:val="en-US"/>
+        </w:rPr>
+      </w:pPr>
+      <w:r>
+        <w:rPr>
+          <w:lang w:val="en-US"/>
+        </w:rPr>
+        <w:t xml:space="preserve">Type the group id, artifact id, choose maven, java, version </w:t>
+      </w:r>
+      <w:proofErr w:type="spellStart"/>
+      <w:r>
+        <w:rPr>
+          <w:lang w:val="en-US"/>
+        </w:rPr>
+        <w:t>etc</w:t>
+      </w:r>
+      <w:proofErr w:type="spellEnd"/>
+    </w:p>
+    <w:p>
+      <w:pPr>
+        <w:pStyle w:val="ListParagraph"/>
+        <w:ind w:left="1800"/>
+        <w:rPr>
+          <w:lang w:val="en-US"/>
+        </w:rPr>
+      </w:pPr>
+      <w:r>
+        <w:rPr>
+          <w:lang w:val="en-US"/>
+        </w:rPr>
+        <w:t>In the dependencies, add “Spring Web”</w:t>
+      </w:r>
+    </w:p>
+    <w:p>
+      <w:pPr>
+        <w:pStyle w:val="ListParagraph"/>
+        <w:ind w:left="1800"/>
+        <w:rPr>
+          <w:lang w:val="en-US"/>
+        </w:rPr>
+      </w:pPr>
+      <w:r>
+        <w:rPr>
+          <w:lang w:val="en-US"/>
+        </w:rPr>
+        <w:t>Generate button to download as zip</w:t>
+      </w:r>
+    </w:p>
+    <w:p>
+      <w:pPr>
+        <w:pStyle w:val="ListParagraph"/>
+        <w:numPr>
+          <w:ilvl w:val="0"/>
+          <w:numId w:val="31"/>
+        </w:numPr>
+        <w:rPr>
+          <w:lang w:val="en-US"/>
+        </w:rPr>
+      </w:pPr>
+      <w:r>
+        <w:rPr>
+          <w:lang w:val="en-US"/>
+        </w:rPr>
+        <w:t>Extract and move the folder to your eclipse workspace</w:t>
+      </w:r>
+    </w:p>
+    <w:p>
+      <w:pPr>
+        <w:pStyle w:val="ListParagraph"/>
+        <w:numPr>
+          <w:ilvl w:val="0"/>
+          <w:numId w:val="31"/>
+        </w:numPr>
+        <w:rPr>
+          <w:lang w:val="en-US"/>
+        </w:rPr>
+      </w:pPr>
+      <w:r>
+        <w:rPr>
+          <w:lang w:val="en-US"/>
+        </w:rPr>
+        <w:t>Import this into eclipse:</w:t>
+      </w:r>
+      <w:r>
+        <w:rPr>
+          <w:lang w:val="en-US"/>
+        </w:rPr>
+        <w:tab/>
+      </w:r>
+    </w:p>
+    <w:p>
+      <w:pPr>
+        <w:ind w:left="2160"/>
+        <w:rPr>
+          <w:lang w:val="en-US"/>
+        </w:rPr>
+      </w:pPr>
+      <w:r>
+        <w:rPr>
+          <w:lang w:val="en-US"/>
+        </w:rPr>
+        <w:t>File -&gt; Import -&gt; Existing maven projects</w:t>
+      </w:r>
+    </w:p>
+    <w:p>
+      <w:pPr>
+        <w:ind w:left="2160"/>
+        <w:rPr>
+          <w:lang w:val="en-US"/>
+        </w:rPr>
+      </w:pPr>
+      <w:r>
+        <w:rPr>
+          <w:lang w:val="en-US"/>
+        </w:rPr>
+        <w:t>Browse to location where pom.xml is present</w:t>
+      </w:r>
+    </w:p>
+    <w:p>
+      <w:pPr>
+        <w:ind w:left="2160"/>
+        <w:rPr>
+          <w:lang w:val="en-US"/>
+        </w:rPr>
+      </w:pPr>
+      <w:r>
+        <w:rPr>
+          <w:lang w:val="en-US"/>
+        </w:rPr>
+        <w:t>Import.</w:t>
+      </w:r>
+    </w:p>
+    <w:p>
+      <w:pPr>
+        <w:pStyle w:val="ListParagraph"/>
+        <w:numPr>
+          <w:ilvl w:val="0"/>
+          <w:numId w:val="31"/>
+        </w:numPr>
+        <w:rPr>
+          <w:lang w:val="en-US"/>
+        </w:rPr>
+      </w:pPr>
+      <w:r>
+        <w:rPr>
+          <w:lang w:val="en-US"/>
+        </w:rPr>
+        <w:t>Go to pom.xml and add apache tomcat dependency</w:t>
+      </w:r>
+    </w:p>
+    <w:p>
+      <w:pPr>
+        <w:pStyle w:val="ListParagraph"/>
+        <w:ind w:left="1800"/>
+        <w:rPr>
+          <w:lang w:val="en-US"/>
+        </w:rPr>
+      </w:pPr>
+      <w:proofErr w:type="gramStart"/>
+      <w:r>
+        <w:rPr>
+          <w:lang w:val="en-US"/>
+        </w:rPr>
+        <w:t>&lt;dependency&gt;</w:t>
+      </w:r>
+      <w:r>
+        <w:rPr>
+          <w:lang w:val="en-US"/>
+        </w:rPr>
+        <w:tab/>
+      </w:r>
+      <w:r>
+        <w:rPr>
+          <w:lang w:val="en-US"/>
+        </w:rPr>
+        <w:tab/>
+      </w:r>
+      <w:r>
+        <w:rPr>
+          <w:lang w:val="en-US"/>
+        </w:rPr>
+        <w:tab/>
+      </w:r>
+      <w:r>
+        <w:rPr>
+          <w:lang w:val="en-US"/>
+        </w:rPr>
+        <w:tab/>
+      </w:r>
+      <w:r>
+        <w:rPr>
+          <w:lang w:val="en-US"/>
+        </w:rPr>
+        <w:tab/>
+      </w:r>
+      <w:r>
+        <w:rPr>
+          <w:lang w:val="en-US"/>
+        </w:rPr>
+        <w:tab/>
+      </w:r>
+      <w:r>
+        <w:rPr>
+          <w:lang w:val="en-US"/>
+        </w:rPr>
+        <w:tab/>
+      </w:r>
+      <w:r>
+        <w:rPr>
+          <w:lang w:val="en-US"/>
+        </w:rPr>
+        <w:tab/>
+        <w:t>&lt;</w:t>
+      </w:r>
+      <w:proofErr w:type="spellStart"/>
+      <w:r>
+        <w:rPr>
+          <w:lang w:val="en-US"/>
+        </w:rPr>
+        <w:t>groupId</w:t>
+      </w:r>
+      <w:proofErr w:type="spellEnd"/>
+      <w:r>
+        <w:rPr>
+          <w:lang w:val="en-US"/>
+        </w:rPr>
+        <w:t>&gt;</w:t>
+      </w:r>
+      <w:proofErr w:type="spellStart"/>
+      <w:r>
+        <w:rPr>
+          <w:lang w:val="en-US"/>
+        </w:rPr>
+        <w:t>org.apache.tomcat</w:t>
+      </w:r>
+      <w:proofErr w:type="gramEnd"/>
+      <w:r>
+        <w:rPr>
+          <w:lang w:val="en-US"/>
+        </w:rPr>
+        <w:t>.embed</w:t>
+      </w:r>
+      <w:proofErr w:type="spellEnd"/>
+      <w:r>
+        <w:rPr>
+          <w:lang w:val="en-US"/>
+        </w:rPr>
+        <w:t>&lt;/</w:t>
+      </w:r>
+      <w:proofErr w:type="spellStart"/>
+      <w:r>
+        <w:rPr>
+          <w:lang w:val="en-US"/>
+        </w:rPr>
+        <w:t>groupId</w:t>
+      </w:r>
+      <w:proofErr w:type="spellEnd"/>
+      <w:r>
+        <w:rPr>
+          <w:lang w:val="en-US"/>
+        </w:rPr>
+        <w:t>&gt;</w:t>
+      </w:r>
+    </w:p>
+    <w:p>
+      <w:pPr>
+        <w:pStyle w:val="ListParagraph"/>
+        <w:ind w:left="1800"/>
+        <w:rPr>
+          <w:lang w:val="en-US"/>
+        </w:rPr>
+      </w:pPr>
+      <w:r>
+        <w:rPr>
+          <w:lang w:val="en-US"/>
+        </w:rPr>
+        <w:tab/>
+        <w:t>&lt;</w:t>
+      </w:r>
+      <w:proofErr w:type="spellStart"/>
+      <w:r>
+        <w:rPr>
+          <w:lang w:val="en-US"/>
+        </w:rPr>
+        <w:t>artifactId</w:t>
+      </w:r>
+      <w:proofErr w:type="spellEnd"/>
+      <w:r>
+        <w:rPr>
+          <w:lang w:val="en-US"/>
+        </w:rPr>
+        <w:t>&gt;tomcat-embed-jasper&lt;/</w:t>
+      </w:r>
+      <w:proofErr w:type="spellStart"/>
+      <w:r>
+        <w:rPr>
+          <w:lang w:val="en-US"/>
+        </w:rPr>
+        <w:t>artifactId</w:t>
+      </w:r>
+      <w:proofErr w:type="spellEnd"/>
+      <w:r>
+        <w:rPr>
+          <w:lang w:val="en-US"/>
+        </w:rPr>
+        <w:t>&gt;</w:t>
+      </w:r>
+    </w:p>
+    <w:p>
+      <w:pPr>
+        <w:pStyle w:val="ListParagraph"/>
+        <w:ind w:left="1800"/>
+        <w:rPr>
+          <w:lang w:val="en-US"/>
+        </w:rPr>
+      </w:pPr>
+      <w:r>
+        <w:rPr>
+          <w:lang w:val="en-US"/>
+        </w:rPr>
+        <w:t>&lt;/dependency&gt;</w:t>
+      </w:r>
+    </w:p>
+    <w:p>
+      <w:pPr>
+        <w:pStyle w:val="ListParagraph"/>
+        <w:numPr>
+          <w:ilvl w:val="0"/>
+          <w:numId w:val="31"/>
+        </w:numPr>
+        <w:rPr>
+          <w:lang w:val="en-US"/>
+        </w:rPr>
+      </w:pPr>
+      <w:proofErr w:type="spellStart"/>
+      <w:r>
+        <w:rPr>
+          <w:lang w:val="en-US"/>
+        </w:rPr>
+        <w:t>src</w:t>
+      </w:r>
+      <w:proofErr w:type="spellEnd"/>
+      <w:r>
+        <w:rPr>
+          <w:lang w:val="en-US"/>
+        </w:rPr>
+        <w:t>/main/resource folder and open “</w:t>
+      </w:r>
+      <w:proofErr w:type="spellStart"/>
+      <w:proofErr w:type="gramStart"/>
+      <w:r>
+        <w:rPr>
+          <w:lang w:val="en-US"/>
+        </w:rPr>
+        <w:t>application.properties</w:t>
+      </w:r>
+      <w:proofErr w:type="spellEnd"/>
+      <w:proofErr w:type="gramEnd"/>
+      <w:r>
+        <w:rPr>
+          <w:lang w:val="en-US"/>
+        </w:rPr>
+        <w:t>”</w:t>
+      </w:r>
+    </w:p>
+    <w:p>
+      <w:pPr>
+        <w:pStyle w:val="ListParagraph"/>
+        <w:ind w:left="2160"/>
+        <w:rPr>
+          <w:lang w:val="en-US"/>
+        </w:rPr>
+      </w:pPr>
+      <w:proofErr w:type="spellStart"/>
+      <w:proofErr w:type="gramStart"/>
+      <w:r>
+        <w:rPr>
+          <w:lang w:val="en-US"/>
+        </w:rPr>
+        <w:t>spring.mvc.view</w:t>
+      </w:r>
+      <w:proofErr w:type="gramEnd"/>
+      <w:r>
+        <w:rPr>
+          <w:lang w:val="en-US"/>
+        </w:rPr>
+        <w:t>.prefix</w:t>
+      </w:r>
+      <w:proofErr w:type="spellEnd"/>
+      <w:r>
+        <w:rPr>
+          <w:lang w:val="en-US"/>
+        </w:rPr>
+        <w:t>=/WEB-INF/views/</w:t>
+      </w:r>
+    </w:p>
+    <w:p>
+      <w:pPr>
+        <w:pStyle w:val="ListParagraph"/>
+        <w:ind w:left="2160"/>
+        <w:rPr>
+          <w:lang w:val="en-US"/>
+        </w:rPr>
+      </w:pPr>
+      <w:proofErr w:type="spellStart"/>
+      <w:proofErr w:type="gramStart"/>
+      <w:r>
+        <w:rPr>
+          <w:lang w:val="en-US"/>
+        </w:rPr>
+        <w:t>spring.mvc.view</w:t>
+      </w:r>
+      <w:proofErr w:type="gramEnd"/>
+      <w:r>
+        <w:rPr>
+          <w:lang w:val="en-US"/>
+        </w:rPr>
+        <w:t>.suffix</w:t>
+      </w:r>
+      <w:proofErr w:type="spellEnd"/>
+      <w:r>
+        <w:rPr>
+          <w:lang w:val="en-US"/>
+        </w:rPr>
+        <w:t>=.</w:t>
+      </w:r>
+      <w:proofErr w:type="spellStart"/>
+      <w:r>
+        <w:rPr>
+          <w:lang w:val="en-US"/>
+        </w:rPr>
+        <w:t>jsp</w:t>
+      </w:r>
+      <w:proofErr w:type="spellEnd"/>
+    </w:p>
+    <w:p>
+      <w:pPr>
+        <w:pStyle w:val="ListParagraph"/>
+        <w:ind w:left="2160"/>
+        <w:rPr>
+          <w:lang w:val="en-US"/>
+        </w:rPr>
+      </w:pPr>
+      <w:proofErr w:type="spellStart"/>
+      <w:proofErr w:type="gramStart"/>
+      <w:r>
+        <w:rPr>
+          <w:lang w:val="en-US"/>
+        </w:rPr>
+        <w:t>server.port</w:t>
+      </w:r>
+      <w:proofErr w:type="spellEnd"/>
+      <w:proofErr w:type="gramEnd"/>
+      <w:r>
+        <w:rPr>
+          <w:lang w:val="en-US"/>
+        </w:rPr>
+        <w:t>=8083</w:t>
+      </w:r>
+    </w:p>
+    <w:p>
+      <w:pPr>
+        <w:pStyle w:val="ListParagraph"/>
+        <w:numPr>
+          <w:ilvl w:val="0"/>
+          <w:numId w:val="31"/>
+        </w:numPr>
+        <w:rPr>
+          <w:lang w:val="en-US"/>
+        </w:rPr>
+      </w:pPr>
+      <w:r>
+        <w:rPr>
+          <w:lang w:val="en-US"/>
+        </w:rPr>
+        <w:lastRenderedPageBreak/>
+        <w:t>right click base package (a package where Application.java is present)</w:t>
+      </w:r>
+    </w:p>
+    <w:p>
+      <w:pPr>
+        <w:pStyle w:val="ListParagraph"/>
+        <w:ind w:left="2160"/>
+        <w:rPr>
+          <w:lang w:val="en-US"/>
+        </w:rPr>
+      </w:pPr>
+      <w:r>
+        <w:rPr>
+          <w:lang w:val="en-US"/>
+        </w:rPr>
+        <w:t>and create a class “</w:t>
+      </w:r>
+      <w:proofErr w:type="spellStart"/>
+      <w:r>
+        <w:rPr>
+          <w:lang w:val="en-US"/>
+        </w:rPr>
+        <w:t>MyController</w:t>
+      </w:r>
+      <w:proofErr w:type="spellEnd"/>
+      <w:r>
+        <w:rPr>
+          <w:lang w:val="en-US"/>
+        </w:rPr>
+        <w:t>” class</w:t>
+      </w:r>
+    </w:p>
+    <w:p>
+      <w:pPr>
+        <w:pStyle w:val="ListParagraph"/>
+        <w:ind w:left="2160"/>
+        <w:rPr>
+          <w:lang w:val="en-US"/>
+        </w:rPr>
+      </w:pPr>
+      <w:r>
+        <w:rPr>
+          <w:lang w:val="en-US"/>
+        </w:rPr>
+        <w:t>@Controller</w:t>
+      </w:r>
+    </w:p>
+    <w:p>
+      <w:pPr>
+        <w:pStyle w:val="ListParagraph"/>
+        <w:ind w:left="2160"/>
+        <w:rPr>
+          <w:lang w:val="en-US"/>
+        </w:rPr>
+      </w:pPr>
+      <w:r>
+        <w:rPr>
+          <w:lang w:val="en-US"/>
+        </w:rPr>
+        <w:t xml:space="preserve">public class </w:t>
+      </w:r>
+      <w:proofErr w:type="spellStart"/>
+      <w:r>
+        <w:rPr>
+          <w:lang w:val="en-US"/>
+        </w:rPr>
+        <w:t>MyController</w:t>
+      </w:r>
+      <w:proofErr w:type="spellEnd"/>
+    </w:p>
+    <w:p>
+      <w:pPr>
+        <w:pStyle w:val="ListParagraph"/>
+        <w:ind w:left="2160"/>
+        <w:rPr>
+          <w:lang w:val="en-US"/>
+        </w:rPr>
+      </w:pPr>
+      <w:r>
+        <w:rPr>
+          <w:lang w:val="en-US"/>
+        </w:rPr>
+        <w:t>{</w:t>
+      </w:r>
+    </w:p>
+    <w:p>
+      <w:pPr>
+        <w:pStyle w:val="ListParagraph"/>
+        <w:ind w:left="2160"/>
+        <w:rPr>
+          <w:lang w:val="en-US"/>
+        </w:rPr>
+      </w:pPr>
+      <w:r>
+        <w:rPr>
+          <w:lang w:val="en-US"/>
+        </w:rPr>
+        <w:tab/>
+        <w:t>@GetMapping</w:t>
+      </w:r>
+    </w:p>
+    <w:p>
+      <w:pPr>
+        <w:pStyle w:val="ListParagraph"/>
+        <w:ind w:left="2160"/>
+        <w:rPr>
+          <w:lang w:val="en-US"/>
+        </w:rPr>
+      </w:pPr>
+      <w:r>
+        <w:rPr>
+          <w:lang w:val="en-US"/>
+        </w:rPr>
+        <w:tab/>
+        <w:t xml:space="preserve">public String </w:t>
+      </w:r>
+      <w:proofErr w:type="gramStart"/>
+      <w:r>
+        <w:rPr>
+          <w:lang w:val="en-US"/>
+        </w:rPr>
+        <w:t>home(</w:t>
+      </w:r>
+      <w:proofErr w:type="gramEnd"/>
+      <w:r>
+        <w:rPr>
+          <w:lang w:val="en-US"/>
+        </w:rPr>
+        <w:t>)</w:t>
+      </w:r>
+    </w:p>
+    <w:p>
+      <w:pPr>
+        <w:pStyle w:val="ListParagraph"/>
+        <w:ind w:left="2160" w:firstLine="720"/>
+        <w:rPr>
+          <w:lang w:val="en-US"/>
+        </w:rPr>
+      </w:pPr>
+      <w:r>
+        <w:rPr>
+          <w:lang w:val="en-US"/>
+        </w:rPr>
+        <w:t>{</w:t>
+      </w:r>
+    </w:p>
+    <w:p>
+      <w:pPr>
+        <w:pStyle w:val="ListParagraph"/>
+        <w:ind w:left="2160" w:firstLine="720"/>
+        <w:rPr>
+          <w:lang w:val="en-US"/>
+        </w:rPr>
+      </w:pPr>
+      <w:r>
+        <w:rPr>
+          <w:lang w:val="en-US"/>
+        </w:rPr>
+        <w:tab/>
+        <w:t>return “index”;</w:t>
+      </w:r>
+    </w:p>
+    <w:p>
+      <w:pPr>
+        <w:pStyle w:val="ListParagraph"/>
+        <w:ind w:left="2160" w:firstLine="720"/>
+        <w:rPr>
+          <w:lang w:val="en-US"/>
+        </w:rPr>
+      </w:pPr>
+      <w:r>
+        <w:rPr>
+          <w:lang w:val="en-US"/>
+        </w:rPr>
+        <w:t>}</w:t>
+      </w:r>
+    </w:p>
+    <w:p>
+      <w:pPr>
+        <w:ind w:left="1440" w:firstLine="720"/>
+        <w:rPr>
+          <w:lang w:val="en-US"/>
+        </w:rPr>
+      </w:pPr>
+      <w:r>
+        <w:rPr>
+          <w:lang w:val="en-US"/>
+        </w:rPr>
+        <w:t>}</w:t>
+      </w:r>
+    </w:p>
+    <w:p>
+      <w:pPr>
+        <w:pStyle w:val="ListParagraph"/>
+        <w:numPr>
+          <w:ilvl w:val="0"/>
+          <w:numId w:val="31"/>
+        </w:numPr>
+        <w:rPr>
+          <w:lang w:val="en-US"/>
+        </w:rPr>
+      </w:pPr>
+      <w:r>
+        <w:rPr>
+          <w:lang w:val="en-US"/>
+        </w:rPr>
+        <w:t>right click “</w:t>
+      </w:r>
+      <w:proofErr w:type="spellStart"/>
+      <w:r>
+        <w:rPr>
+          <w:lang w:val="en-US"/>
+        </w:rPr>
+        <w:t>src</w:t>
+      </w:r>
+      <w:proofErr w:type="spellEnd"/>
+      <w:r>
+        <w:rPr>
+          <w:lang w:val="en-US"/>
+        </w:rPr>
+        <w:t>/main/webapp” folder and create folder</w:t>
+      </w:r>
+    </w:p>
+    <w:p>
+      <w:pPr>
+        <w:pStyle w:val="ListParagraph"/>
+        <w:ind w:left="2160"/>
+        <w:rPr>
+          <w:lang w:val="en-US"/>
+        </w:rPr>
+      </w:pPr>
+      <w:r>
+        <w:rPr>
+          <w:lang w:val="en-US"/>
+        </w:rPr>
+        <w:t>WEB-INF/views</w:t>
+      </w:r>
+    </w:p>
+    <w:p>
+      <w:pPr>
+        <w:pStyle w:val="ListParagraph"/>
+        <w:numPr>
+          <w:ilvl w:val="0"/>
+          <w:numId w:val="31"/>
+        </w:numPr>
+        <w:rPr>
+          <w:lang w:val="en-US"/>
+        </w:rPr>
+      </w:pPr>
+      <w:r>
+        <w:rPr>
+          <w:lang w:val="en-US"/>
+        </w:rPr>
+        <w:t xml:space="preserve">inside this folder, create </w:t>
+      </w:r>
+      <w:proofErr w:type="spellStart"/>
+      <w:r>
+        <w:rPr>
+          <w:lang w:val="en-US"/>
+        </w:rPr>
+        <w:t>index.jsp</w:t>
+      </w:r>
+      <w:proofErr w:type="spellEnd"/>
+    </w:p>
+    <w:p>
+      <w:pPr>
+        <w:pStyle w:val="ListParagraph"/>
+        <w:numPr>
+          <w:ilvl w:val="0"/>
+          <w:numId w:val="31"/>
+        </w:numPr>
+        <w:rPr>
+          <w:lang w:val="en-US"/>
+        </w:rPr>
+      </w:pPr>
+      <w:r>
+        <w:rPr>
+          <w:lang w:val="en-US"/>
+        </w:rPr>
+        <w:t>Run the project:</w:t>
+      </w:r>
+      <w:r>
+        <w:rPr>
+          <w:lang w:val="en-US"/>
+        </w:rPr>
+        <w:tab/>
+        <w:t>Go to Application.java and ctrl+F11</w:t>
+      </w:r>
+    </w:p>
+    <w:p>
+      <w:pPr>
+        <w:pStyle w:val="ListParagraph"/>
+        <w:ind w:left="1800"/>
+        <w:rPr>
+          <w:lang w:val="en-US"/>
+        </w:rPr>
+      </w:pPr>
     </w:p>
     <w:p>
       <w:pPr>
@@ -9384,6 +10387,184 @@
     </w:lvl>
   </w:abstractNum>
   <w:abstractNum w:abstractNumId="16" w15:restartNumberingAfterBreak="0">
+    <w:nsid w:val="409A222D"/>
+    <w:multiLevelType w:val="hybridMultilevel"/>
+    <w:tmpl w:val="1CD0D108"/>
+    <w:lvl w:ilvl="0" w:tplc="B2B8E8F8">
+      <w:start w:val="1"/>
+      <w:numFmt w:val="decimal"/>
+      <w:lvlText w:val="%1)"/>
+      <w:lvlJc w:val="left"/>
+      <w:pPr>
+        <w:ind w:left="2520" w:hanging="360"/>
+      </w:pPr>
+      <w:rPr>
+        <w:rFonts w:hint="default"/>
+      </w:rPr>
+    </w:lvl>
+    <w:lvl w:ilvl="1" w:tplc="40090019" w:tentative="1">
+      <w:start w:val="1"/>
+      <w:numFmt w:val="lowerLetter"/>
+      <w:lvlText w:val="%2."/>
+      <w:lvlJc w:val="left"/>
+      <w:pPr>
+        <w:ind w:left="3240" w:hanging="360"/>
+      </w:pPr>
+    </w:lvl>
+    <w:lvl w:ilvl="2" w:tplc="4009001B" w:tentative="1">
+      <w:start w:val="1"/>
+      <w:numFmt w:val="lowerRoman"/>
+      <w:lvlText w:val="%3."/>
+      <w:lvlJc w:val="right"/>
+      <w:pPr>
+        <w:ind w:left="3960" w:hanging="180"/>
+      </w:pPr>
+    </w:lvl>
+    <w:lvl w:ilvl="3" w:tplc="4009000F" w:tentative="1">
+      <w:start w:val="1"/>
+      <w:numFmt w:val="decimal"/>
+      <w:lvlText w:val="%4."/>
+      <w:lvlJc w:val="left"/>
+      <w:pPr>
+        <w:ind w:left="4680" w:hanging="360"/>
+      </w:pPr>
+    </w:lvl>
+    <w:lvl w:ilvl="4" w:tplc="40090019" w:tentative="1">
+      <w:start w:val="1"/>
+      <w:numFmt w:val="lowerLetter"/>
+      <w:lvlText w:val="%5."/>
+      <w:lvlJc w:val="left"/>
+      <w:pPr>
+        <w:ind w:left="5400" w:hanging="360"/>
+      </w:pPr>
+    </w:lvl>
+    <w:lvl w:ilvl="5" w:tplc="4009001B" w:tentative="1">
+      <w:start w:val="1"/>
+      <w:numFmt w:val="lowerRoman"/>
+      <w:lvlText w:val="%6."/>
+      <w:lvlJc w:val="right"/>
+      <w:pPr>
+        <w:ind w:left="6120" w:hanging="180"/>
+      </w:pPr>
+    </w:lvl>
+    <w:lvl w:ilvl="6" w:tplc="4009000F" w:tentative="1">
+      <w:start w:val="1"/>
+      <w:numFmt w:val="decimal"/>
+      <w:lvlText w:val="%7."/>
+      <w:lvlJc w:val="left"/>
+      <w:pPr>
+        <w:ind w:left="6840" w:hanging="360"/>
+      </w:pPr>
+    </w:lvl>
+    <w:lvl w:ilvl="7" w:tplc="40090019" w:tentative="1">
+      <w:start w:val="1"/>
+      <w:numFmt w:val="lowerLetter"/>
+      <w:lvlText w:val="%8."/>
+      <w:lvlJc w:val="left"/>
+      <w:pPr>
+        <w:ind w:left="7560" w:hanging="360"/>
+      </w:pPr>
+    </w:lvl>
+    <w:lvl w:ilvl="8" w:tplc="4009001B" w:tentative="1">
+      <w:start w:val="1"/>
+      <w:numFmt w:val="lowerRoman"/>
+      <w:lvlText w:val="%9."/>
+      <w:lvlJc w:val="right"/>
+      <w:pPr>
+        <w:ind w:left="8280" w:hanging="180"/>
+      </w:pPr>
+    </w:lvl>
+  </w:abstractNum>
+  <w:abstractNum w:abstractNumId="17" w15:restartNumberingAfterBreak="0">
+    <w:nsid w:val="453C56F8"/>
+    <w:multiLevelType w:val="hybridMultilevel"/>
+    <w:tmpl w:val="E0C0CDDE"/>
+    <w:lvl w:ilvl="0" w:tplc="824E77A2">
+      <w:start w:val="1"/>
+      <w:numFmt w:val="decimal"/>
+      <w:lvlText w:val="%1)"/>
+      <w:lvlJc w:val="left"/>
+      <w:pPr>
+        <w:ind w:left="1800" w:hanging="360"/>
+      </w:pPr>
+      <w:rPr>
+        <w:rFonts w:hint="default"/>
+      </w:rPr>
+    </w:lvl>
+    <w:lvl w:ilvl="1" w:tplc="40090019">
+      <w:start w:val="1"/>
+      <w:numFmt w:val="lowerLetter"/>
+      <w:lvlText w:val="%2."/>
+      <w:lvlJc w:val="left"/>
+      <w:pPr>
+        <w:ind w:left="2520" w:hanging="360"/>
+      </w:pPr>
+    </w:lvl>
+    <w:lvl w:ilvl="2" w:tplc="4009001B" w:tentative="1">
+      <w:start w:val="1"/>
+      <w:numFmt w:val="lowerRoman"/>
+      <w:lvlText w:val="%3."/>
+      <w:lvlJc w:val="right"/>
+      <w:pPr>
+        <w:ind w:left="3240" w:hanging="180"/>
+      </w:pPr>
+    </w:lvl>
+    <w:lvl w:ilvl="3" w:tplc="4009000F" w:tentative="1">
+      <w:start w:val="1"/>
+      <w:numFmt w:val="decimal"/>
+      <w:lvlText w:val="%4."/>
+      <w:lvlJc w:val="left"/>
+      <w:pPr>
+        <w:ind w:left="3960" w:hanging="360"/>
+      </w:pPr>
+    </w:lvl>
+    <w:lvl w:ilvl="4" w:tplc="40090019" w:tentative="1">
+      <w:start w:val="1"/>
+      <w:numFmt w:val="lowerLetter"/>
+      <w:lvlText w:val="%5."/>
+      <w:lvlJc w:val="left"/>
+      <w:pPr>
+        <w:ind w:left="4680" w:hanging="360"/>
+      </w:pPr>
+    </w:lvl>
+    <w:lvl w:ilvl="5" w:tplc="4009001B" w:tentative="1">
+      <w:start w:val="1"/>
+      <w:numFmt w:val="lowerRoman"/>
+      <w:lvlText w:val="%6."/>
+      <w:lvlJc w:val="right"/>
+      <w:pPr>
+        <w:ind w:left="5400" w:hanging="180"/>
+      </w:pPr>
+    </w:lvl>
+    <w:lvl w:ilvl="6" w:tplc="4009000F" w:tentative="1">
+      <w:start w:val="1"/>
+      <w:numFmt w:val="decimal"/>
+      <w:lvlText w:val="%7."/>
+      <w:lvlJc w:val="left"/>
+      <w:pPr>
+        <w:ind w:left="6120" w:hanging="360"/>
+      </w:pPr>
+    </w:lvl>
+    <w:lvl w:ilvl="7" w:tplc="40090019" w:tentative="1">
+      <w:start w:val="1"/>
+      <w:numFmt w:val="lowerLetter"/>
+      <w:lvlText w:val="%8."/>
+      <w:lvlJc w:val="left"/>
+      <w:pPr>
+        <w:ind w:left="6840" w:hanging="360"/>
+      </w:pPr>
+    </w:lvl>
+    <w:lvl w:ilvl="8" w:tplc="4009001B" w:tentative="1">
+      <w:start w:val="1"/>
+      <w:numFmt w:val="lowerRoman"/>
+      <w:lvlText w:val="%9."/>
+      <w:lvlJc w:val="right"/>
+      <w:pPr>
+        <w:ind w:left="7560" w:hanging="180"/>
+      </w:pPr>
+    </w:lvl>
+  </w:abstractNum>
+  <w:abstractNum w:abstractNumId="18" w15:restartNumberingAfterBreak="0">
     <w:nsid w:val="475E2CA2"/>
     <w:multiLevelType w:val="multilevel"/>
     <w:tmpl w:val="15C43DD6"/>
@@ -9496,7 +10677,7 @@
       </w:pPr>
     </w:lvl>
   </w:abstractNum>
-  <w:abstractNum w:abstractNumId="17" w15:restartNumberingAfterBreak="0">
+  <w:abstractNum w:abstractNumId="19" w15:restartNumberingAfterBreak="0">
     <w:nsid w:val="47832970"/>
     <w:multiLevelType w:val="multilevel"/>
     <w:tmpl w:val="DA42C224"/>
@@ -9609,7 +10790,7 @@
       </w:pPr>
     </w:lvl>
   </w:abstractNum>
-  <w:abstractNum w:abstractNumId="18" w15:restartNumberingAfterBreak="0">
+  <w:abstractNum w:abstractNumId="20" w15:restartNumberingAfterBreak="0">
     <w:nsid w:val="485110B4"/>
     <w:multiLevelType w:val="hybridMultilevel"/>
     <w:tmpl w:val="6338D7B0"/>
@@ -9698,7 +10879,7 @@
       </w:pPr>
     </w:lvl>
   </w:abstractNum>
-  <w:abstractNum w:abstractNumId="19" w15:restartNumberingAfterBreak="0">
+  <w:abstractNum w:abstractNumId="21" w15:restartNumberingAfterBreak="0">
     <w:nsid w:val="48B179A3"/>
     <w:multiLevelType w:val="hybridMultilevel"/>
     <w:tmpl w:val="A120B340"/>
@@ -9787,7 +10968,7 @@
       </w:pPr>
     </w:lvl>
   </w:abstractNum>
-  <w:abstractNum w:abstractNumId="20" w15:restartNumberingAfterBreak="0">
+  <w:abstractNum w:abstractNumId="22" w15:restartNumberingAfterBreak="0">
     <w:nsid w:val="4D4A61D0"/>
     <w:multiLevelType w:val="hybridMultilevel"/>
     <w:tmpl w:val="5D8AD1F8"/>
@@ -9876,7 +11057,7 @@
       </w:pPr>
     </w:lvl>
   </w:abstractNum>
-  <w:abstractNum w:abstractNumId="21" w15:restartNumberingAfterBreak="0">
+  <w:abstractNum w:abstractNumId="23" w15:restartNumberingAfterBreak="0">
     <w:nsid w:val="4DEC2D73"/>
     <w:multiLevelType w:val="hybridMultilevel"/>
     <w:tmpl w:val="C7AEEE82"/>
@@ -9965,7 +11146,7 @@
       </w:pPr>
     </w:lvl>
   </w:abstractNum>
-  <w:abstractNum w:abstractNumId="22" w15:restartNumberingAfterBreak="0">
+  <w:abstractNum w:abstractNumId="24" w15:restartNumberingAfterBreak="0">
     <w:nsid w:val="4E623DFA"/>
     <w:multiLevelType w:val="hybridMultilevel"/>
     <w:tmpl w:val="021AF668"/>
@@ -10054,7 +11235,7 @@
       </w:pPr>
     </w:lvl>
   </w:abstractNum>
-  <w:abstractNum w:abstractNumId="23" w15:restartNumberingAfterBreak="0">
+  <w:abstractNum w:abstractNumId="25" w15:restartNumberingAfterBreak="0">
     <w:nsid w:val="54127FD6"/>
     <w:multiLevelType w:val="hybridMultilevel"/>
     <w:tmpl w:val="36FCCE30"/>
@@ -10143,7 +11324,7 @@
       </w:pPr>
     </w:lvl>
   </w:abstractNum>
-  <w:abstractNum w:abstractNumId="24" w15:restartNumberingAfterBreak="0">
+  <w:abstractNum w:abstractNumId="26" w15:restartNumberingAfterBreak="0">
     <w:nsid w:val="594E4C74"/>
     <w:multiLevelType w:val="multilevel"/>
     <w:tmpl w:val="8E90BD50"/>
@@ -10256,7 +11437,7 @@
       </w:pPr>
     </w:lvl>
   </w:abstractNum>
-  <w:abstractNum w:abstractNumId="25" w15:restartNumberingAfterBreak="0">
+  <w:abstractNum w:abstractNumId="27" w15:restartNumberingAfterBreak="0">
     <w:nsid w:val="606D0710"/>
     <w:multiLevelType w:val="hybridMultilevel"/>
     <w:tmpl w:val="EDF20E34"/>
@@ -10345,7 +11526,7 @@
       </w:pPr>
     </w:lvl>
   </w:abstractNum>
-  <w:abstractNum w:abstractNumId="26" w15:restartNumberingAfterBreak="0">
+  <w:abstractNum w:abstractNumId="28" w15:restartNumberingAfterBreak="0">
     <w:nsid w:val="69967D90"/>
     <w:multiLevelType w:val="hybridMultilevel"/>
     <w:tmpl w:val="1F2AE446"/>
@@ -10434,7 +11615,7 @@
       </w:pPr>
     </w:lvl>
   </w:abstractNum>
-  <w:abstractNum w:abstractNumId="27" w15:restartNumberingAfterBreak="0">
+  <w:abstractNum w:abstractNumId="29" w15:restartNumberingAfterBreak="0">
     <w:nsid w:val="6A39648A"/>
     <w:multiLevelType w:val="hybridMultilevel"/>
     <w:tmpl w:val="E7B24DF4"/>
@@ -10523,7 +11704,7 @@
       </w:pPr>
     </w:lvl>
   </w:abstractNum>
-  <w:abstractNum w:abstractNumId="28" w15:restartNumberingAfterBreak="0">
+  <w:abstractNum w:abstractNumId="30" w15:restartNumberingAfterBreak="0">
     <w:nsid w:val="6E4C1B67"/>
     <w:multiLevelType w:val="hybridMultilevel"/>
     <w:tmpl w:val="CAD033F6"/>
@@ -10612,7 +11793,7 @@
       </w:pPr>
     </w:lvl>
   </w:abstractNum>
-  <w:abstractNum w:abstractNumId="29" w15:restartNumberingAfterBreak="0">
+  <w:abstractNum w:abstractNumId="31" w15:restartNumberingAfterBreak="0">
     <w:nsid w:val="78D66A19"/>
     <w:multiLevelType w:val="hybridMultilevel"/>
     <w:tmpl w:val="4862567A"/>
@@ -10708,7 +11889,7 @@
     <w:abstractNumId w:val="8"/>
   </w:num>
   <w:num w:numId="3">
-    <w:abstractNumId w:val="22"/>
+    <w:abstractNumId w:val="24"/>
   </w:num>
   <w:num w:numId="4">
     <w:abstractNumId w:val="4"/>
@@ -10729,25 +11910,25 @@
     <w:abstractNumId w:val="13"/>
   </w:num>
   <w:num w:numId="10">
-    <w:abstractNumId w:val="19"/>
+    <w:abstractNumId w:val="21"/>
   </w:num>
   <w:num w:numId="11">
     <w:abstractNumId w:val="12"/>
   </w:num>
   <w:num w:numId="12">
-    <w:abstractNumId w:val="17"/>
+    <w:abstractNumId w:val="19"/>
   </w:num>
   <w:num w:numId="13">
-    <w:abstractNumId w:val="16"/>
+    <w:abstractNumId w:val="18"/>
   </w:num>
   <w:num w:numId="14">
-    <w:abstractNumId w:val="24"/>
+    <w:abstractNumId w:val="26"/>
   </w:num>
   <w:num w:numId="15">
-    <w:abstractNumId w:val="18"/>
+    <w:abstractNumId w:val="20"/>
   </w:num>
   <w:num w:numId="16">
-    <w:abstractNumId w:val="25"/>
+    <w:abstractNumId w:val="27"/>
   </w:num>
   <w:num w:numId="17">
     <w:abstractNumId w:val="3"/>
@@ -10756,28 +11937,28 @@
     <w:abstractNumId w:val="6"/>
   </w:num>
   <w:num w:numId="19">
-    <w:abstractNumId w:val="23"/>
+    <w:abstractNumId w:val="25"/>
   </w:num>
   <w:num w:numId="20">
     <w:abstractNumId w:val="0"/>
   </w:num>
   <w:num w:numId="21">
-    <w:abstractNumId w:val="28"/>
+    <w:abstractNumId w:val="30"/>
   </w:num>
   <w:num w:numId="22">
     <w:abstractNumId w:val="2"/>
   </w:num>
   <w:num w:numId="23">
-    <w:abstractNumId w:val="21"/>
+    <w:abstractNumId w:val="23"/>
   </w:num>
   <w:num w:numId="24">
-    <w:abstractNumId w:val="29"/>
+    <w:abstractNumId w:val="31"/>
   </w:num>
   <w:num w:numId="25">
-    <w:abstractNumId w:val="26"/>
+    <w:abstractNumId w:val="28"/>
   </w:num>
   <w:num w:numId="26">
-    <w:abstractNumId w:val="20"/>
+    <w:abstractNumId w:val="22"/>
   </w:num>
   <w:num w:numId="27">
     <w:abstractNumId w:val="10"/>
@@ -10789,7 +11970,13 @@
     <w:abstractNumId w:val="1"/>
   </w:num>
   <w:num w:numId="30">
-    <w:abstractNumId w:val="27"/>
+    <w:abstractNumId w:val="29"/>
+  </w:num>
+  <w:num w:numId="31">
+    <w:abstractNumId w:val="17"/>
+  </w:num>
+  <w:num w:numId="32">
+    <w:abstractNumId w:val="16"/>
   </w:num>
 </w:numbering>
 </file>

--- a/notes_30May2023.docx
+++ b/notes_30May2023.docx
@@ -8816,6 +8816,9 @@
     <w:p>
       <w:pPr>
         <w:pStyle w:val="ListParagraph"/>
+        <w:pBdr>
+          <w:bottom w:val="single" w:sz="6" w:space="1" w:color="auto"/>
+        </w:pBdr>
         <w:ind w:left="1800"/>
         <w:rPr>
           <w:lang w:val="en-US"/>
@@ -8825,6 +8828,45 @@
     <w:p>
       <w:pPr>
         <w:ind w:left="1440"/>
+        <w:rPr>
+          <w:lang w:val="en-US"/>
+        </w:rPr>
+      </w:pPr>
+      <w:r>
+        <w:rPr>
+          <w:lang w:val="en-US"/>
+        </w:rPr>
+        <w:t>Steps:</w:t>
+      </w:r>
+    </w:p>
+    <w:p>
+      <w:pPr>
+        <w:pStyle w:val="ListParagraph"/>
+        <w:numPr>
+          <w:ilvl w:val="0"/>
+          <w:numId w:val="33"/>
+        </w:numPr>
+        <w:rPr>
+          <w:lang w:val="en-US"/>
+        </w:rPr>
+      </w:pPr>
+      <w:hyperlink r:id="rId8" w:history="1">
+        <w:r>
+          <w:rPr>
+            <w:rStyle w:val="Hyperlink"/>
+            <w:lang w:val="en-US"/>
+          </w:rPr>
+          <w:t>https://start.spring.io/</w:t>
+        </w:r>
+      </w:hyperlink>
+    </w:p>
+    <w:p>
+      <w:pPr>
+        <w:pStyle w:val="ListParagraph"/>
+        <w:numPr>
+          <w:ilvl w:val="0"/>
+          <w:numId w:val="33"/>
+        </w:numPr>
         <w:rPr>
           <w:lang w:val="en-US"/>
         </w:rPr>
@@ -8932,6 +8974,95 @@
     </w:lvl>
   </w:abstractNum>
   <w:abstractNum w:abstractNumId="1" w15:restartNumberingAfterBreak="0">
+    <w:nsid w:val="0EB44D8D"/>
+    <w:multiLevelType w:val="hybridMultilevel"/>
+    <w:tmpl w:val="FBEAE56A"/>
+    <w:lvl w:ilvl="0" w:tplc="941C7244">
+      <w:start w:val="1"/>
+      <w:numFmt w:val="decimal"/>
+      <w:lvlText w:val="%1)"/>
+      <w:lvlJc w:val="left"/>
+      <w:pPr>
+        <w:ind w:left="1800" w:hanging="360"/>
+      </w:pPr>
+      <w:rPr>
+        <w:rFonts w:hint="default"/>
+      </w:rPr>
+    </w:lvl>
+    <w:lvl w:ilvl="1" w:tplc="40090019" w:tentative="1">
+      <w:start w:val="1"/>
+      <w:numFmt w:val="lowerLetter"/>
+      <w:lvlText w:val="%2."/>
+      <w:lvlJc w:val="left"/>
+      <w:pPr>
+        <w:ind w:left="2520" w:hanging="360"/>
+      </w:pPr>
+    </w:lvl>
+    <w:lvl w:ilvl="2" w:tplc="4009001B" w:tentative="1">
+      <w:start w:val="1"/>
+      <w:numFmt w:val="lowerRoman"/>
+      <w:lvlText w:val="%3."/>
+      <w:lvlJc w:val="right"/>
+      <w:pPr>
+        <w:ind w:left="3240" w:hanging="180"/>
+      </w:pPr>
+    </w:lvl>
+    <w:lvl w:ilvl="3" w:tplc="4009000F" w:tentative="1">
+      <w:start w:val="1"/>
+      <w:numFmt w:val="decimal"/>
+      <w:lvlText w:val="%4."/>
+      <w:lvlJc w:val="left"/>
+      <w:pPr>
+        <w:ind w:left="3960" w:hanging="360"/>
+      </w:pPr>
+    </w:lvl>
+    <w:lvl w:ilvl="4" w:tplc="40090019" w:tentative="1">
+      <w:start w:val="1"/>
+      <w:numFmt w:val="lowerLetter"/>
+      <w:lvlText w:val="%5."/>
+      <w:lvlJc w:val="left"/>
+      <w:pPr>
+        <w:ind w:left="4680" w:hanging="360"/>
+      </w:pPr>
+    </w:lvl>
+    <w:lvl w:ilvl="5" w:tplc="4009001B" w:tentative="1">
+      <w:start w:val="1"/>
+      <w:numFmt w:val="lowerRoman"/>
+      <w:lvlText w:val="%6."/>
+      <w:lvlJc w:val="right"/>
+      <w:pPr>
+        <w:ind w:left="5400" w:hanging="180"/>
+      </w:pPr>
+    </w:lvl>
+    <w:lvl w:ilvl="6" w:tplc="4009000F" w:tentative="1">
+      <w:start w:val="1"/>
+      <w:numFmt w:val="decimal"/>
+      <w:lvlText w:val="%7."/>
+      <w:lvlJc w:val="left"/>
+      <w:pPr>
+        <w:ind w:left="6120" w:hanging="360"/>
+      </w:pPr>
+    </w:lvl>
+    <w:lvl w:ilvl="7" w:tplc="40090019" w:tentative="1">
+      <w:start w:val="1"/>
+      <w:numFmt w:val="lowerLetter"/>
+      <w:lvlText w:val="%8."/>
+      <w:lvlJc w:val="left"/>
+      <w:pPr>
+        <w:ind w:left="6840" w:hanging="360"/>
+      </w:pPr>
+    </w:lvl>
+    <w:lvl w:ilvl="8" w:tplc="4009001B" w:tentative="1">
+      <w:start w:val="1"/>
+      <w:numFmt w:val="lowerRoman"/>
+      <w:lvlText w:val="%9."/>
+      <w:lvlJc w:val="right"/>
+      <w:pPr>
+        <w:ind w:left="7560" w:hanging="180"/>
+      </w:pPr>
+    </w:lvl>
+  </w:abstractNum>
+  <w:abstractNum w:abstractNumId="2" w15:restartNumberingAfterBreak="0">
     <w:nsid w:val="0EEB76D7"/>
     <w:multiLevelType w:val="hybridMultilevel"/>
     <w:tmpl w:val="B6D6A1C0"/>
@@ -9020,7 +9151,7 @@
       </w:pPr>
     </w:lvl>
   </w:abstractNum>
-  <w:abstractNum w:abstractNumId="2" w15:restartNumberingAfterBreak="0">
+  <w:abstractNum w:abstractNumId="3" w15:restartNumberingAfterBreak="0">
     <w:nsid w:val="10FD6CD7"/>
     <w:multiLevelType w:val="hybridMultilevel"/>
     <w:tmpl w:val="953242B6"/>
@@ -9109,7 +9240,7 @@
       </w:pPr>
     </w:lvl>
   </w:abstractNum>
-  <w:abstractNum w:abstractNumId="3" w15:restartNumberingAfterBreak="0">
+  <w:abstractNum w:abstractNumId="4" w15:restartNumberingAfterBreak="0">
     <w:nsid w:val="134154A2"/>
     <w:multiLevelType w:val="hybridMultilevel"/>
     <w:tmpl w:val="A0485E1A"/>
@@ -9198,7 +9329,7 @@
       </w:pPr>
     </w:lvl>
   </w:abstractNum>
-  <w:abstractNum w:abstractNumId="4" w15:restartNumberingAfterBreak="0">
+  <w:abstractNum w:abstractNumId="5" w15:restartNumberingAfterBreak="0">
     <w:nsid w:val="15B90EFD"/>
     <w:multiLevelType w:val="hybridMultilevel"/>
     <w:tmpl w:val="B27CC532"/>
@@ -9287,7 +9418,7 @@
       </w:pPr>
     </w:lvl>
   </w:abstractNum>
-  <w:abstractNum w:abstractNumId="5" w15:restartNumberingAfterBreak="0">
+  <w:abstractNum w:abstractNumId="6" w15:restartNumberingAfterBreak="0">
     <w:nsid w:val="16796521"/>
     <w:multiLevelType w:val="hybridMultilevel"/>
     <w:tmpl w:val="77429B92"/>
@@ -9376,7 +9507,7 @@
       </w:pPr>
     </w:lvl>
   </w:abstractNum>
-  <w:abstractNum w:abstractNumId="6" w15:restartNumberingAfterBreak="0">
+  <w:abstractNum w:abstractNumId="7" w15:restartNumberingAfterBreak="0">
     <w:nsid w:val="16E74F2E"/>
     <w:multiLevelType w:val="hybridMultilevel"/>
     <w:tmpl w:val="61CC34AE"/>
@@ -9465,7 +9596,7 @@
       </w:pPr>
     </w:lvl>
   </w:abstractNum>
-  <w:abstractNum w:abstractNumId="7" w15:restartNumberingAfterBreak="0">
+  <w:abstractNum w:abstractNumId="8" w15:restartNumberingAfterBreak="0">
     <w:nsid w:val="17D16724"/>
     <w:multiLevelType w:val="hybridMultilevel"/>
     <w:tmpl w:val="0BCC1090"/>
@@ -9554,7 +9685,7 @@
       </w:pPr>
     </w:lvl>
   </w:abstractNum>
-  <w:abstractNum w:abstractNumId="8" w15:restartNumberingAfterBreak="0">
+  <w:abstractNum w:abstractNumId="9" w15:restartNumberingAfterBreak="0">
     <w:nsid w:val="1E0142ED"/>
     <w:multiLevelType w:val="hybridMultilevel"/>
     <w:tmpl w:val="EE861E3C"/>
@@ -9643,7 +9774,7 @@
       </w:pPr>
     </w:lvl>
   </w:abstractNum>
-  <w:abstractNum w:abstractNumId="9" w15:restartNumberingAfterBreak="0">
+  <w:abstractNum w:abstractNumId="10" w15:restartNumberingAfterBreak="0">
     <w:nsid w:val="1EA54599"/>
     <w:multiLevelType w:val="hybridMultilevel"/>
     <w:tmpl w:val="D13C92DE"/>
@@ -9732,7 +9863,7 @@
       </w:pPr>
     </w:lvl>
   </w:abstractNum>
-  <w:abstractNum w:abstractNumId="10" w15:restartNumberingAfterBreak="0">
+  <w:abstractNum w:abstractNumId="11" w15:restartNumberingAfterBreak="0">
     <w:nsid w:val="2B5A6441"/>
     <w:multiLevelType w:val="hybridMultilevel"/>
     <w:tmpl w:val="B1A494E0"/>
@@ -9821,7 +9952,7 @@
       </w:pPr>
     </w:lvl>
   </w:abstractNum>
-  <w:abstractNum w:abstractNumId="11" w15:restartNumberingAfterBreak="0">
+  <w:abstractNum w:abstractNumId="12" w15:restartNumberingAfterBreak="0">
     <w:nsid w:val="2D1F2C33"/>
     <w:multiLevelType w:val="hybridMultilevel"/>
     <w:tmpl w:val="EE861E3C"/>
@@ -9910,7 +10041,7 @@
       </w:pPr>
     </w:lvl>
   </w:abstractNum>
-  <w:abstractNum w:abstractNumId="12" w15:restartNumberingAfterBreak="0">
+  <w:abstractNum w:abstractNumId="13" w15:restartNumberingAfterBreak="0">
     <w:nsid w:val="2DD92B7C"/>
     <w:multiLevelType w:val="hybridMultilevel"/>
     <w:tmpl w:val="98080114"/>
@@ -9999,7 +10130,7 @@
       </w:pPr>
     </w:lvl>
   </w:abstractNum>
-  <w:abstractNum w:abstractNumId="13" w15:restartNumberingAfterBreak="0">
+  <w:abstractNum w:abstractNumId="14" w15:restartNumberingAfterBreak="0">
     <w:nsid w:val="31914854"/>
     <w:multiLevelType w:val="multilevel"/>
     <w:tmpl w:val="E00EFF74"/>
@@ -10148,7 +10279,7 @@
       </w:rPr>
     </w:lvl>
   </w:abstractNum>
-  <w:abstractNum w:abstractNumId="14" w15:restartNumberingAfterBreak="0">
+  <w:abstractNum w:abstractNumId="15" w15:restartNumberingAfterBreak="0">
     <w:nsid w:val="36382E0A"/>
     <w:multiLevelType w:val="multilevel"/>
     <w:tmpl w:val="DE2E4944"/>
@@ -10297,7 +10428,7 @@
       </w:rPr>
     </w:lvl>
   </w:abstractNum>
-  <w:abstractNum w:abstractNumId="15" w15:restartNumberingAfterBreak="0">
+  <w:abstractNum w:abstractNumId="16" w15:restartNumberingAfterBreak="0">
     <w:nsid w:val="3BE63801"/>
     <w:multiLevelType w:val="hybridMultilevel"/>
     <w:tmpl w:val="B9348C24"/>
@@ -10386,7 +10517,7 @@
       </w:pPr>
     </w:lvl>
   </w:abstractNum>
-  <w:abstractNum w:abstractNumId="16" w15:restartNumberingAfterBreak="0">
+  <w:abstractNum w:abstractNumId="17" w15:restartNumberingAfterBreak="0">
     <w:nsid w:val="409A222D"/>
     <w:multiLevelType w:val="hybridMultilevel"/>
     <w:tmpl w:val="1CD0D108"/>
@@ -10475,7 +10606,7 @@
       </w:pPr>
     </w:lvl>
   </w:abstractNum>
-  <w:abstractNum w:abstractNumId="17" w15:restartNumberingAfterBreak="0">
+  <w:abstractNum w:abstractNumId="18" w15:restartNumberingAfterBreak="0">
     <w:nsid w:val="453C56F8"/>
     <w:multiLevelType w:val="hybridMultilevel"/>
     <w:tmpl w:val="E0C0CDDE"/>
@@ -10564,7 +10695,7 @@
       </w:pPr>
     </w:lvl>
   </w:abstractNum>
-  <w:abstractNum w:abstractNumId="18" w15:restartNumberingAfterBreak="0">
+  <w:abstractNum w:abstractNumId="19" w15:restartNumberingAfterBreak="0">
     <w:nsid w:val="475E2CA2"/>
     <w:multiLevelType w:val="multilevel"/>
     <w:tmpl w:val="15C43DD6"/>
@@ -10677,7 +10808,7 @@
       </w:pPr>
     </w:lvl>
   </w:abstractNum>
-  <w:abstractNum w:abstractNumId="19" w15:restartNumberingAfterBreak="0">
+  <w:abstractNum w:abstractNumId="20" w15:restartNumberingAfterBreak="0">
     <w:nsid w:val="47832970"/>
     <w:multiLevelType w:val="multilevel"/>
     <w:tmpl w:val="DA42C224"/>
@@ -10790,7 +10921,7 @@
       </w:pPr>
     </w:lvl>
   </w:abstractNum>
-  <w:abstractNum w:abstractNumId="20" w15:restartNumberingAfterBreak="0">
+  <w:abstractNum w:abstractNumId="21" w15:restartNumberingAfterBreak="0">
     <w:nsid w:val="485110B4"/>
     <w:multiLevelType w:val="hybridMultilevel"/>
     <w:tmpl w:val="6338D7B0"/>
@@ -10879,7 +11010,7 @@
       </w:pPr>
     </w:lvl>
   </w:abstractNum>
-  <w:abstractNum w:abstractNumId="21" w15:restartNumberingAfterBreak="0">
+  <w:abstractNum w:abstractNumId="22" w15:restartNumberingAfterBreak="0">
     <w:nsid w:val="48B179A3"/>
     <w:multiLevelType w:val="hybridMultilevel"/>
     <w:tmpl w:val="A120B340"/>
@@ -10968,7 +11099,7 @@
       </w:pPr>
     </w:lvl>
   </w:abstractNum>
-  <w:abstractNum w:abstractNumId="22" w15:restartNumberingAfterBreak="0">
+  <w:abstractNum w:abstractNumId="23" w15:restartNumberingAfterBreak="0">
     <w:nsid w:val="4D4A61D0"/>
     <w:multiLevelType w:val="hybridMultilevel"/>
     <w:tmpl w:val="5D8AD1F8"/>
@@ -11057,7 +11188,7 @@
       </w:pPr>
     </w:lvl>
   </w:abstractNum>
-  <w:abstractNum w:abstractNumId="23" w15:restartNumberingAfterBreak="0">
+  <w:abstractNum w:abstractNumId="24" w15:restartNumberingAfterBreak="0">
     <w:nsid w:val="4DEC2D73"/>
     <w:multiLevelType w:val="hybridMultilevel"/>
     <w:tmpl w:val="C7AEEE82"/>
@@ -11146,7 +11277,7 @@
       </w:pPr>
     </w:lvl>
   </w:abstractNum>
-  <w:abstractNum w:abstractNumId="24" w15:restartNumberingAfterBreak="0">
+  <w:abstractNum w:abstractNumId="25" w15:restartNumberingAfterBreak="0">
     <w:nsid w:val="4E623DFA"/>
     <w:multiLevelType w:val="hybridMultilevel"/>
     <w:tmpl w:val="021AF668"/>
@@ -11235,7 +11366,7 @@
       </w:pPr>
     </w:lvl>
   </w:abstractNum>
-  <w:abstractNum w:abstractNumId="25" w15:restartNumberingAfterBreak="0">
+  <w:abstractNum w:abstractNumId="26" w15:restartNumberingAfterBreak="0">
     <w:nsid w:val="54127FD6"/>
     <w:multiLevelType w:val="hybridMultilevel"/>
     <w:tmpl w:val="36FCCE30"/>
@@ -11324,7 +11455,7 @@
       </w:pPr>
     </w:lvl>
   </w:abstractNum>
-  <w:abstractNum w:abstractNumId="26" w15:restartNumberingAfterBreak="0">
+  <w:abstractNum w:abstractNumId="27" w15:restartNumberingAfterBreak="0">
     <w:nsid w:val="594E4C74"/>
     <w:multiLevelType w:val="multilevel"/>
     <w:tmpl w:val="8E90BD50"/>
@@ -11437,7 +11568,7 @@
       </w:pPr>
     </w:lvl>
   </w:abstractNum>
-  <w:abstractNum w:abstractNumId="27" w15:restartNumberingAfterBreak="0">
+  <w:abstractNum w:abstractNumId="28" w15:restartNumberingAfterBreak="0">
     <w:nsid w:val="606D0710"/>
     <w:multiLevelType w:val="hybridMultilevel"/>
     <w:tmpl w:val="EDF20E34"/>
@@ -11526,7 +11657,7 @@
       </w:pPr>
     </w:lvl>
   </w:abstractNum>
-  <w:abstractNum w:abstractNumId="28" w15:restartNumberingAfterBreak="0">
+  <w:abstractNum w:abstractNumId="29" w15:restartNumberingAfterBreak="0">
     <w:nsid w:val="69967D90"/>
     <w:multiLevelType w:val="hybridMultilevel"/>
     <w:tmpl w:val="1F2AE446"/>
@@ -11615,7 +11746,7 @@
       </w:pPr>
     </w:lvl>
   </w:abstractNum>
-  <w:abstractNum w:abstractNumId="29" w15:restartNumberingAfterBreak="0">
+  <w:abstractNum w:abstractNumId="30" w15:restartNumberingAfterBreak="0">
     <w:nsid w:val="6A39648A"/>
     <w:multiLevelType w:val="hybridMultilevel"/>
     <w:tmpl w:val="E7B24DF4"/>
@@ -11704,7 +11835,7 @@
       </w:pPr>
     </w:lvl>
   </w:abstractNum>
-  <w:abstractNum w:abstractNumId="30" w15:restartNumberingAfterBreak="0">
+  <w:abstractNum w:abstractNumId="31" w15:restartNumberingAfterBreak="0">
     <w:nsid w:val="6E4C1B67"/>
     <w:multiLevelType w:val="hybridMultilevel"/>
     <w:tmpl w:val="CAD033F6"/>
@@ -11793,7 +11924,7 @@
       </w:pPr>
     </w:lvl>
   </w:abstractNum>
-  <w:abstractNum w:abstractNumId="31" w15:restartNumberingAfterBreak="0">
+  <w:abstractNum w:abstractNumId="32" w15:restartNumberingAfterBreak="0">
     <w:nsid w:val="78D66A19"/>
     <w:multiLevelType w:val="hybridMultilevel"/>
     <w:tmpl w:val="4862567A"/>
@@ -11883,100 +12014,103 @@
     </w:lvl>
   </w:abstractNum>
   <w:num w:numId="1">
+    <w:abstractNumId w:val="15"/>
+  </w:num>
+  <w:num w:numId="2">
+    <w:abstractNumId w:val="9"/>
+  </w:num>
+  <w:num w:numId="3">
+    <w:abstractNumId w:val="25"/>
+  </w:num>
+  <w:num w:numId="4">
+    <w:abstractNumId w:val="5"/>
+  </w:num>
+  <w:num w:numId="5">
+    <w:abstractNumId w:val="12"/>
+  </w:num>
+  <w:num w:numId="6">
+    <w:abstractNumId w:val="16"/>
+  </w:num>
+  <w:num w:numId="7">
+    <w:abstractNumId w:val="8"/>
+  </w:num>
+  <w:num w:numId="8">
+    <w:abstractNumId w:val="6"/>
+  </w:num>
+  <w:num w:numId="9">
     <w:abstractNumId w:val="14"/>
   </w:num>
-  <w:num w:numId="2">
-    <w:abstractNumId w:val="8"/>
+  <w:num w:numId="10">
+    <w:abstractNumId w:val="22"/>
   </w:num>
-  <w:num w:numId="3">
-    <w:abstractNumId w:val="24"/>
+  <w:num w:numId="11">
+    <w:abstractNumId w:val="13"/>
   </w:num>
-  <w:num w:numId="4">
+  <w:num w:numId="12">
+    <w:abstractNumId w:val="20"/>
+  </w:num>
+  <w:num w:numId="13">
+    <w:abstractNumId w:val="19"/>
+  </w:num>
+  <w:num w:numId="14">
+    <w:abstractNumId w:val="27"/>
+  </w:num>
+  <w:num w:numId="15">
+    <w:abstractNumId w:val="21"/>
+  </w:num>
+  <w:num w:numId="16">
+    <w:abstractNumId w:val="28"/>
+  </w:num>
+  <w:num w:numId="17">
     <w:abstractNumId w:val="4"/>
   </w:num>
-  <w:num w:numId="5">
-    <w:abstractNumId w:val="11"/>
-  </w:num>
-  <w:num w:numId="6">
-    <w:abstractNumId w:val="15"/>
-  </w:num>
-  <w:num w:numId="7">
+  <w:num w:numId="18">
     <w:abstractNumId w:val="7"/>
   </w:num>
-  <w:num w:numId="8">
-    <w:abstractNumId w:val="5"/>
-  </w:num>
-  <w:num w:numId="9">
-    <w:abstractNumId w:val="13"/>
-  </w:num>
-  <w:num w:numId="10">
-    <w:abstractNumId w:val="21"/>
-  </w:num>
-  <w:num w:numId="11">
-    <w:abstractNumId w:val="12"/>
-  </w:num>
-  <w:num w:numId="12">
-    <w:abstractNumId w:val="19"/>
-  </w:num>
-  <w:num w:numId="13">
-    <w:abstractNumId w:val="18"/>
-  </w:num>
-  <w:num w:numId="14">
+  <w:num w:numId="19">
     <w:abstractNumId w:val="26"/>
-  </w:num>
-  <w:num w:numId="15">
-    <w:abstractNumId w:val="20"/>
-  </w:num>
-  <w:num w:numId="16">
-    <w:abstractNumId w:val="27"/>
-  </w:num>
-  <w:num w:numId="17">
-    <w:abstractNumId w:val="3"/>
-  </w:num>
-  <w:num w:numId="18">
-    <w:abstractNumId w:val="6"/>
-  </w:num>
-  <w:num w:numId="19">
-    <w:abstractNumId w:val="25"/>
   </w:num>
   <w:num w:numId="20">
     <w:abstractNumId w:val="0"/>
   </w:num>
   <w:num w:numId="21">
+    <w:abstractNumId w:val="31"/>
+  </w:num>
+  <w:num w:numId="22">
+    <w:abstractNumId w:val="3"/>
+  </w:num>
+  <w:num w:numId="23">
+    <w:abstractNumId w:val="24"/>
+  </w:num>
+  <w:num w:numId="24">
+    <w:abstractNumId w:val="32"/>
+  </w:num>
+  <w:num w:numId="25">
+    <w:abstractNumId w:val="29"/>
+  </w:num>
+  <w:num w:numId="26">
+    <w:abstractNumId w:val="23"/>
+  </w:num>
+  <w:num w:numId="27">
+    <w:abstractNumId w:val="11"/>
+  </w:num>
+  <w:num w:numId="28">
+    <w:abstractNumId w:val="10"/>
+  </w:num>
+  <w:num w:numId="29">
+    <w:abstractNumId w:val="2"/>
+  </w:num>
+  <w:num w:numId="30">
     <w:abstractNumId w:val="30"/>
   </w:num>
-  <w:num w:numId="22">
-    <w:abstractNumId w:val="2"/>
+  <w:num w:numId="31">
+    <w:abstractNumId w:val="18"/>
   </w:num>
-  <w:num w:numId="23">
-    <w:abstractNumId w:val="23"/>
-  </w:num>
-  <w:num w:numId="24">
-    <w:abstractNumId w:val="31"/>
-  </w:num>
-  <w:num w:numId="25">
-    <w:abstractNumId w:val="28"/>
-  </w:num>
-  <w:num w:numId="26">
-    <w:abstractNumId w:val="22"/>
-  </w:num>
-  <w:num w:numId="27">
-    <w:abstractNumId w:val="10"/>
-  </w:num>
-  <w:num w:numId="28">
-    <w:abstractNumId w:val="9"/>
-  </w:num>
-  <w:num w:numId="29">
-    <w:abstractNumId w:val="1"/>
-  </w:num>
-  <w:num w:numId="30">
-    <w:abstractNumId w:val="29"/>
-  </w:num>
-  <w:num w:numId="31">
+  <w:num w:numId="32">
     <w:abstractNumId w:val="17"/>
   </w:num>
-  <w:num w:numId="32">
-    <w:abstractNumId w:val="16"/>
+  <w:num w:numId="33">
+    <w:abstractNumId w:val="1"/>
   </w:num>
 </w:numbering>
 </file>
